--- a/cv-downloads/aom-cv.docx
+++ b/cv-downloads/aom-cv.docx
@@ -2,23 +2,25 @@
 <file path=word/document.xml><?xml version="1.0" encoding="utf-8"?>
 <w:document xmlns:w="http://schemas.openxmlformats.org/wordprocessingml/2006/main" xmlns:m="http://schemas.openxmlformats.org/officeDocument/2006/math" xmlns:r="http://schemas.openxmlformats.org/officeDocument/2006/relationships" xmlns:o="urn:schemas-microsoft-com:office:office" xmlns:v="urn:schemas-microsoft-com:vml" xmlns:w10="urn:schemas-microsoft-com:office:word" xmlns:a="http://schemas.openxmlformats.org/drawingml/2006/main" xmlns:pic="http://schemas.openxmlformats.org/drawingml/2006/picture" xmlns:wp="http://schemas.openxmlformats.org/drawingml/2006/wordprocessingDrawing">
   <w:body>
-    <w:bookmarkStart w:id="71" w:name="anthony-onde-morada-md"/>
     <w:p>
       <w:pPr>
         <w:pStyle w:val="Heading1"/>
       </w:pPr>
+      <w:bookmarkStart w:id="20" w:name="anthony-onde-morada-md"/>
       <w:r>
         <w:t xml:space="preserve">Anthony Onde Morada, MD</w:t>
       </w:r>
-    </w:p>
-    <w:bookmarkStart w:id="14" w:name="contact-information"/>
+      <w:bookmarkEnd w:id="20"/>
+    </w:p>
     <w:p>
       <w:pPr>
         <w:pStyle w:val="Heading2"/>
       </w:pPr>
+      <w:bookmarkStart w:id="21" w:name="contact-information"/>
       <w:r>
         <w:t xml:space="preserve">Contact Information</w:t>
       </w:r>
+      <w:bookmarkEnd w:id="21"/>
     </w:p>
     <w:p>
       <w:pPr>
@@ -27,7 +29,6 @@
       <w:r>
         <w:rPr>
           <w:b/>
-          <w:bCs/>
         </w:rPr>
         <w:t xml:space="preserve">Phone:</w:t>
       </w:r>
@@ -45,14 +46,13 @@
       <w:r>
         <w:rPr>
           <w:b/>
-          <w:bCs/>
         </w:rPr>
         <w:t xml:space="preserve">Email:</w:t>
       </w:r>
       <w:r>
         <w:t xml:space="preserve"> </w:t>
       </w:r>
-      <w:hyperlink r:id="rId9">
+      <w:hyperlink r:id="rId22">
         <w:r>
           <w:rPr>
             <w:rStyle w:val="Hyperlink"/>
@@ -69,7 +69,7 @@
       <w:r>
         <w:t xml:space="preserve"> </w:t>
       </w:r>
-      <w:hyperlink r:id="rId10">
+      <w:hyperlink r:id="rId23">
         <w:r>
           <w:rPr>
             <w:rStyle w:val="Hyperlink"/>
@@ -85,7 +85,6 @@
       <w:r>
         <w:rPr>
           <w:b/>
-          <w:bCs/>
         </w:rPr>
         <w:t xml:space="preserve">Address:</w:t>
       </w:r>
@@ -103,14 +102,13 @@
       <w:r>
         <w:rPr>
           <w:b/>
-          <w:bCs/>
         </w:rPr>
         <w:t xml:space="preserve">ORCID:</w:t>
       </w:r>
       <w:r>
         <w:t xml:space="preserve"> </w:t>
       </w:r>
-      <w:hyperlink r:id="rId11">
+      <w:hyperlink r:id="rId24">
         <w:r>
           <w:rPr>
             <w:rStyle w:val="Hyperlink"/>
@@ -126,14 +124,13 @@
       <w:r>
         <w:rPr>
           <w:b/>
-          <w:bCs/>
         </w:rPr>
         <w:t xml:space="preserve">LinkedIn:</w:t>
       </w:r>
       <w:r>
         <w:t xml:space="preserve"> </w:t>
       </w:r>
-      <w:hyperlink r:id="rId12">
+      <w:hyperlink r:id="rId25">
         <w:r>
           <w:rPr>
             <w:rStyle w:val="Hyperlink"/>
@@ -149,14 +146,13 @@
       <w:r>
         <w:rPr>
           <w:b/>
-          <w:bCs/>
         </w:rPr>
         <w:t xml:space="preserve">GitHub:</w:t>
       </w:r>
       <w:r>
         <w:t xml:space="preserve"> </w:t>
       </w:r>
-      <w:hyperlink r:id="rId13">
+      <w:hyperlink r:id="rId26">
         <w:r>
           <w:rPr>
             <w:rStyle w:val="Hyperlink"/>
@@ -165,15 +161,15 @@
         </w:r>
       </w:hyperlink>
     </w:p>
-    <w:bookmarkEnd w:id="14"/>
-    <w:bookmarkStart w:id="15" w:name="professional-summary"/>
     <w:p>
       <w:pPr>
         <w:pStyle w:val="Heading2"/>
       </w:pPr>
+      <w:bookmarkStart w:id="27" w:name="professional-summary"/>
       <w:r>
         <w:t xml:space="preserve">Professional Summary</w:t>
       </w:r>
+      <w:bookmarkEnd w:id="27"/>
     </w:p>
     <w:p>
       <w:pPr>
@@ -183,28 +179,27 @@
         <w:t xml:space="preserve">General Surgery Resident (PGY-4) at Geisinger Northeast with research experience in transplant surgery at Cedars-Sinai Medical Center. UCSB alumnus from Los Angeles with background in clinical outcomes research, systematic reviews, and genomic medicine. Filipino-American physician interested in advancing surgical care through research and evidence-based practice.</w:t>
       </w:r>
     </w:p>
-    <w:bookmarkEnd w:id="15"/>
-    <w:bookmarkStart w:id="16" w:name="research-highlights"/>
     <w:p>
       <w:pPr>
         <w:pStyle w:val="Heading2"/>
       </w:pPr>
+      <w:bookmarkStart w:id="28" w:name="research-highlights"/>
       <w:r>
         <w:t xml:space="preserve">Research Highlights</w:t>
       </w:r>
-    </w:p>
-    <w:p>
-      <w:pPr>
-        <w:pStyle w:val="Compact"/>
+      <w:bookmarkEnd w:id="28"/>
+    </w:p>
+    <w:p>
+      <w:pPr>
         <w:numPr>
           <w:ilvl w:val="0"/>
           <w:numId w:val="1001"/>
         </w:numPr>
-      </w:pPr>
-      <w:r>
-        <w:rPr>
-          <w:b/>
-          <w:bCs/>
+        <w:pStyle w:val="Compact"/>
+      </w:pPr>
+      <w:r>
+        <w:rPr>
+          <w:b/>
         </w:rPr>
         <w:t xml:space="preserve">Systematic Review Expertise:</w:t>
       </w:r>
@@ -217,16 +212,15 @@
     </w:p>
     <w:p>
       <w:pPr>
-        <w:pStyle w:val="Compact"/>
         <w:numPr>
           <w:ilvl w:val="0"/>
           <w:numId w:val="1001"/>
         </w:numPr>
-      </w:pPr>
-      <w:r>
-        <w:rPr>
-          <w:b/>
-          <w:bCs/>
+        <w:pStyle w:val="Compact"/>
+      </w:pPr>
+      <w:r>
+        <w:rPr>
+          <w:b/>
         </w:rPr>
         <w:t xml:space="preserve">Clinical Outcomes Research:</w:t>
       </w:r>
@@ -239,16 +233,15 @@
     </w:p>
     <w:p>
       <w:pPr>
-        <w:pStyle w:val="Compact"/>
         <w:numPr>
           <w:ilvl w:val="0"/>
           <w:numId w:val="1001"/>
         </w:numPr>
-      </w:pPr>
-      <w:r>
-        <w:rPr>
-          <w:b/>
-          <w:bCs/>
+        <w:pStyle w:val="Compact"/>
+      </w:pPr>
+      <w:r>
+        <w:rPr>
+          <w:b/>
         </w:rPr>
         <w:t xml:space="preserve">Genomic Medicine:</w:t>
       </w:r>
@@ -261,16 +254,15 @@
     </w:p>
     <w:p>
       <w:pPr>
-        <w:pStyle w:val="Compact"/>
         <w:numPr>
           <w:ilvl w:val="0"/>
           <w:numId w:val="1001"/>
         </w:numPr>
-      </w:pPr>
-      <w:r>
-        <w:rPr>
-          <w:b/>
-          <w:bCs/>
+        <w:pStyle w:val="Compact"/>
+      </w:pPr>
+      <w:r>
+        <w:rPr>
+          <w:b/>
         </w:rPr>
         <w:t xml:space="preserve">Quality Improvement:</w:t>
       </w:r>
@@ -283,16 +275,15 @@
     </w:p>
     <w:p>
       <w:pPr>
-        <w:pStyle w:val="Compact"/>
         <w:numPr>
           <w:ilvl w:val="0"/>
           <w:numId w:val="1001"/>
         </w:numPr>
-      </w:pPr>
-      <w:r>
-        <w:rPr>
-          <w:b/>
-          <w:bCs/>
+        <w:pStyle w:val="Compact"/>
+      </w:pPr>
+      <w:r>
+        <w:rPr>
+          <w:b/>
         </w:rPr>
         <w:t xml:space="preserve">Transplant Surgery Background:</w:t>
       </w:r>
@@ -303,15 +294,15 @@
         <w:t xml:space="preserve">Research experience at Cedars-Sinai Liver Transplant program</w:t>
       </w:r>
     </w:p>
-    <w:bookmarkEnd w:id="16"/>
-    <w:bookmarkStart w:id="17" w:name="current-position"/>
     <w:p>
       <w:pPr>
         <w:pStyle w:val="Heading2"/>
       </w:pPr>
+      <w:bookmarkStart w:id="29" w:name="current-position"/>
       <w:r>
         <w:t xml:space="preserve">Current Position</w:t>
       </w:r>
+      <w:bookmarkEnd w:id="29"/>
     </w:p>
     <w:p>
       <w:pPr>
@@ -320,7 +311,6 @@
       <w:r>
         <w:rPr>
           <w:b/>
-          <w:bCs/>
         </w:rPr>
         <w:t xml:space="preserve">General Surgery Resident (PGY-4)</w:t>
       </w:r>
@@ -331,15 +321,15 @@
         <w:t xml:space="preserve">| 2022 – Present Geisinger Northeast General Surgery Program, Scranton, PA</w:t>
       </w:r>
     </w:p>
-    <w:bookmarkEnd w:id="17"/>
-    <w:bookmarkStart w:id="18" w:name="education"/>
     <w:p>
       <w:pPr>
         <w:pStyle w:val="Heading2"/>
       </w:pPr>
+      <w:bookmarkStart w:id="30" w:name="education"/>
       <w:r>
         <w:t xml:space="preserve">Education</w:t>
       </w:r>
+      <w:bookmarkEnd w:id="30"/>
     </w:p>
     <w:p>
       <w:pPr>
@@ -348,7 +338,6 @@
       <w:r>
         <w:rPr>
           <w:b/>
-          <w:bCs/>
         </w:rPr>
         <w:t xml:space="preserve">Doctor of Medicine</w:t>
       </w:r>
@@ -366,7 +355,6 @@
       <w:r>
         <w:rPr>
           <w:b/>
-          <w:bCs/>
         </w:rPr>
         <w:t xml:space="preserve">Bachelor of Science in Cell and Developmental Biology</w:t>
       </w:r>
@@ -382,7 +370,6 @@
       <w:r>
         <w:rPr>
           <w:i/>
-          <w:iCs/>
         </w:rPr>
         <w:t xml:space="preserve">Graduated with Distinction in the Department of Molecular, Cellular, and Developmental Biology</w:t>
       </w:r>
@@ -392,7 +379,6 @@
       <w:r>
         <w:rPr>
           <w:i/>
-          <w:iCs/>
         </w:rPr>
         <w:t xml:space="preserve">Minor in English</w:t>
       </w:r>
@@ -404,7 +390,6 @@
       <w:r>
         <w:rPr>
           <w:b/>
-          <w:bCs/>
         </w:rPr>
         <w:t xml:space="preserve">Emergency Medical Technician Certification</w:t>
       </w:r>
@@ -420,33 +405,31 @@
       <w:r>
         <w:rPr>
           <w:i/>
-          <w:iCs/>
         </w:rPr>
         <w:t xml:space="preserve">Accredited by West Los Angeles College</w:t>
       </w:r>
     </w:p>
-    <w:bookmarkEnd w:id="18"/>
-    <w:bookmarkStart w:id="20" w:name="research-experience"/>
     <w:p>
       <w:pPr>
         <w:pStyle w:val="Heading2"/>
       </w:pPr>
+      <w:bookmarkStart w:id="31" w:name="research-experience"/>
       <w:r>
         <w:t xml:space="preserve">Research Experience</w:t>
       </w:r>
-    </w:p>
-    <w:p>
-      <w:pPr>
-        <w:pStyle w:val="Compact"/>
+      <w:bookmarkEnd w:id="31"/>
+    </w:p>
+    <w:p>
+      <w:pPr>
         <w:numPr>
           <w:ilvl w:val="0"/>
           <w:numId w:val="1002"/>
         </w:numPr>
-      </w:pPr>
-      <w:r>
-        <w:rPr>
-          <w:b/>
-          <w:bCs/>
+        <w:pStyle w:val="Compact"/>
+      </w:pPr>
+      <w:r>
+        <w:rPr>
+          <w:b/>
         </w:rPr>
         <w:t xml:space="preserve">Clinical Investigator and Analyst</w:t>
       </w:r>
@@ -459,16 +442,15 @@
     </w:p>
     <w:p>
       <w:pPr>
-        <w:pStyle w:val="Compact"/>
         <w:numPr>
           <w:ilvl w:val="1"/>
           <w:numId w:val="1003"/>
         </w:numPr>
-      </w:pPr>
-      <w:r>
-        <w:rPr>
-          <w:b/>
-          <w:bCs/>
+        <w:pStyle w:val="Compact"/>
+      </w:pPr>
+      <w:r>
+        <w:rPr>
+          <w:b/>
         </w:rPr>
         <w:t xml:space="preserve">Principal investigator</w:t>
       </w:r>
@@ -478,7 +460,7 @@
       <w:r>
         <w:t xml:space="preserve">for prospective observational study improving readmission rates in high-output ileostomy patients (</w:t>
       </w:r>
-      <w:hyperlink r:id="rId19">
+      <w:hyperlink r:id="rId32">
         <w:r>
           <w:rPr>
             <w:rStyle w:val="Hyperlink"/>
@@ -492,11 +474,11 @@
     </w:p>
     <w:p>
       <w:pPr>
-        <w:pStyle w:val="Compact"/>
         <w:numPr>
           <w:ilvl w:val="1"/>
           <w:numId w:val="1003"/>
         </w:numPr>
+        <w:pStyle w:val="Compact"/>
       </w:pPr>
       <w:r>
         <w:t xml:space="preserve">Led protocol development and IRB approval process for registered clinical trial</w:t>
@@ -504,11 +486,11 @@
     </w:p>
     <w:p>
       <w:pPr>
-        <w:pStyle w:val="Compact"/>
         <w:numPr>
           <w:ilvl w:val="1"/>
           <w:numId w:val="1003"/>
         </w:numPr>
+        <w:pStyle w:val="Compact"/>
       </w:pPr>
       <w:r>
         <w:t xml:space="preserve">Developed evidence-based protocol improving surgical resident autonomy through structured laparoscopic training</w:t>
@@ -516,11 +498,11 @@
     </w:p>
     <w:p>
       <w:pPr>
-        <w:pStyle w:val="Compact"/>
         <w:numPr>
           <w:ilvl w:val="1"/>
           <w:numId w:val="1003"/>
         </w:numPr>
+        <w:pStyle w:val="Compact"/>
       </w:pPr>
       <w:r>
         <w:t xml:space="preserve">Published results contributing to surgical education and patient outcomes literature</w:t>
@@ -528,16 +510,15 @@
     </w:p>
     <w:p>
       <w:pPr>
-        <w:pStyle w:val="Compact"/>
         <w:numPr>
           <w:ilvl w:val="0"/>
           <w:numId w:val="1002"/>
         </w:numPr>
-      </w:pPr>
-      <w:r>
-        <w:rPr>
-          <w:b/>
-          <w:bCs/>
+        <w:pStyle w:val="Compact"/>
+      </w:pPr>
+      <w:r>
+        <w:rPr>
+          <w:b/>
         </w:rPr>
         <w:t xml:space="preserve">Student Investigator</w:t>
       </w:r>
@@ -550,11 +531,11 @@
     </w:p>
     <w:p>
       <w:pPr>
-        <w:pStyle w:val="Compact"/>
         <w:numPr>
           <w:ilvl w:val="1"/>
           <w:numId w:val="1004"/>
         </w:numPr>
+        <w:pStyle w:val="Compact"/>
       </w:pPr>
       <w:r>
         <w:t xml:space="preserve">Developed prospective quality improvement project to increase transition care management compliance</w:t>
@@ -562,11 +543,11 @@
     </w:p>
     <w:p>
       <w:pPr>
-        <w:pStyle w:val="Compact"/>
         <w:numPr>
           <w:ilvl w:val="1"/>
           <w:numId w:val="1004"/>
         </w:numPr>
+        <w:pStyle w:val="Compact"/>
       </w:pPr>
       <w:r>
         <w:t xml:space="preserve">Created EPIC tool and staff education protocol; presented at Stanley Conklin Research Day</w:t>
@@ -574,16 +555,15 @@
     </w:p>
     <w:p>
       <w:pPr>
-        <w:pStyle w:val="Compact"/>
         <w:numPr>
           <w:ilvl w:val="0"/>
           <w:numId w:val="1002"/>
         </w:numPr>
-      </w:pPr>
-      <w:r>
-        <w:rPr>
-          <w:b/>
-          <w:bCs/>
+        <w:pStyle w:val="Compact"/>
+      </w:pPr>
+      <w:r>
+        <w:rPr>
+          <w:b/>
         </w:rPr>
         <w:t xml:space="preserve">Student Investigator</w:t>
       </w:r>
@@ -596,11 +576,11 @@
     </w:p>
     <w:p>
       <w:pPr>
-        <w:pStyle w:val="Compact"/>
         <w:numPr>
           <w:ilvl w:val="1"/>
           <w:numId w:val="1005"/>
         </w:numPr>
+        <w:pStyle w:val="Compact"/>
       </w:pPr>
       <w:r>
         <w:t xml:space="preserve">Quality improvement project for colorectal screening compliance at community clinic</w:t>
@@ -608,16 +588,15 @@
     </w:p>
     <w:p>
       <w:pPr>
-        <w:pStyle w:val="Compact"/>
         <w:numPr>
           <w:ilvl w:val="0"/>
           <w:numId w:val="1002"/>
         </w:numPr>
-      </w:pPr>
-      <w:r>
-        <w:rPr>
-          <w:b/>
-          <w:bCs/>
+        <w:pStyle w:val="Compact"/>
+      </w:pPr>
+      <w:r>
+        <w:rPr>
+          <w:b/>
         </w:rPr>
         <w:t xml:space="preserve">Research Chair</w:t>
       </w:r>
@@ -630,11 +609,11 @@
     </w:p>
     <w:p>
       <w:pPr>
-        <w:pStyle w:val="Compact"/>
         <w:numPr>
           <w:ilvl w:val="1"/>
           <w:numId w:val="1006"/>
         </w:numPr>
+        <w:pStyle w:val="Compact"/>
       </w:pPr>
       <w:r>
         <w:t xml:space="preserve">Organized research opportunities and presented four collaborative projects at conferences</w:t>
@@ -642,16 +621,15 @@
     </w:p>
     <w:p>
       <w:pPr>
-        <w:pStyle w:val="Compact"/>
         <w:numPr>
           <w:ilvl w:val="0"/>
           <w:numId w:val="1002"/>
         </w:numPr>
-      </w:pPr>
-      <w:r>
-        <w:rPr>
-          <w:b/>
-          <w:bCs/>
+        <w:pStyle w:val="Compact"/>
+      </w:pPr>
+      <w:r>
+        <w:rPr>
+          <w:b/>
         </w:rPr>
         <w:t xml:space="preserve">Student Investigator</w:t>
       </w:r>
@@ -664,11 +642,11 @@
     </w:p>
     <w:p>
       <w:pPr>
-        <w:pStyle w:val="Compact"/>
         <w:numPr>
           <w:ilvl w:val="1"/>
           <w:numId w:val="1007"/>
         </w:numPr>
+        <w:pStyle w:val="Compact"/>
       </w:pPr>
       <w:r>
         <w:t xml:space="preserve">Analyzed genomic data from</w:t>
@@ -679,7 +657,6 @@
       <w:r>
         <w:rPr>
           <w:b/>
-          <w:bCs/>
         </w:rPr>
         <w:t xml:space="preserve">92,297 patients</w:t>
       </w:r>
@@ -692,11 +669,11 @@
     </w:p>
     <w:p>
       <w:pPr>
-        <w:pStyle w:val="Compact"/>
         <w:numPr>
           <w:ilvl w:val="1"/>
           <w:numId w:val="1007"/>
         </w:numPr>
+        <w:pStyle w:val="Compact"/>
       </w:pPr>
       <w:r>
         <w:t xml:space="preserve">Performed high-volume statistical analyses using R programming on whole exome sequences to identify rare disease variants</w:t>
@@ -704,11 +681,11 @@
     </w:p>
     <w:p>
       <w:pPr>
-        <w:pStyle w:val="Compact"/>
         <w:numPr>
           <w:ilvl w:val="1"/>
           <w:numId w:val="1007"/>
         </w:numPr>
+        <w:pStyle w:val="Compact"/>
       </w:pPr>
       <w:r>
         <w:t xml:space="preserve">Focus on autosomal dominant diseases relevant to transplant genetics and familial conditions</w:t>
@@ -716,11 +693,11 @@
     </w:p>
     <w:p>
       <w:pPr>
-        <w:pStyle w:val="Compact"/>
         <w:numPr>
           <w:ilvl w:val="1"/>
           <w:numId w:val="1007"/>
         </w:numPr>
+        <w:pStyle w:val="Compact"/>
       </w:pPr>
       <w:r>
         <w:t xml:space="preserve">Awarded competitive grant funding from GCSOM’s Summer Research Immersion Program</w:t>
@@ -728,16 +705,15 @@
     </w:p>
     <w:p>
       <w:pPr>
-        <w:pStyle w:val="Compact"/>
         <w:numPr>
           <w:ilvl w:val="0"/>
           <w:numId w:val="1002"/>
         </w:numPr>
-      </w:pPr>
-      <w:r>
-        <w:rPr>
-          <w:b/>
-          <w:bCs/>
+        <w:pStyle w:val="Compact"/>
+      </w:pPr>
+      <w:r>
+        <w:rPr>
+          <w:b/>
         </w:rPr>
         <w:t xml:space="preserve">Clinical Research Data Specialist</w:t>
       </w:r>
@@ -750,11 +726,11 @@
     </w:p>
     <w:p>
       <w:pPr>
-        <w:pStyle w:val="Compact"/>
         <w:numPr>
           <w:ilvl w:val="1"/>
           <w:numId w:val="1008"/>
         </w:numPr>
+        <w:pStyle w:val="Compact"/>
       </w:pPr>
       <w:r>
         <w:t xml:space="preserve">Coordinated clinical research studies for liver transplant recipients and living donor candidates</w:t>
@@ -762,11 +738,11 @@
     </w:p>
     <w:p>
       <w:pPr>
-        <w:pStyle w:val="Compact"/>
         <w:numPr>
           <w:ilvl w:val="1"/>
           <w:numId w:val="1008"/>
         </w:numPr>
+        <w:pStyle w:val="Compact"/>
       </w:pPr>
       <w:r>
         <w:t xml:space="preserve">Managed transplant outcomes biorepository with specimens from</w:t>
@@ -777,7 +753,6 @@
       <w:r>
         <w:rPr>
           <w:b/>
-          <w:bCs/>
         </w:rPr>
         <w:t xml:space="preserve">500+ transplant patients</w:t>
       </w:r>
@@ -790,11 +765,11 @@
     </w:p>
     <w:p>
       <w:pPr>
-        <w:pStyle w:val="Compact"/>
         <w:numPr>
           <w:ilvl w:val="1"/>
           <w:numId w:val="1008"/>
         </w:numPr>
+        <w:pStyle w:val="Compact"/>
       </w:pPr>
       <w:r>
         <w:t xml:space="preserve">Served as IRB contact for liver transplant clinical trials including immunosuppression protocols and rejection studies</w:t>
@@ -802,11 +777,11 @@
     </w:p>
     <w:p>
       <w:pPr>
-        <w:pStyle w:val="Compact"/>
         <w:numPr>
           <w:ilvl w:val="1"/>
           <w:numId w:val="1008"/>
         </w:numPr>
+        <w:pStyle w:val="Compact"/>
       </w:pPr>
       <w:r>
         <w:t xml:space="preserve">Collaborated directly with transplant surgeons on publications analyzing post-transplant outcomes and surgical complications</w:t>
@@ -814,11 +789,11 @@
     </w:p>
     <w:p>
       <w:pPr>
-        <w:pStyle w:val="Compact"/>
         <w:numPr>
           <w:ilvl w:val="1"/>
           <w:numId w:val="1008"/>
         </w:numPr>
+        <w:pStyle w:val="Compact"/>
       </w:pPr>
       <w:r>
         <w:t xml:space="preserve">Performed statistical analyses using R programming for transplant surgery research published in peer-reviewed journals</w:t>
@@ -826,16 +801,15 @@
     </w:p>
     <w:p>
       <w:pPr>
-        <w:pStyle w:val="Compact"/>
         <w:numPr>
           <w:ilvl w:val="0"/>
           <w:numId w:val="1002"/>
         </w:numPr>
-      </w:pPr>
-      <w:r>
-        <w:rPr>
-          <w:b/>
-          <w:bCs/>
+        <w:pStyle w:val="Compact"/>
+      </w:pPr>
+      <w:r>
+        <w:rPr>
+          <w:b/>
         </w:rPr>
         <w:t xml:space="preserve">Clinical Research Volunteer</w:t>
       </w:r>
@@ -848,11 +822,11 @@
     </w:p>
     <w:p>
       <w:pPr>
-        <w:pStyle w:val="Compact"/>
         <w:numPr>
           <w:ilvl w:val="1"/>
           <w:numId w:val="1009"/>
         </w:numPr>
+        <w:pStyle w:val="Compact"/>
       </w:pPr>
       <w:r>
         <w:t xml:space="preserve">Analyzed blood culture contamination data using R programming</w:t>
@@ -860,16 +834,15 @@
     </w:p>
     <w:p>
       <w:pPr>
-        <w:pStyle w:val="Compact"/>
         <w:numPr>
           <w:ilvl w:val="0"/>
           <w:numId w:val="1002"/>
         </w:numPr>
-      </w:pPr>
-      <w:r>
-        <w:rPr>
-          <w:b/>
-          <w:bCs/>
+        <w:pStyle w:val="Compact"/>
+      </w:pPr>
+      <w:r>
+        <w:rPr>
+          <w:b/>
         </w:rPr>
         <w:t xml:space="preserve">Undergraduate Research Assistant</w:t>
       </w:r>
@@ -882,11 +855,11 @@
     </w:p>
     <w:p>
       <w:pPr>
-        <w:pStyle w:val="Compact"/>
         <w:numPr>
           <w:ilvl w:val="1"/>
           <w:numId w:val="1010"/>
         </w:numPr>
+        <w:pStyle w:val="Compact"/>
       </w:pPr>
       <w:r>
         <w:t xml:space="preserve">Investigated egg activation mechanisms; reviewed more than 8,000 unique phospho-sequences from a high throughput phosphoproteomic analysis of time course egg lysates of</w:t>
@@ -897,18 +870,17 @@
       <w:r>
         <w:rPr>
           <w:i/>
-          <w:iCs/>
         </w:rPr>
         <w:t xml:space="preserve">S. purpuratus</w:t>
       </w:r>
     </w:p>
     <w:p>
       <w:pPr>
-        <w:pStyle w:val="Compact"/>
         <w:numPr>
           <w:ilvl w:val="1"/>
           <w:numId w:val="1010"/>
         </w:numPr>
+        <w:pStyle w:val="Compact"/>
       </w:pPr>
       <w:r>
         <w:t xml:space="preserve">Awarded two Undergraduate Research and Creative Activities (URCA) Grants</w:t>
@@ -916,16 +888,15 @@
     </w:p>
     <w:p>
       <w:pPr>
-        <w:pStyle w:val="Compact"/>
         <w:numPr>
           <w:ilvl w:val="0"/>
           <w:numId w:val="1002"/>
         </w:numPr>
-      </w:pPr>
-      <w:r>
-        <w:rPr>
-          <w:b/>
-          <w:bCs/>
+        <w:pStyle w:val="Compact"/>
+      </w:pPr>
+      <w:r>
+        <w:rPr>
+          <w:b/>
         </w:rPr>
         <w:t xml:space="preserve">Laboratory Research Assistant</w:t>
       </w:r>
@@ -938,11 +909,11 @@
     </w:p>
     <w:p>
       <w:pPr>
-        <w:pStyle w:val="Compact"/>
         <w:numPr>
           <w:ilvl w:val="1"/>
           <w:numId w:val="1011"/>
         </w:numPr>
+        <w:pStyle w:val="Compact"/>
       </w:pPr>
       <w:r>
         <w:t xml:space="preserve">Summer research project synthesizing Alzheimer’s-associated tau protein and isoforms</w:t>
@@ -950,16 +921,15 @@
     </w:p>
     <w:p>
       <w:pPr>
-        <w:pStyle w:val="Compact"/>
         <w:numPr>
           <w:ilvl w:val="0"/>
           <w:numId w:val="1002"/>
         </w:numPr>
-      </w:pPr>
-      <w:r>
-        <w:rPr>
-          <w:b/>
-          <w:bCs/>
+        <w:pStyle w:val="Compact"/>
+      </w:pPr>
+      <w:r>
+        <w:rPr>
+          <w:b/>
         </w:rPr>
         <w:t xml:space="preserve">Undergraduate Research Assistant</w:t>
       </w:r>
@@ -972,38 +942,37 @@
     </w:p>
     <w:p>
       <w:pPr>
-        <w:pStyle w:val="Compact"/>
         <w:numPr>
           <w:ilvl w:val="1"/>
           <w:numId w:val="1012"/>
         </w:numPr>
+        <w:pStyle w:val="Compact"/>
       </w:pPr>
       <w:r>
         <w:t xml:space="preserve">Researched histone modifications during cytokinesis</w:t>
       </w:r>
     </w:p>
-    <w:bookmarkEnd w:id="20"/>
-    <w:bookmarkStart w:id="21" w:name="clinical-experience"/>
     <w:p>
       <w:pPr>
         <w:pStyle w:val="Heading2"/>
       </w:pPr>
+      <w:bookmarkStart w:id="33" w:name="clinical-experience"/>
       <w:r>
         <w:t xml:space="preserve">Clinical Experience</w:t>
       </w:r>
-    </w:p>
-    <w:p>
-      <w:pPr>
-        <w:pStyle w:val="Compact"/>
+      <w:bookmarkEnd w:id="33"/>
+    </w:p>
+    <w:p>
+      <w:pPr>
         <w:numPr>
           <w:ilvl w:val="0"/>
           <w:numId w:val="1013"/>
         </w:numPr>
-      </w:pPr>
-      <w:r>
-        <w:rPr>
-          <w:b/>
-          <w:bCs/>
+        <w:pStyle w:val="Compact"/>
+      </w:pPr>
+      <w:r>
+        <w:rPr>
+          <w:b/>
         </w:rPr>
         <w:t xml:space="preserve">Lead Emergency Medical Technician</w:t>
       </w:r>
@@ -1016,11 +985,11 @@
     </w:p>
     <w:p>
       <w:pPr>
-        <w:pStyle w:val="Compact"/>
         <w:numPr>
           <w:ilvl w:val="1"/>
           <w:numId w:val="1014"/>
         </w:numPr>
+        <w:pStyle w:val="Compact"/>
       </w:pPr>
       <w:r>
         <w:t xml:space="preserve">Provided Basic Life Support care to the community of the University of California – Santa Barbara and associated districts; responsible for more than 22,000 citizens</w:t>
@@ -1028,11 +997,11 @@
     </w:p>
     <w:p>
       <w:pPr>
-        <w:pStyle w:val="Compact"/>
         <w:numPr>
           <w:ilvl w:val="1"/>
           <w:numId w:val="1014"/>
         </w:numPr>
+        <w:pStyle w:val="Compact"/>
       </w:pPr>
       <w:r>
         <w:t xml:space="preserve">Acted as liaison between student EMTs and Santa Barbara County Fire Department</w:t>
@@ -1040,34 +1009,35 @@
     </w:p>
     <w:p>
       <w:pPr>
-        <w:pStyle w:val="Compact"/>
         <w:numPr>
           <w:ilvl w:val="1"/>
           <w:numId w:val="1014"/>
         </w:numPr>
+        <w:pStyle w:val="Compact"/>
       </w:pPr>
       <w:r>
         <w:t xml:space="preserve">Managed EMT staff logistics and organized training sessions for continuing education</w:t>
       </w:r>
     </w:p>
-    <w:bookmarkEnd w:id="21"/>
-    <w:bookmarkStart w:id="59" w:name="publications"/>
     <w:p>
       <w:pPr>
         <w:pStyle w:val="Heading2"/>
       </w:pPr>
+      <w:bookmarkStart w:id="34" w:name="publications"/>
       <w:r>
         <w:t xml:space="preserve">Publications</w:t>
       </w:r>
-    </w:p>
-    <w:bookmarkStart w:id="47" w:name="peer-reviewed-articles"/>
+      <w:bookmarkEnd w:id="34"/>
+    </w:p>
     <w:p>
       <w:pPr>
         <w:pStyle w:val="Heading3"/>
       </w:pPr>
+      <w:bookmarkStart w:id="35" w:name="peer-reviewed-articles"/>
       <w:r>
         <w:t xml:space="preserve">Peer-Reviewed Articles</w:t>
       </w:r>
+      <w:bookmarkEnd w:id="35"/>
     </w:p>
     <w:p>
       <w:pPr>
@@ -1079,7 +1049,6 @@
       <w:r>
         <w:rPr>
           <w:b/>
-          <w:bCs/>
         </w:rPr>
         <w:t xml:space="preserve">Morada AO</w:t>
       </w:r>
@@ -1092,370 +1061,11 @@
       <w:r>
         <w:rPr>
           <w:i/>
-          <w:iCs/>
         </w:rPr>
         <w:t xml:space="preserve">J Gastrointest Oncol</w:t>
       </w:r>
       <w:r>
         <w:t xml:space="preserve">. 2026;17(3):175. doi: 10.21037/jgo-2026-1-0015. [</w:t>
-      </w:r>
-      <w:hyperlink r:id="rId22">
-        <w:r>
-          <w:rPr>
-            <w:rStyle w:val="Hyperlink"/>
-          </w:rPr>
-          <w:t xml:space="preserve">Full Text</w:t>
-        </w:r>
-      </w:hyperlink>
-      <w:r>
-        <w:t xml:space="preserve">] [</w:t>
-      </w:r>
-      <w:hyperlink r:id="rId23">
-        <w:r>
-          <w:rPr>
-            <w:rStyle w:val="Hyperlink"/>
-          </w:rPr>
-          <w:t xml:space="preserve">DOI</w:t>
-        </w:r>
-      </w:hyperlink>
-      <w:r>
-        <w:t xml:space="preserve">] [</w:t>
-      </w:r>
-      <w:hyperlink r:id="rId24">
-        <w:r>
-          <w:rPr>
-            <w:rStyle w:val="Hyperlink"/>
-          </w:rPr>
-          <w:t xml:space="preserve">PDF</w:t>
-        </w:r>
-      </w:hyperlink>
-      <w:r>
-        <w:t xml:space="preserve">]</w:t>
-      </w:r>
-    </w:p>
-    <w:p>
-      <w:pPr>
-        <w:numPr>
-          <w:ilvl w:val="0"/>
-          <w:numId w:val="1015"/>
-        </w:numPr>
-      </w:pPr>
-      <w:r>
-        <w:rPr>
-          <w:b/>
-          <w:bCs/>
-        </w:rPr>
-        <w:t xml:space="preserve">Morada AO</w:t>
-      </w:r>
-      <w:r>
-        <w:t xml:space="preserve">, Kropp Lopez A, Droney A, Lopez R. Traumatic Page kidney: a systematic review and patient report of bilateral Gerota’s fascia release.</w:t>
-      </w:r>
-      <w:r>
-        <w:t xml:space="preserve"> </w:t>
-      </w:r>
-      <w:r>
-        <w:rPr>
-          <w:i/>
-          <w:iCs/>
-        </w:rPr>
-        <w:t xml:space="preserve">Trauma Surgery &amp; Acute Care Open</w:t>
-      </w:r>
-      <w:r>
-        <w:t xml:space="preserve">. 2026;11(2):e002041. PMID: 42205709. [</w:t>
-      </w:r>
-      <w:hyperlink r:id="rId25">
-        <w:r>
-          <w:rPr>
-            <w:rStyle w:val="Hyperlink"/>
-          </w:rPr>
-          <w:t xml:space="preserve">Full Text</w:t>
-        </w:r>
-      </w:hyperlink>
-      <w:r>
-        <w:t xml:space="preserve">] [</w:t>
-      </w:r>
-      <w:hyperlink r:id="rId26">
-        <w:r>
-          <w:rPr>
-            <w:rStyle w:val="Hyperlink"/>
-          </w:rPr>
-          <w:t xml:space="preserve">PubMed</w:t>
-        </w:r>
-      </w:hyperlink>
-      <w:r>
-        <w:t xml:space="preserve">] [</w:t>
-      </w:r>
-      <w:hyperlink r:id="rId27">
-        <w:r>
-          <w:rPr>
-            <w:rStyle w:val="Hyperlink"/>
-          </w:rPr>
-          <w:t xml:space="preserve">PDF</w:t>
-        </w:r>
-      </w:hyperlink>
-      <w:r>
-        <w:t xml:space="preserve">]</w:t>
-      </w:r>
-    </w:p>
-    <w:p>
-      <w:pPr>
-        <w:numPr>
-          <w:ilvl w:val="0"/>
-          <w:numId w:val="1015"/>
-        </w:numPr>
-      </w:pPr>
-      <w:r>
-        <w:rPr>
-          <w:b/>
-          <w:bCs/>
-        </w:rPr>
-        <w:t xml:space="preserve">Morada, AO</w:t>
-      </w:r>
-      <w:r>
-        <w:t xml:space="preserve">, Chen CK, Akateh C, Marvin MR, Kotru A. Late Parotid Recurrence of Hepatocellular Carcinoma Following Liver Transplantation: A Case Report,</w:t>
-      </w:r>
-      <w:r>
-        <w:t xml:space="preserve"> </w:t>
-      </w:r>
-      <w:r>
-        <w:rPr>
-          <w:i/>
-          <w:iCs/>
-        </w:rPr>
-        <w:t xml:space="preserve">Case Reports in Hepatology</w:t>
-      </w:r>
-      <w:r>
-        <w:t xml:space="preserve">, 2025, 2965476, 5 pages, 2025. [</w:t>
-      </w:r>
-      <w:hyperlink r:id="rId28">
-        <w:r>
-          <w:rPr>
-            <w:rStyle w:val="Hyperlink"/>
-          </w:rPr>
-          <w:t xml:space="preserve">Full Text</w:t>
-        </w:r>
-      </w:hyperlink>
-      <w:r>
-        <w:t xml:space="preserve">] [</w:t>
-      </w:r>
-      <w:hyperlink r:id="rId29">
-        <w:r>
-          <w:rPr>
-            <w:rStyle w:val="Hyperlink"/>
-          </w:rPr>
-          <w:t xml:space="preserve">PDF</w:t>
-        </w:r>
-      </w:hyperlink>
-      <w:r>
-        <w:t xml:space="preserve">]</w:t>
-      </w:r>
-    </w:p>
-    <w:p>
-      <w:pPr>
-        <w:numPr>
-          <w:ilvl w:val="0"/>
-          <w:numId w:val="1015"/>
-        </w:numPr>
-      </w:pPr>
-      <w:r>
-        <w:t xml:space="preserve">Bashiri A,</w:t>
-      </w:r>
-      <w:r>
-        <w:t xml:space="preserve"> </w:t>
-      </w:r>
-      <w:r>
-        <w:rPr>
-          <w:b/>
-          <w:bCs/>
-        </w:rPr>
-        <w:t xml:space="preserve">Morada AO</w:t>
-      </w:r>
-      <w:r>
-        <w:t xml:space="preserve">, Sultany M, Senapathi S, Silverman S, Casós S, Behm R. Trends of Trauma Admissions in a Rural Trauma Center During Coronavirus Disease 2019 Pandemic.</w:t>
-      </w:r>
-      <w:r>
-        <w:t xml:space="preserve"> </w:t>
-      </w:r>
-      <w:r>
-        <w:rPr>
-          <w:i/>
-          <w:iCs/>
-        </w:rPr>
-        <w:t xml:space="preserve">J Surg Res</w:t>
-      </w:r>
-      <w:r>
-        <w:t xml:space="preserve">. 2023;289:202-210. PMID: 37141703. [</w:t>
-      </w:r>
-      <w:hyperlink r:id="rId30">
-        <w:r>
-          <w:rPr>
-            <w:rStyle w:val="Hyperlink"/>
-          </w:rPr>
-          <w:t xml:space="preserve">Full Text</w:t>
-        </w:r>
-      </w:hyperlink>
-      <w:r>
-        <w:t xml:space="preserve">] [</w:t>
-      </w:r>
-      <w:hyperlink r:id="rId31">
-        <w:r>
-          <w:rPr>
-            <w:rStyle w:val="Hyperlink"/>
-          </w:rPr>
-          <w:t xml:space="preserve">PubMed</w:t>
-        </w:r>
-      </w:hyperlink>
-      <w:r>
-        <w:t xml:space="preserve">] [</w:t>
-      </w:r>
-      <w:hyperlink r:id="rId32">
-        <w:r>
-          <w:rPr>
-            <w:rStyle w:val="Hyperlink"/>
-          </w:rPr>
-          <w:t xml:space="preserve">PDF</w:t>
-        </w:r>
-      </w:hyperlink>
-      <w:r>
-        <w:t xml:space="preserve">]</w:t>
-      </w:r>
-    </w:p>
-    <w:p>
-      <w:pPr>
-        <w:numPr>
-          <w:ilvl w:val="0"/>
-          <w:numId w:val="1015"/>
-        </w:numPr>
-      </w:pPr>
-      <w:r>
-        <w:t xml:space="preserve">Keller HR, Senapathi SH,</w:t>
-      </w:r>
-      <w:r>
-        <w:t xml:space="preserve"> </w:t>
-      </w:r>
-      <w:r>
-        <w:rPr>
-          <w:b/>
-          <w:bCs/>
-        </w:rPr>
-        <w:t xml:space="preserve">Morada AO</w:t>
-      </w:r>
-      <w:r>
-        <w:t xml:space="preserve">, Bertsch D, Cagir B. Survival in patients with neuroendocrine tumors of the colon, rectum and small intestine.</w:t>
-      </w:r>
-      <w:r>
-        <w:t xml:space="preserve"> </w:t>
-      </w:r>
-      <w:r>
-        <w:rPr>
-          <w:i/>
-          <w:iCs/>
-        </w:rPr>
-        <w:t xml:space="preserve">Am J Surg</w:t>
-      </w:r>
-      <w:r>
-        <w:t xml:space="preserve">. 2023;225(1):58-65. PMID: 36216612. [</w:t>
-      </w:r>
-      <w:hyperlink r:id="rId33">
-        <w:r>
-          <w:rPr>
-            <w:rStyle w:val="Hyperlink"/>
-          </w:rPr>
-          <w:t xml:space="preserve">Full Text</w:t>
-        </w:r>
-      </w:hyperlink>
-      <w:r>
-        <w:t xml:space="preserve">] [</w:t>
-      </w:r>
-      <w:hyperlink r:id="rId34">
-        <w:r>
-          <w:rPr>
-            <w:rStyle w:val="Hyperlink"/>
-          </w:rPr>
-          <w:t xml:space="preserve">PubMed</w:t>
-        </w:r>
-      </w:hyperlink>
-      <w:r>
-        <w:t xml:space="preserve">] [</w:t>
-      </w:r>
-      <w:hyperlink r:id="rId35">
-        <w:r>
-          <w:rPr>
-            <w:rStyle w:val="Hyperlink"/>
-          </w:rPr>
-          <w:t xml:space="preserve">PDF</w:t>
-        </w:r>
-      </w:hyperlink>
-      <w:r>
-        <w:t xml:space="preserve">]</w:t>
-      </w:r>
-    </w:p>
-    <w:p>
-      <w:pPr>
-        <w:numPr>
-          <w:ilvl w:val="0"/>
-          <w:numId w:val="1015"/>
-        </w:numPr>
-      </w:pPr>
-      <w:r>
-        <w:t xml:space="preserve">Yeung E, Bertram C, Senapathi H, Perry M,</w:t>
-      </w:r>
-      <w:r>
-        <w:t xml:space="preserve"> </w:t>
-      </w:r>
-      <w:r>
-        <w:rPr>
-          <w:b/>
-          <w:bCs/>
-        </w:rPr>
-        <w:t xml:space="preserve">Morada AO</w:t>
-      </w:r>
-      <w:r>
-        <w:t xml:space="preserve">, Bertsch D, Cagir B. Evaluation of the survival outcomes of intestinal adenosquamous carcinomas using the SEER 18 registry: What do we know?</w:t>
-      </w:r>
-      <w:r>
-        <w:t xml:space="preserve"> </w:t>
-      </w:r>
-      <w:r>
-        <w:rPr>
-          <w:i/>
-          <w:iCs/>
-        </w:rPr>
-        <w:t xml:space="preserve">The Guthrie Journal</w:t>
-      </w:r>
-      <w:r>
-        <w:t xml:space="preserve">. 2023;75(1):7-16.</w:t>
-      </w:r>
-    </w:p>
-    <w:p>
-      <w:pPr>
-        <w:numPr>
-          <w:ilvl w:val="0"/>
-          <w:numId w:val="1015"/>
-        </w:numPr>
-      </w:pPr>
-      <w:r>
-        <w:rPr>
-          <w:b/>
-          <w:bCs/>
-        </w:rPr>
-        <w:t xml:space="preserve">Morada AO</w:t>
-      </w:r>
-      <w:r>
-        <w:t xml:space="preserve">, Senapathi SH, Bashiri A, Chai S, Cagir B. A systematic review of primary ileostomy site malignancies.</w:t>
-      </w:r>
-      <w:r>
-        <w:t xml:space="preserve"> </w:t>
-      </w:r>
-      <w:r>
-        <w:rPr>
-          <w:i/>
-          <w:iCs/>
-        </w:rPr>
-        <w:t xml:space="preserve">Surg Endosc</w:t>
-      </w:r>
-      <w:r>
-        <w:t xml:space="preserve">. 2022;36(3):1750-1760. PMID: 34997348. [</w:t>
       </w:r>
       <w:hyperlink r:id="rId36">
         <w:r>
@@ -1473,6 +1083,17 @@
           <w:rPr>
             <w:rStyle w:val="Hyperlink"/>
           </w:rPr>
+          <w:t xml:space="preserve">DOI</w:t>
+        </w:r>
+      </w:hyperlink>
+      <w:r>
+        <w:t xml:space="preserve">] [</w:t>
+      </w:r>
+      <w:hyperlink r:id="rId38">
+        <w:r>
+          <w:rPr>
+            <w:rStyle w:val="Hyperlink"/>
+          </w:rPr>
           <w:t xml:space="preserve">PDF</w:t>
         </w:r>
       </w:hyperlink>
@@ -1488,20 +1109,13 @@
         </w:numPr>
       </w:pPr>
       <w:r>
-        <w:t xml:space="preserve">Sundaram N,</w:t>
-      </w:r>
-      <w:r>
-        <w:t xml:space="preserve"> </w:t>
-      </w:r>
-      <w:r>
-        <w:rPr>
-          <w:b/>
-          <w:bCs/>
+        <w:rPr>
+          <w:b/>
         </w:rPr>
         <w:t xml:space="preserve">Morada AO</w:t>
       </w:r>
       <w:r>
-        <w:t xml:space="preserve">, Bashiri A, Cagir B. CT images demonstrating the natural progression of locally advanced partially treated rectal cancer.</w:t>
+        <w:t xml:space="preserve">, Kropp Lopez A, Droney A, Lopez R. Traumatic Page kidney: a systematic review and patient report of bilateral Gerota’s fascia release.</w:t>
       </w:r>
       <w:r>
         <w:t xml:space="preserve"> </w:t>
@@ -1509,14 +1123,13 @@
       <w:r>
         <w:rPr>
           <w:i/>
-          <w:iCs/>
-        </w:rPr>
-        <w:t xml:space="preserve">BMJ Case Rep</w:t>
-      </w:r>
-      <w:r>
-        <w:t xml:space="preserve">. 2022;15(3):e247609. PMID: 35332009. [</w:t>
-      </w:r>
-      <w:hyperlink r:id="rId38">
+        </w:rPr>
+        <w:t xml:space="preserve">Trauma Surgery &amp; Acute Care Open</w:t>
+      </w:r>
+      <w:r>
+        <w:t xml:space="preserve">. 2026;11(2):e002041. PMID: 42205709. [</w:t>
+      </w:r>
+      <w:hyperlink r:id="rId39">
         <w:r>
           <w:rPr>
             <w:rStyle w:val="Hyperlink"/>
@@ -1527,18 +1140,18 @@
       <w:r>
         <w:t xml:space="preserve">] [</w:t>
       </w:r>
-      <w:hyperlink r:id="rId39">
+      <w:hyperlink r:id="rId40">
         <w:r>
           <w:rPr>
             <w:rStyle w:val="Hyperlink"/>
           </w:rPr>
-          <w:t xml:space="preserve">PMC Free</w:t>
+          <w:t xml:space="preserve">PubMed</w:t>
         </w:r>
       </w:hyperlink>
       <w:r>
         <w:t xml:space="preserve">] [</w:t>
       </w:r>
-      <w:hyperlink r:id="rId40">
+      <w:hyperlink r:id="rId41">
         <w:r>
           <w:rPr>
             <w:rStyle w:val="Hyperlink"/>
@@ -1558,20 +1171,13 @@
         </w:numPr>
       </w:pPr>
       <w:r>
-        <w:t xml:space="preserve">Senapathi H,</w:t>
-      </w:r>
-      <w:r>
-        <w:t xml:space="preserve"> </w:t>
-      </w:r>
-      <w:r>
-        <w:rPr>
-          <w:b/>
-          <w:bCs/>
-        </w:rPr>
-        <w:t xml:space="preserve">Morada AO</w:t>
-      </w:r>
-      <w:r>
-        <w:t xml:space="preserve">, Perry M, Bertram C, Yeung E, Sultany M, Bertsch D, Cagir B. Prognostic Factors in Gastrointestinal Leiomyosarcomas: An Analysis Using the SEER Database.</w:t>
+        <w:rPr>
+          <w:b/>
+        </w:rPr>
+        <w:t xml:space="preserve">Morada, AO</w:t>
+      </w:r>
+      <w:r>
+        <w:t xml:space="preserve">, Chen CK, Akateh C, Marvin MR, Kotru A. Late Parotid Recurrence of Hepatocellular Carcinoma Following Liver Transplantation: A Case Report,</w:t>
       </w:r>
       <w:r>
         <w:t xml:space="preserve"> </w:t>
@@ -1579,14 +1185,13 @@
       <w:r>
         <w:rPr>
           <w:i/>
-          <w:iCs/>
-        </w:rPr>
-        <w:t xml:space="preserve">Cureus</w:t>
-      </w:r>
-      <w:r>
-        <w:t xml:space="preserve">. 2021;13(11):e19447. PMID: 34926025. [</w:t>
-      </w:r>
-      <w:hyperlink r:id="rId41">
+        </w:rPr>
+        <w:t xml:space="preserve">Case Reports in Hepatology</w:t>
+      </w:r>
+      <w:r>
+        <w:t xml:space="preserve">, 2025, 2965476, 5 pages, 2025. [</w:t>
+      </w:r>
+      <w:hyperlink r:id="rId42">
         <w:r>
           <w:rPr>
             <w:rStyle w:val="Hyperlink"/>
@@ -1597,7 +1202,7 @@
       <w:r>
         <w:t xml:space="preserve">] [</w:t>
       </w:r>
-      <w:hyperlink r:id="rId42">
+      <w:hyperlink r:id="rId43">
         <w:r>
           <w:rPr>
             <w:rStyle w:val="Hyperlink"/>
@@ -1617,14 +1222,19 @@
         </w:numPr>
       </w:pPr>
       <w:r>
-        <w:rPr>
-          <w:b/>
-          <w:bCs/>
+        <w:t xml:space="preserve">Bashiri A,</w:t>
+      </w:r>
+      <w:r>
+        <w:t xml:space="preserve"> </w:t>
+      </w:r>
+      <w:r>
+        <w:rPr>
+          <w:b/>
         </w:rPr>
         <w:t xml:space="preserve">Morada AO</w:t>
       </w:r>
       <w:r>
-        <w:t xml:space="preserve">, Scheidel C, Brown JL, Albright J, Kolade V, Cagir B. Predicting severe COVID-19 outcomes for triage and resource allocation.</w:t>
+        <w:t xml:space="preserve">, Sultany M, Senapathi S, Silverman S, Casós S, Behm R. Trends of Trauma Admissions in a Rural Trauma Center During Coronavirus Disease 2019 Pandemic.</w:t>
       </w:r>
       <w:r>
         <w:t xml:space="preserve"> </w:t>
@@ -1632,25 +1242,35 @@
       <w:r>
         <w:rPr>
           <w:i/>
-          <w:iCs/>
-        </w:rPr>
-        <w:t xml:space="preserve">MedRxiv</w:t>
-      </w:r>
-      <w:r>
-        <w:t xml:space="preserve">. 2021. [</w:t>
-      </w:r>
-      <w:hyperlink r:id="rId43">
+        </w:rPr>
+        <w:t xml:space="preserve">J Surg Res</w:t>
+      </w:r>
+      <w:r>
+        <w:t xml:space="preserve">. 2023;289:202-210. PMID: 37141703. [</w:t>
+      </w:r>
+      <w:hyperlink r:id="rId44">
         <w:r>
           <w:rPr>
             <w:rStyle w:val="Hyperlink"/>
           </w:rPr>
-          <w:t xml:space="preserve">Preprint</w:t>
+          <w:t xml:space="preserve">Full Text</w:t>
         </w:r>
       </w:hyperlink>
       <w:r>
         <w:t xml:space="preserve">] [</w:t>
       </w:r>
-      <w:hyperlink r:id="rId44">
+      <w:hyperlink r:id="rId45">
+        <w:r>
+          <w:rPr>
+            <w:rStyle w:val="Hyperlink"/>
+          </w:rPr>
+          <w:t xml:space="preserve">PubMed</w:t>
+        </w:r>
+      </w:hyperlink>
+      <w:r>
+        <w:t xml:space="preserve">] [</w:t>
+      </w:r>
+      <w:hyperlink r:id="rId46">
         <w:r>
           <w:rPr>
             <w:rStyle w:val="Hyperlink"/>
@@ -1670,20 +1290,19 @@
         </w:numPr>
       </w:pPr>
       <w:r>
-        <w:t xml:space="preserve">Guo H, Garcia-Vedrenne AE, Isserlin R, Lugowski A,</w:t>
-      </w:r>
-      <w:r>
-        <w:t xml:space="preserve"> </w:t>
-      </w:r>
-      <w:r>
-        <w:rPr>
-          <w:b/>
-          <w:bCs/>
-        </w:rPr>
-        <w:t xml:space="preserve">Morada A</w:t>
-      </w:r>
-      <w:r>
-        <w:t xml:space="preserve">, Sun A, Miao Y, Kuzmanov U, Wan C, Ma H, Foltz K, Emili A. Phosphoproteomic network analysis in the sea urchin</w:t>
+        <w:t xml:space="preserve">Keller HR, Senapathi SH,</w:t>
+      </w:r>
+      <w:r>
+        <w:t xml:space="preserve"> </w:t>
+      </w:r>
+      <w:r>
+        <w:rPr>
+          <w:b/>
+        </w:rPr>
+        <w:t xml:space="preserve">Morada AO</w:t>
+      </w:r>
+      <w:r>
+        <w:t xml:space="preserve">, Bertsch D, Cagir B. Survival in patients with neuroendocrine tumors of the colon, rectum and small intestine.</w:t>
       </w:r>
       <w:r>
         <w:t xml:space="preserve"> </w:t>
@@ -1691,30 +1310,13 @@
       <w:r>
         <w:rPr>
           <w:i/>
-          <w:iCs/>
-        </w:rPr>
-        <w:t xml:space="preserve">Strongylocentrotus purpuratus</w:t>
-      </w:r>
-      <w:r>
-        <w:t xml:space="preserve"> </w:t>
-      </w:r>
-      <w:r>
-        <w:t xml:space="preserve">reveals new candidates in egg activation.</w:t>
-      </w:r>
-      <w:r>
-        <w:t xml:space="preserve"> </w:t>
-      </w:r>
-      <w:r>
-        <w:rPr>
-          <w:i/>
-          <w:iCs/>
-        </w:rPr>
-        <w:t xml:space="preserve">Proteomics</w:t>
-      </w:r>
-      <w:r>
-        <w:t xml:space="preserve">. 2015;15(23-24):4080-4095. PMID: 26227301. [</w:t>
-      </w:r>
-      <w:hyperlink r:id="rId45">
+        </w:rPr>
+        <w:t xml:space="preserve">Am J Surg</w:t>
+      </w:r>
+      <w:r>
+        <w:t xml:space="preserve">. 2023;225(1):58-65. PMID: 36216612. [</w:t>
+      </w:r>
+      <w:hyperlink r:id="rId47">
         <w:r>
           <w:rPr>
             <w:rStyle w:val="Hyperlink"/>
@@ -1725,7 +1327,7 @@
       <w:r>
         <w:t xml:space="preserve">] [</w:t>
       </w:r>
-      <w:hyperlink r:id="rId46">
+      <w:hyperlink r:id="rId48">
         <w:r>
           <w:rPr>
             <w:rStyle w:val="Hyperlink"/>
@@ -1734,244 +1336,7 @@
         </w:r>
       </w:hyperlink>
       <w:r>
-        <w:t xml:space="preserve">]</w:t>
-      </w:r>
-    </w:p>
-    <w:bookmarkEnd w:id="47"/>
-    <w:bookmarkStart w:id="51" w:name="published-abstracts"/>
-    <w:p>
-      <w:pPr>
-        <w:pStyle w:val="Heading3"/>
-      </w:pPr>
-      <w:r>
-        <w:t xml:space="preserve">Published Abstracts</w:t>
-      </w:r>
-    </w:p>
-    <w:p>
-      <w:pPr>
-        <w:numPr>
-          <w:ilvl w:val="0"/>
-          <w:numId w:val="1016"/>
-        </w:numPr>
-      </w:pPr>
-      <w:r>
-        <w:t xml:space="preserve">Marica S, Dearborn M, Wilson MJ, Satchell E, Bashiri A, Senapathi S,</w:t>
-      </w:r>
-      <w:r>
-        <w:t xml:space="preserve"> </w:t>
-      </w:r>
-      <w:r>
-        <w:rPr>
-          <w:b/>
-          <w:bCs/>
-        </w:rPr>
-        <w:t xml:space="preserve">Morada AO</w:t>
-      </w:r>
-      <w:r>
-        <w:t xml:space="preserve">, Hussain A, Sampson L. Comparison of Bovine Carotid Artery Grafts versus ePTFE Grafts for Dialysis Access in a Rural Population.</w:t>
-      </w:r>
-      <w:r>
-        <w:t xml:space="preserve"> </w:t>
-      </w:r>
-      <w:r>
-        <w:rPr>
-          <w:i/>
-          <w:iCs/>
-        </w:rPr>
-        <w:t xml:space="preserve">J Vasc Surg</w:t>
-      </w:r>
-      <w:r>
-        <w:t xml:space="preserve">. 2025;81(6):e17-e18. doi: 10.1016/j.jvs.2025.03.075. [</w:t>
-      </w:r>
-      <w:hyperlink r:id="rId48">
-        <w:r>
-          <w:rPr>
-            <w:rStyle w:val="Hyperlink"/>
-          </w:rPr>
-          <w:t xml:space="preserve">PDF</w:t>
-        </w:r>
-      </w:hyperlink>
-      <w:r>
-        <w:t xml:space="preserve">]</w:t>
-      </w:r>
-    </w:p>
-    <w:p>
-      <w:pPr>
-        <w:numPr>
-          <w:ilvl w:val="0"/>
-          <w:numId w:val="1016"/>
-        </w:numPr>
-      </w:pPr>
-      <w:r>
-        <w:t xml:space="preserve">Guru S, Scharf M,</w:t>
-      </w:r>
-      <w:r>
-        <w:t xml:space="preserve"> </w:t>
-      </w:r>
-      <w:r>
-        <w:rPr>
-          <w:b/>
-          <w:bCs/>
-        </w:rPr>
-        <w:t xml:space="preserve">Morada AO</w:t>
-      </w:r>
-      <w:r>
-        <w:t xml:space="preserve">, Sundaram N, Senapathi S, Dombert L, Bashiri A, Cagir B. Systematic review of malignant transformation of perianal fistulae.</w:t>
-      </w:r>
-      <w:r>
-        <w:t xml:space="preserve"> </w:t>
-      </w:r>
-      <w:r>
-        <w:rPr>
-          <w:i/>
-          <w:iCs/>
-        </w:rPr>
-        <w:t xml:space="preserve">Dis Colon Rectum</w:t>
-      </w:r>
-      <w:r>
-        <w:t xml:space="preserve">. 2022;65(5):163.</w:t>
-      </w:r>
-    </w:p>
-    <w:p>
-      <w:pPr>
-        <w:numPr>
-          <w:ilvl w:val="0"/>
-          <w:numId w:val="1016"/>
-        </w:numPr>
-      </w:pPr>
-      <w:r>
-        <w:t xml:space="preserve">Senapathi H, Perry M,</w:t>
-      </w:r>
-      <w:r>
-        <w:t xml:space="preserve"> </w:t>
-      </w:r>
-      <w:r>
-        <w:rPr>
-          <w:b/>
-          <w:bCs/>
-        </w:rPr>
-        <w:t xml:space="preserve">Morada AO</w:t>
-      </w:r>
-      <w:r>
-        <w:t xml:space="preserve">, Bertram C, Yeung E, Bertsch D, Cagir B. Review of Intestinal Leiomyosarcomas: Epidemiology and Survival.</w:t>
-      </w:r>
-      <w:r>
-        <w:t xml:space="preserve"> </w:t>
-      </w:r>
-      <w:r>
-        <w:rPr>
-          <w:i/>
-          <w:iCs/>
-        </w:rPr>
-        <w:t xml:space="preserve">Ann Surg Oncol</w:t>
-      </w:r>
-      <w:r>
-        <w:t xml:space="preserve">. 2021;28(Suppl 1):S77-S78.</w:t>
-      </w:r>
-    </w:p>
-    <w:p>
-      <w:pPr>
-        <w:numPr>
-          <w:ilvl w:val="0"/>
-          <w:numId w:val="1016"/>
-        </w:numPr>
-      </w:pPr>
-      <w:r>
-        <w:t xml:space="preserve">Yeung E, Senapathi H, Perry M, Bertram C,</w:t>
-      </w:r>
-      <w:r>
-        <w:t xml:space="preserve"> </w:t>
-      </w:r>
-      <w:r>
-        <w:rPr>
-          <w:b/>
-          <w:bCs/>
-        </w:rPr>
-        <w:t xml:space="preserve">Morada AO</w:t>
-      </w:r>
-      <w:r>
-        <w:t xml:space="preserve">, Bertsch D, Cagir B. Evaluation of the Survival Outcomes of Intestinal Adenosquamous Carcinomas with SEER-18 Registry: What Do We Know?</w:t>
-      </w:r>
-      <w:r>
-        <w:t xml:space="preserve"> </w:t>
-      </w:r>
-      <w:r>
-        <w:rPr>
-          <w:i/>
-          <w:iCs/>
-        </w:rPr>
-        <w:t xml:space="preserve">Ann Surg Oncol</w:t>
-      </w:r>
-      <w:r>
-        <w:t xml:space="preserve">. 2021;28(Suppl 1):S79.</w:t>
-      </w:r>
-    </w:p>
-    <w:p>
-      <w:pPr>
-        <w:numPr>
-          <w:ilvl w:val="0"/>
-          <w:numId w:val="1016"/>
-        </w:numPr>
-      </w:pPr>
-      <w:r>
-        <w:t xml:space="preserve">Miller BN, Mehta P,</w:t>
-      </w:r>
-      <w:r>
-        <w:t xml:space="preserve"> </w:t>
-      </w:r>
-      <w:r>
-        <w:rPr>
-          <w:b/>
-          <w:bCs/>
-        </w:rPr>
-        <w:t xml:space="preserve">Morada AO</w:t>
-      </w:r>
-      <w:r>
-        <w:t xml:space="preserve">, Hendifar A, Annamalai A, Wachsman A, Dhall D, Nissen N. Age-Related Differences in Presentation and Management of Pancreatic Neuroendocrine Tumors.</w:t>
-      </w:r>
-      <w:r>
-        <w:t xml:space="preserve"> </w:t>
-      </w:r>
-      <w:r>
-        <w:rPr>
-          <w:i/>
-          <w:iCs/>
-        </w:rPr>
-        <w:t xml:space="preserve">Ann Surg Oncol</w:t>
-      </w:r>
-      <w:r>
-        <w:t xml:space="preserve">. 2017;24(Suppl):S127-S128.</w:t>
-      </w:r>
-    </w:p>
-    <w:p>
-      <w:pPr>
-        <w:numPr>
-          <w:ilvl w:val="0"/>
-          <w:numId w:val="1016"/>
-        </w:numPr>
-      </w:pPr>
-      <w:r>
-        <w:rPr>
-          <w:b/>
-          <w:bCs/>
-        </w:rPr>
-        <w:t xml:space="preserve">Morada AO</w:t>
-      </w:r>
-      <w:r>
-        <w:t xml:space="preserve">, Mehta P, Miller BN, Annamalai AA, Wachsman A, Gaddam S, Jamil LH, Lo SK, Nissen NN. Pancreatic fistula or leak after distal pancreatectomy: has anything changed? 13-year single surgeon experience.</w:t>
-      </w:r>
-      <w:r>
-        <w:t xml:space="preserve"> </w:t>
-      </w:r>
-      <w:r>
-        <w:rPr>
-          <w:i/>
-          <w:iCs/>
-        </w:rPr>
-        <w:t xml:space="preserve">Gastroenterology</w:t>
-      </w:r>
-      <w:r>
-        <w:t xml:space="preserve">. 2017;152(5 Suppl 1):S1272-S1273. doi: 10.1016/S0016-5085(17)34242-7. [</w:t>
+        <w:t xml:space="preserve">] [</w:t>
       </w:r>
       <w:hyperlink r:id="rId49">
         <w:r>
@@ -1989,24 +1354,23 @@
       <w:pPr>
         <w:numPr>
           <w:ilvl w:val="0"/>
-          <w:numId w:val="1016"/>
-        </w:numPr>
-      </w:pPr>
-      <w:r>
-        <w:t xml:space="preserve">Miller BN, Garnett G,</w:t>
-      </w:r>
-      <w:r>
-        <w:t xml:space="preserve"> </w:t>
-      </w:r>
-      <w:r>
-        <w:rPr>
-          <w:b/>
-          <w:bCs/>
+          <w:numId w:val="1015"/>
+        </w:numPr>
+      </w:pPr>
+      <w:r>
+        <w:t xml:space="preserve">Yeung E, Bertram C, Senapathi H, Perry M,</w:t>
+      </w:r>
+      <w:r>
+        <w:t xml:space="preserve"> </w:t>
+      </w:r>
+      <w:r>
+        <w:rPr>
+          <w:b/>
         </w:rPr>
         <w:t xml:space="preserve">Morada AO</w:t>
       </w:r>
       <w:r>
-        <w:t xml:space="preserve">, Annamalai AA, Hendifar A, Dhall D, Lo SK, Wachsman A, Nissen NN. Parenchymal-Preserving Resection for Pancreatic Neuroendocrine Tumors: are the Outcomes Justified?</w:t>
+        <w:t xml:space="preserve">, Bertsch D, Cagir B. Evaluation of the survival outcomes of intestinal adenosquamous carcinomas using the SEER 18 registry: What do we know?</w:t>
       </w:r>
       <w:r>
         <w:t xml:space="preserve"> </w:t>
@@ -2014,14 +1378,53 @@
       <w:r>
         <w:rPr>
           <w:i/>
-          <w:iCs/>
-        </w:rPr>
-        <w:t xml:space="preserve">Gastroenterology</w:t>
-      </w:r>
-      <w:r>
-        <w:t xml:space="preserve">. 2017;152(5 Suppl 1):S1274. doi: 10.1016/S0016-5085(17)34247-6. [</w:t>
+        </w:rPr>
+        <w:t xml:space="preserve">The Guthrie Journal</w:t>
+      </w:r>
+      <w:r>
+        <w:t xml:space="preserve">. 2023;75(1):7-16.</w:t>
+      </w:r>
+    </w:p>
+    <w:p>
+      <w:pPr>
+        <w:numPr>
+          <w:ilvl w:val="0"/>
+          <w:numId w:val="1015"/>
+        </w:numPr>
+      </w:pPr>
+      <w:r>
+        <w:rPr>
+          <w:b/>
+        </w:rPr>
+        <w:t xml:space="preserve">Morada AO</w:t>
+      </w:r>
+      <w:r>
+        <w:t xml:space="preserve">, Senapathi SH, Bashiri A, Chai S, Cagir B. A systematic review of primary ileostomy site malignancies.</w:t>
+      </w:r>
+      <w:r>
+        <w:t xml:space="preserve"> </w:t>
+      </w:r>
+      <w:r>
+        <w:rPr>
+          <w:i/>
+        </w:rPr>
+        <w:t xml:space="preserve">Surg Endosc</w:t>
+      </w:r>
+      <w:r>
+        <w:t xml:space="preserve">. 2022;36(3):1750-1760. PMID: 34997348. [</w:t>
       </w:r>
       <w:hyperlink r:id="rId50">
+        <w:r>
+          <w:rPr>
+            <w:rStyle w:val="Hyperlink"/>
+          </w:rPr>
+          <w:t xml:space="preserve">Full Text</w:t>
+        </w:r>
+      </w:hyperlink>
+      <w:r>
+        <w:t xml:space="preserve">] [</w:t>
+      </w:r>
+      <w:hyperlink r:id="rId51">
         <w:r>
           <w:rPr>
             <w:rStyle w:val="Hyperlink"/>
@@ -2033,28 +1436,557 @@
         <w:t xml:space="preserve">]</w:t>
       </w:r>
     </w:p>
-    <w:bookmarkEnd w:id="51"/>
-    <w:bookmarkStart w:id="52" w:name="manuscripts-under-reviewin-preparation"/>
+    <w:p>
+      <w:pPr>
+        <w:numPr>
+          <w:ilvl w:val="0"/>
+          <w:numId w:val="1015"/>
+        </w:numPr>
+      </w:pPr>
+      <w:r>
+        <w:t xml:space="preserve">Sundaram N,</w:t>
+      </w:r>
+      <w:r>
+        <w:t xml:space="preserve"> </w:t>
+      </w:r>
+      <w:r>
+        <w:rPr>
+          <w:b/>
+        </w:rPr>
+        <w:t xml:space="preserve">Morada AO</w:t>
+      </w:r>
+      <w:r>
+        <w:t xml:space="preserve">, Bashiri A, Cagir B. CT images demonstrating the natural progression of locally advanced partially treated rectal cancer.</w:t>
+      </w:r>
+      <w:r>
+        <w:t xml:space="preserve"> </w:t>
+      </w:r>
+      <w:r>
+        <w:rPr>
+          <w:i/>
+        </w:rPr>
+        <w:t xml:space="preserve">BMJ Case Rep</w:t>
+      </w:r>
+      <w:r>
+        <w:t xml:space="preserve">. 2022;15(3):e247609. PMID: 35332009. [</w:t>
+      </w:r>
+      <w:hyperlink r:id="rId52">
+        <w:r>
+          <w:rPr>
+            <w:rStyle w:val="Hyperlink"/>
+          </w:rPr>
+          <w:t xml:space="preserve">Full Text</w:t>
+        </w:r>
+      </w:hyperlink>
+      <w:r>
+        <w:t xml:space="preserve">] [</w:t>
+      </w:r>
+      <w:hyperlink r:id="rId53">
+        <w:r>
+          <w:rPr>
+            <w:rStyle w:val="Hyperlink"/>
+          </w:rPr>
+          <w:t xml:space="preserve">PMC Free</w:t>
+        </w:r>
+      </w:hyperlink>
+      <w:r>
+        <w:t xml:space="preserve">] [</w:t>
+      </w:r>
+      <w:hyperlink r:id="rId54">
+        <w:r>
+          <w:rPr>
+            <w:rStyle w:val="Hyperlink"/>
+          </w:rPr>
+          <w:t xml:space="preserve">PDF</w:t>
+        </w:r>
+      </w:hyperlink>
+      <w:r>
+        <w:t xml:space="preserve">]</w:t>
+      </w:r>
+    </w:p>
+    <w:p>
+      <w:pPr>
+        <w:numPr>
+          <w:ilvl w:val="0"/>
+          <w:numId w:val="1015"/>
+        </w:numPr>
+      </w:pPr>
+      <w:r>
+        <w:t xml:space="preserve">Senapathi H,</w:t>
+      </w:r>
+      <w:r>
+        <w:t xml:space="preserve"> </w:t>
+      </w:r>
+      <w:r>
+        <w:rPr>
+          <w:b/>
+        </w:rPr>
+        <w:t xml:space="preserve">Morada AO</w:t>
+      </w:r>
+      <w:r>
+        <w:t xml:space="preserve">, Perry M, Bertram C, Yeung E, Sultany M, Bertsch D, Cagir B. Prognostic Factors in Gastrointestinal Leiomyosarcomas: An Analysis Using the SEER Database.</w:t>
+      </w:r>
+      <w:r>
+        <w:t xml:space="preserve"> </w:t>
+      </w:r>
+      <w:r>
+        <w:rPr>
+          <w:i/>
+        </w:rPr>
+        <w:t xml:space="preserve">Cureus</w:t>
+      </w:r>
+      <w:r>
+        <w:t xml:space="preserve">. 2021;13(11):e19447. PMID: 34926025. [</w:t>
+      </w:r>
+      <w:hyperlink r:id="rId55">
+        <w:r>
+          <w:rPr>
+            <w:rStyle w:val="Hyperlink"/>
+          </w:rPr>
+          <w:t xml:space="preserve">Full Text</w:t>
+        </w:r>
+      </w:hyperlink>
+      <w:r>
+        <w:t xml:space="preserve">] [</w:t>
+      </w:r>
+      <w:hyperlink r:id="rId56">
+        <w:r>
+          <w:rPr>
+            <w:rStyle w:val="Hyperlink"/>
+          </w:rPr>
+          <w:t xml:space="preserve">PDF</w:t>
+        </w:r>
+      </w:hyperlink>
+      <w:r>
+        <w:t xml:space="preserve">]</w:t>
+      </w:r>
+    </w:p>
+    <w:p>
+      <w:pPr>
+        <w:numPr>
+          <w:ilvl w:val="0"/>
+          <w:numId w:val="1015"/>
+        </w:numPr>
+      </w:pPr>
+      <w:r>
+        <w:rPr>
+          <w:b/>
+        </w:rPr>
+        <w:t xml:space="preserve">Morada AO</w:t>
+      </w:r>
+      <w:r>
+        <w:t xml:space="preserve">, Scheidel C, Brown JL, Albright J, Kolade V, Cagir B. Predicting severe COVID-19 outcomes for triage and resource allocation.</w:t>
+      </w:r>
+      <w:r>
+        <w:t xml:space="preserve"> </w:t>
+      </w:r>
+      <w:r>
+        <w:rPr>
+          <w:i/>
+        </w:rPr>
+        <w:t xml:space="preserve">MedRxiv</w:t>
+      </w:r>
+      <w:r>
+        <w:t xml:space="preserve">. 2021. [</w:t>
+      </w:r>
+      <w:hyperlink r:id="rId57">
+        <w:r>
+          <w:rPr>
+            <w:rStyle w:val="Hyperlink"/>
+          </w:rPr>
+          <w:t xml:space="preserve">Preprint</w:t>
+        </w:r>
+      </w:hyperlink>
+      <w:r>
+        <w:t xml:space="preserve">] [</w:t>
+      </w:r>
+      <w:hyperlink r:id="rId58">
+        <w:r>
+          <w:rPr>
+            <w:rStyle w:val="Hyperlink"/>
+          </w:rPr>
+          <w:t xml:space="preserve">PDF</w:t>
+        </w:r>
+      </w:hyperlink>
+      <w:r>
+        <w:t xml:space="preserve">]</w:t>
+      </w:r>
+    </w:p>
+    <w:p>
+      <w:pPr>
+        <w:numPr>
+          <w:ilvl w:val="0"/>
+          <w:numId w:val="1015"/>
+        </w:numPr>
+      </w:pPr>
+      <w:r>
+        <w:t xml:space="preserve">Guo H, Garcia-Vedrenne AE, Isserlin R, Lugowski A,</w:t>
+      </w:r>
+      <w:r>
+        <w:t xml:space="preserve"> </w:t>
+      </w:r>
+      <w:r>
+        <w:rPr>
+          <w:b/>
+        </w:rPr>
+        <w:t xml:space="preserve">Morada A</w:t>
+      </w:r>
+      <w:r>
+        <w:t xml:space="preserve">, Sun A, Miao Y, Kuzmanov U, Wan C, Ma H, Foltz K, Emili A. Phosphoproteomic network analysis in the sea urchin</w:t>
+      </w:r>
+      <w:r>
+        <w:t xml:space="preserve"> </w:t>
+      </w:r>
+      <w:r>
+        <w:rPr>
+          <w:i/>
+        </w:rPr>
+        <w:t xml:space="preserve">Strongylocentrotus purpuratus</w:t>
+      </w:r>
+      <w:r>
+        <w:t xml:space="preserve"> </w:t>
+      </w:r>
+      <w:r>
+        <w:t xml:space="preserve">reveals new candidates in egg activation.</w:t>
+      </w:r>
+      <w:r>
+        <w:t xml:space="preserve"> </w:t>
+      </w:r>
+      <w:r>
+        <w:rPr>
+          <w:i/>
+        </w:rPr>
+        <w:t xml:space="preserve">Proteomics</w:t>
+      </w:r>
+      <w:r>
+        <w:t xml:space="preserve">. 2015;15(23-24):4080-4095. PMID: 26227301. [</w:t>
+      </w:r>
+      <w:hyperlink r:id="rId59">
+        <w:r>
+          <w:rPr>
+            <w:rStyle w:val="Hyperlink"/>
+          </w:rPr>
+          <w:t xml:space="preserve">Full Text</w:t>
+        </w:r>
+      </w:hyperlink>
+      <w:r>
+        <w:t xml:space="preserve">] [</w:t>
+      </w:r>
+      <w:hyperlink r:id="rId60">
+        <w:r>
+          <w:rPr>
+            <w:rStyle w:val="Hyperlink"/>
+          </w:rPr>
+          <w:t xml:space="preserve">PubMed</w:t>
+        </w:r>
+      </w:hyperlink>
+      <w:r>
+        <w:t xml:space="preserve">]</w:t>
+      </w:r>
+    </w:p>
     <w:p>
       <w:pPr>
         <w:pStyle w:val="Heading3"/>
       </w:pPr>
+      <w:bookmarkStart w:id="61" w:name="published-abstracts"/>
+      <w:r>
+        <w:t xml:space="preserve">Published Abstracts</w:t>
+      </w:r>
+      <w:bookmarkEnd w:id="61"/>
+    </w:p>
+    <w:p>
+      <w:pPr>
+        <w:numPr>
+          <w:ilvl w:val="0"/>
+          <w:numId w:val="1016"/>
+        </w:numPr>
+      </w:pPr>
+      <w:r>
+        <w:t xml:space="preserve">Marica S, Dearborn M, Wilson MJ, Satchell E, Bashiri A, Senapathi S,</w:t>
+      </w:r>
+      <w:r>
+        <w:t xml:space="preserve"> </w:t>
+      </w:r>
+      <w:r>
+        <w:rPr>
+          <w:b/>
+        </w:rPr>
+        <w:t xml:space="preserve">Morada AO</w:t>
+      </w:r>
+      <w:r>
+        <w:t xml:space="preserve">, Hussain A, Sampson L. Comparison of Bovine Carotid Artery Grafts versus ePTFE Grafts for Dialysis Access in a Rural Population.</w:t>
+      </w:r>
+      <w:r>
+        <w:t xml:space="preserve"> </w:t>
+      </w:r>
+      <w:r>
+        <w:rPr>
+          <w:i/>
+        </w:rPr>
+        <w:t xml:space="preserve">J Vasc Surg</w:t>
+      </w:r>
+      <w:r>
+        <w:t xml:space="preserve">. 2025;81(6):e17-e18. doi: 10.1016/j.jvs.2025.03.075. [</w:t>
+      </w:r>
+      <w:hyperlink r:id="rId62">
+        <w:r>
+          <w:rPr>
+            <w:rStyle w:val="Hyperlink"/>
+          </w:rPr>
+          <w:t xml:space="preserve">PDF</w:t>
+        </w:r>
+      </w:hyperlink>
+      <w:r>
+        <w:t xml:space="preserve">]</w:t>
+      </w:r>
+    </w:p>
+    <w:p>
+      <w:pPr>
+        <w:numPr>
+          <w:ilvl w:val="0"/>
+          <w:numId w:val="1016"/>
+        </w:numPr>
+      </w:pPr>
+      <w:r>
+        <w:t xml:space="preserve">Guru S, Scharf M,</w:t>
+      </w:r>
+      <w:r>
+        <w:t xml:space="preserve"> </w:t>
+      </w:r>
+      <w:r>
+        <w:rPr>
+          <w:b/>
+        </w:rPr>
+        <w:t xml:space="preserve">Morada AO</w:t>
+      </w:r>
+      <w:r>
+        <w:t xml:space="preserve">, Sundaram N, Senapathi S, Dombert L, Bashiri A, Cagir B. Systematic review of malignant transformation of perianal fistulae.</w:t>
+      </w:r>
+      <w:r>
+        <w:t xml:space="preserve"> </w:t>
+      </w:r>
+      <w:r>
+        <w:rPr>
+          <w:i/>
+        </w:rPr>
+        <w:t xml:space="preserve">Dis Colon Rectum</w:t>
+      </w:r>
+      <w:r>
+        <w:t xml:space="preserve">. 2022;65(5):163.</w:t>
+      </w:r>
+    </w:p>
+    <w:p>
+      <w:pPr>
+        <w:numPr>
+          <w:ilvl w:val="0"/>
+          <w:numId w:val="1016"/>
+        </w:numPr>
+      </w:pPr>
+      <w:r>
+        <w:t xml:space="preserve">Senapathi H, Perry M,</w:t>
+      </w:r>
+      <w:r>
+        <w:t xml:space="preserve"> </w:t>
+      </w:r>
+      <w:r>
+        <w:rPr>
+          <w:b/>
+        </w:rPr>
+        <w:t xml:space="preserve">Morada AO</w:t>
+      </w:r>
+      <w:r>
+        <w:t xml:space="preserve">, Bertram C, Yeung E, Bertsch D, Cagir B. Review of Intestinal Leiomyosarcomas: Epidemiology and Survival.</w:t>
+      </w:r>
+      <w:r>
+        <w:t xml:space="preserve"> </w:t>
+      </w:r>
+      <w:r>
+        <w:rPr>
+          <w:i/>
+        </w:rPr>
+        <w:t xml:space="preserve">Ann Surg Oncol</w:t>
+      </w:r>
+      <w:r>
+        <w:t xml:space="preserve">. 2021;28(Suppl 1):S77-S78.</w:t>
+      </w:r>
+    </w:p>
+    <w:p>
+      <w:pPr>
+        <w:numPr>
+          <w:ilvl w:val="0"/>
+          <w:numId w:val="1016"/>
+        </w:numPr>
+      </w:pPr>
+      <w:r>
+        <w:t xml:space="preserve">Yeung E, Senapathi H, Perry M, Bertram C,</w:t>
+      </w:r>
+      <w:r>
+        <w:t xml:space="preserve"> </w:t>
+      </w:r>
+      <w:r>
+        <w:rPr>
+          <w:b/>
+        </w:rPr>
+        <w:t xml:space="preserve">Morada AO</w:t>
+      </w:r>
+      <w:r>
+        <w:t xml:space="preserve">, Bertsch D, Cagir B. Evaluation of the Survival Outcomes of Intestinal Adenosquamous Carcinomas with SEER-18 Registry: What Do We Know?</w:t>
+      </w:r>
+      <w:r>
+        <w:t xml:space="preserve"> </w:t>
+      </w:r>
+      <w:r>
+        <w:rPr>
+          <w:i/>
+        </w:rPr>
+        <w:t xml:space="preserve">Ann Surg Oncol</w:t>
+      </w:r>
+      <w:r>
+        <w:t xml:space="preserve">. 2021;28(Suppl 1):S79.</w:t>
+      </w:r>
+    </w:p>
+    <w:p>
+      <w:pPr>
+        <w:numPr>
+          <w:ilvl w:val="0"/>
+          <w:numId w:val="1016"/>
+        </w:numPr>
+      </w:pPr>
+      <w:r>
+        <w:t xml:space="preserve">Miller BN, Mehta P,</w:t>
+      </w:r>
+      <w:r>
+        <w:t xml:space="preserve"> </w:t>
+      </w:r>
+      <w:r>
+        <w:rPr>
+          <w:b/>
+        </w:rPr>
+        <w:t xml:space="preserve">Morada AO</w:t>
+      </w:r>
+      <w:r>
+        <w:t xml:space="preserve">, Hendifar A, Annamalai A, Wachsman A, Dhall D, Nissen N. Age-Related Differences in Presentation and Management of Pancreatic Neuroendocrine Tumors.</w:t>
+      </w:r>
+      <w:r>
+        <w:t xml:space="preserve"> </w:t>
+      </w:r>
+      <w:r>
+        <w:rPr>
+          <w:i/>
+        </w:rPr>
+        <w:t xml:space="preserve">Ann Surg Oncol</w:t>
+      </w:r>
+      <w:r>
+        <w:t xml:space="preserve">. 2017;24(Suppl):S127-S128.</w:t>
+      </w:r>
+    </w:p>
+    <w:p>
+      <w:pPr>
+        <w:numPr>
+          <w:ilvl w:val="0"/>
+          <w:numId w:val="1016"/>
+        </w:numPr>
+      </w:pPr>
+      <w:r>
+        <w:rPr>
+          <w:b/>
+        </w:rPr>
+        <w:t xml:space="preserve">Morada AO</w:t>
+      </w:r>
+      <w:r>
+        <w:t xml:space="preserve">, Mehta P, Miller BN, Annamalai AA, Wachsman A, Gaddam S, Jamil LH, Lo SK, Nissen NN. Pancreatic fistula or leak after distal pancreatectomy: has anything changed? 13-year single surgeon experience.</w:t>
+      </w:r>
+      <w:r>
+        <w:t xml:space="preserve"> </w:t>
+      </w:r>
+      <w:r>
+        <w:rPr>
+          <w:i/>
+        </w:rPr>
+        <w:t xml:space="preserve">Gastroenterology</w:t>
+      </w:r>
+      <w:r>
+        <w:t xml:space="preserve">. 2017;152(5 Suppl 1):S1272-S1273. doi: 10.1016/S0016-5085(17)34242-7. [</w:t>
+      </w:r>
+      <w:hyperlink r:id="rId63">
+        <w:r>
+          <w:rPr>
+            <w:rStyle w:val="Hyperlink"/>
+          </w:rPr>
+          <w:t xml:space="preserve">PDF</w:t>
+        </w:r>
+      </w:hyperlink>
+      <w:r>
+        <w:t xml:space="preserve">]</w:t>
+      </w:r>
+    </w:p>
+    <w:p>
+      <w:pPr>
+        <w:numPr>
+          <w:ilvl w:val="0"/>
+          <w:numId w:val="1016"/>
+        </w:numPr>
+      </w:pPr>
+      <w:r>
+        <w:t xml:space="preserve">Miller BN, Garnett G,</w:t>
+      </w:r>
+      <w:r>
+        <w:t xml:space="preserve"> </w:t>
+      </w:r>
+      <w:r>
+        <w:rPr>
+          <w:b/>
+        </w:rPr>
+        <w:t xml:space="preserve">Morada AO</w:t>
+      </w:r>
+      <w:r>
+        <w:t xml:space="preserve">, Annamalai AA, Hendifar A, Dhall D, Lo SK, Wachsman A, Nissen NN. Parenchymal-Preserving Resection for Pancreatic Neuroendocrine Tumors: are the Outcomes Justified?</w:t>
+      </w:r>
+      <w:r>
+        <w:t xml:space="preserve"> </w:t>
+      </w:r>
+      <w:r>
+        <w:rPr>
+          <w:i/>
+        </w:rPr>
+        <w:t xml:space="preserve">Gastroenterology</w:t>
+      </w:r>
+      <w:r>
+        <w:t xml:space="preserve">. 2017;152(5 Suppl 1):S1274. doi: 10.1016/S0016-5085(17)34247-6. [</w:t>
+      </w:r>
+      <w:hyperlink r:id="rId64">
+        <w:r>
+          <w:rPr>
+            <w:rStyle w:val="Hyperlink"/>
+          </w:rPr>
+          <w:t xml:space="preserve">PDF</w:t>
+        </w:r>
+      </w:hyperlink>
+      <w:r>
+        <w:t xml:space="preserve">]</w:t>
+      </w:r>
+    </w:p>
+    <w:p>
+      <w:pPr>
+        <w:pStyle w:val="Heading3"/>
+      </w:pPr>
+      <w:bookmarkStart w:id="65" w:name="manuscripts-under-reviewin-preparation"/>
       <w:r>
         <w:t xml:space="preserve">Manuscripts Under Review/In Preparation</w:t>
       </w:r>
-    </w:p>
-    <w:p>
-      <w:pPr>
-        <w:pStyle w:val="Compact"/>
+      <w:bookmarkEnd w:id="65"/>
+    </w:p>
+    <w:p>
+      <w:pPr>
         <w:numPr>
           <w:ilvl w:val="0"/>
           <w:numId w:val="1017"/>
         </w:numPr>
-      </w:pPr>
-      <w:r>
-        <w:rPr>
-          <w:b/>
-          <w:bCs/>
+        <w:pStyle w:val="Compact"/>
+      </w:pPr>
+      <w:r>
+        <w:rPr>
+          <w:b/>
         </w:rPr>
         <w:t xml:space="preserve">Morada AO</w:t>
       </w:r>
@@ -2067,33 +1999,31 @@
       <w:r>
         <w:rPr>
           <w:i/>
-          <w:iCs/>
         </w:rPr>
         <w:t xml:space="preserve">Manuscript in preparation for submission to Global Surgical Education: Journal of the Association for Surgical Education.</w:t>
       </w:r>
     </w:p>
-    <w:bookmarkEnd w:id="52"/>
-    <w:bookmarkStart w:id="54" w:name="media-publications"/>
     <w:p>
       <w:pPr>
         <w:pStyle w:val="Heading3"/>
       </w:pPr>
+      <w:bookmarkStart w:id="66" w:name="media-publications"/>
       <w:r>
         <w:t xml:space="preserve">Media &amp; Publications</w:t>
       </w:r>
-    </w:p>
-    <w:p>
-      <w:pPr>
-        <w:pStyle w:val="Compact"/>
+      <w:bookmarkEnd w:id="66"/>
+    </w:p>
+    <w:p>
+      <w:pPr>
         <w:numPr>
           <w:ilvl w:val="0"/>
           <w:numId w:val="1018"/>
         </w:numPr>
-      </w:pPr>
-      <w:r>
-        <w:rPr>
-          <w:b/>
-          <w:bCs/>
+        <w:pStyle w:val="Compact"/>
+      </w:pPr>
+      <w:r>
+        <w:rPr>
+          <w:b/>
         </w:rPr>
         <w:t xml:space="preserve">Morada AO</w:t>
       </w:r>
@@ -2106,14 +2036,13 @@
       <w:r>
         <w:rPr>
           <w:i/>
-          <w:iCs/>
         </w:rPr>
         <w:t xml:space="preserve">The Scranton Times-Tribune</w:t>
       </w:r>
       <w:r>
         <w:t xml:space="preserve">. August 27, 2018. [</w:t>
       </w:r>
-      <w:hyperlink r:id="rId53">
+      <w:hyperlink r:id="rId67">
         <w:r>
           <w:rPr>
             <w:rStyle w:val="Hyperlink"/>
@@ -2127,16 +2056,15 @@
     </w:p>
     <w:p>
       <w:pPr>
-        <w:pStyle w:val="Compact"/>
         <w:numPr>
           <w:ilvl w:val="0"/>
           <w:numId w:val="1018"/>
         </w:numPr>
-      </w:pPr>
-      <w:r>
-        <w:rPr>
-          <w:b/>
-          <w:bCs/>
+        <w:pStyle w:val="Compact"/>
+      </w:pPr>
+      <w:r>
+        <w:rPr>
+          <w:b/>
         </w:rPr>
         <w:t xml:space="preserve">Morada AO</w:t>
       </w:r>
@@ -2149,7 +2077,6 @@
       <w:r>
         <w:rPr>
           <w:i/>
-          <w:iCs/>
         </w:rPr>
         <w:t xml:space="preserve">The Traveler</w:t>
       </w:r>
@@ -2157,38 +2084,37 @@
         <w:t xml:space="preserve">. December 2017.</w:t>
       </w:r>
     </w:p>
-    <w:bookmarkEnd w:id="54"/>
-    <w:bookmarkStart w:id="58" w:name="peer-review-activities"/>
     <w:p>
       <w:pPr>
         <w:pStyle w:val="Heading3"/>
       </w:pPr>
+      <w:bookmarkStart w:id="68" w:name="peer-review-activities"/>
       <w:r>
         <w:t xml:space="preserve">Peer Review Activities</w:t>
       </w:r>
-    </w:p>
-    <w:p>
-      <w:pPr>
-        <w:pStyle w:val="Compact"/>
+      <w:bookmarkEnd w:id="68"/>
+    </w:p>
+    <w:p>
+      <w:pPr>
         <w:numPr>
           <w:ilvl w:val="0"/>
           <w:numId w:val="1019"/>
         </w:numPr>
-      </w:pPr>
-      <w:r>
-        <w:rPr>
-          <w:b/>
-          <w:bCs/>
-        </w:rPr>
-        <w:t xml:space="preserve">Quantitative Imaging in Medicine and Surgery</w:t>
-      </w:r>
-      <w:r>
-        <w:t xml:space="preserve"> </w:t>
-      </w:r>
-      <w:r>
-        <w:t xml:space="preserve">(2026) - Manuscript #QIMS-2026-1692 [</w:t>
-      </w:r>
-      <w:hyperlink r:id="rId55">
+        <w:pStyle w:val="Compact"/>
+      </w:pPr>
+      <w:r>
+        <w:rPr>
+          <w:b/>
+        </w:rPr>
+        <w:t xml:space="preserve">HepatoBiliary Surgery and Nutrition</w:t>
+      </w:r>
+      <w:r>
+        <w:t xml:space="preserve"> </w:t>
+      </w:r>
+      <w:r>
+        <w:t xml:space="preserve">(2026) - Manuscript #HBSN-2026-0691 [</w:t>
+      </w:r>
+      <w:hyperlink r:id="rId69">
         <w:r>
           <w:rPr>
             <w:rStyle w:val="Hyperlink"/>
@@ -2202,26 +2128,25 @@
     </w:p>
     <w:p>
       <w:pPr>
-        <w:pStyle w:val="Compact"/>
         <w:numPr>
           <w:ilvl w:val="0"/>
           <w:numId w:val="1019"/>
         </w:numPr>
-      </w:pPr>
-      <w:r>
-        <w:rPr>
-          <w:b/>
-          <w:bCs/>
-        </w:rPr>
-        <w:t xml:space="preserve">Journal of Gastrointestinal Oncology</w:t>
-      </w:r>
-      <w:r>
-        <w:t xml:space="preserve"> </w:t>
-      </w:r>
-      <w:r>
-        <w:t xml:space="preserve">(2026) - Manuscript #JGO-2026-0436-CL [</w:t>
-      </w:r>
-      <w:hyperlink r:id="rId56">
+        <w:pStyle w:val="Compact"/>
+      </w:pPr>
+      <w:r>
+        <w:rPr>
+          <w:b/>
+        </w:rPr>
+        <w:t xml:space="preserve">Quantitative Imaging in Medicine and Surgery</w:t>
+      </w:r>
+      <w:r>
+        <w:t xml:space="preserve"> </w:t>
+      </w:r>
+      <w:r>
+        <w:t xml:space="preserve">(2026) - Manuscript #QIMS-2026-1692 [</w:t>
+      </w:r>
+      <w:hyperlink r:id="rId70">
         <w:r>
           <w:rPr>
             <w:rStyle w:val="Hyperlink"/>
@@ -2235,26 +2160,25 @@
     </w:p>
     <w:p>
       <w:pPr>
-        <w:pStyle w:val="Compact"/>
         <w:numPr>
           <w:ilvl w:val="0"/>
           <w:numId w:val="1019"/>
         </w:numPr>
-      </w:pPr>
-      <w:r>
-        <w:rPr>
-          <w:b/>
-          <w:bCs/>
-        </w:rPr>
-        <w:t xml:space="preserve">HepatoBiliary Surgery and Nutrition</w:t>
-      </w:r>
-      <w:r>
-        <w:t xml:space="preserve"> </w:t>
-      </w:r>
-      <w:r>
-        <w:t xml:space="preserve">(2026) - Manuscript #HBSN-2026-0250 [</w:t>
-      </w:r>
-      <w:hyperlink r:id="rId57">
+        <w:pStyle w:val="Compact"/>
+      </w:pPr>
+      <w:r>
+        <w:rPr>
+          <w:b/>
+        </w:rPr>
+        <w:t xml:space="preserve">Journal of Gastrointestinal Oncology</w:t>
+      </w:r>
+      <w:r>
+        <w:t xml:space="preserve"> </w:t>
+      </w:r>
+      <w:r>
+        <w:t xml:space="preserve">(2026) - Manuscript #JGO-2026-0436-CL [</w:t>
+      </w:r>
+      <w:hyperlink r:id="rId71">
         <w:r>
           <w:rPr>
             <w:rStyle w:val="Hyperlink"/>
@@ -2268,16 +2192,47 @@
     </w:p>
     <w:p>
       <w:pPr>
-        <w:pStyle w:val="Compact"/>
         <w:numPr>
           <w:ilvl w:val="0"/>
           <w:numId w:val="1019"/>
         </w:numPr>
-      </w:pPr>
-      <w:r>
-        <w:rPr>
-          <w:b/>
-          <w:bCs/>
+        <w:pStyle w:val="Compact"/>
+      </w:pPr>
+      <w:r>
+        <w:rPr>
+          <w:b/>
+        </w:rPr>
+        <w:t xml:space="preserve">HepatoBiliary Surgery and Nutrition</w:t>
+      </w:r>
+      <w:r>
+        <w:t xml:space="preserve"> </w:t>
+      </w:r>
+      <w:r>
+        <w:t xml:space="preserve">(2026) - Manuscript #HBSN-2026-0250 [</w:t>
+      </w:r>
+      <w:hyperlink r:id="rId72">
+        <w:r>
+          <w:rPr>
+            <w:rStyle w:val="Hyperlink"/>
+          </w:rPr>
+          <w:t xml:space="preserve">Certificate</w:t>
+        </w:r>
+      </w:hyperlink>
+      <w:r>
+        <w:t xml:space="preserve">]</w:t>
+      </w:r>
+    </w:p>
+    <w:p>
+      <w:pPr>
+        <w:numPr>
+          <w:ilvl w:val="0"/>
+          <w:numId w:val="1019"/>
+        </w:numPr>
+        <w:pStyle w:val="Compact"/>
+      </w:pPr>
+      <w:r>
+        <w:rPr>
+          <w:b/>
         </w:rPr>
         <w:t xml:space="preserve">Cancer Medicine</w:t>
       </w:r>
@@ -2290,16 +2245,15 @@
     </w:p>
     <w:p>
       <w:pPr>
-        <w:pStyle w:val="Compact"/>
         <w:numPr>
           <w:ilvl w:val="0"/>
           <w:numId w:val="1019"/>
         </w:numPr>
-      </w:pPr>
-      <w:r>
-        <w:rPr>
-          <w:b/>
-          <w:bCs/>
+        <w:pStyle w:val="Compact"/>
+      </w:pPr>
+      <w:r>
+        <w:rPr>
+          <w:b/>
         </w:rPr>
         <w:t xml:space="preserve">PLOS ONE</w:t>
       </w:r>
@@ -2312,16 +2266,15 @@
     </w:p>
     <w:p>
       <w:pPr>
-        <w:pStyle w:val="Compact"/>
         <w:numPr>
           <w:ilvl w:val="0"/>
           <w:numId w:val="1019"/>
         </w:numPr>
-      </w:pPr>
-      <w:r>
-        <w:rPr>
-          <w:b/>
-          <w:bCs/>
+        <w:pStyle w:val="Compact"/>
+      </w:pPr>
+      <w:r>
+        <w:rPr>
+          <w:b/>
         </w:rPr>
         <w:t xml:space="preserve">PLOS ONE</w:t>
       </w:r>
@@ -2334,16 +2287,15 @@
     </w:p>
     <w:p>
       <w:pPr>
-        <w:pStyle w:val="Compact"/>
         <w:numPr>
           <w:ilvl w:val="0"/>
           <w:numId w:val="1019"/>
         </w:numPr>
-      </w:pPr>
-      <w:r>
-        <w:rPr>
-          <w:b/>
-          <w:bCs/>
+        <w:pStyle w:val="Compact"/>
+      </w:pPr>
+      <w:r>
+        <w:rPr>
+          <w:b/>
         </w:rPr>
         <w:t xml:space="preserve">PLOS ONE</w:t>
       </w:r>
@@ -2356,16 +2308,15 @@
     </w:p>
     <w:p>
       <w:pPr>
-        <w:pStyle w:val="Compact"/>
         <w:numPr>
           <w:ilvl w:val="0"/>
           <w:numId w:val="1019"/>
         </w:numPr>
-      </w:pPr>
-      <w:r>
-        <w:rPr>
-          <w:b/>
-          <w:bCs/>
+        <w:pStyle w:val="Compact"/>
+      </w:pPr>
+      <w:r>
+        <w:rPr>
+          <w:b/>
         </w:rPr>
         <w:t xml:space="preserve">PLOS ONE</w:t>
       </w:r>
@@ -2378,16 +2329,15 @@
     </w:p>
     <w:p>
       <w:pPr>
-        <w:pStyle w:val="Compact"/>
         <w:numPr>
           <w:ilvl w:val="0"/>
           <w:numId w:val="1019"/>
         </w:numPr>
-      </w:pPr>
-      <w:r>
-        <w:rPr>
-          <w:b/>
-          <w:bCs/>
+        <w:pStyle w:val="Compact"/>
+      </w:pPr>
+      <w:r>
+        <w:rPr>
+          <w:b/>
         </w:rPr>
         <w:t xml:space="preserve">Frontiers in Pharmacology</w:t>
       </w:r>
@@ -2400,16 +2350,15 @@
     </w:p>
     <w:p>
       <w:pPr>
-        <w:pStyle w:val="Compact"/>
         <w:numPr>
           <w:ilvl w:val="0"/>
           <w:numId w:val="1019"/>
         </w:numPr>
-      </w:pPr>
-      <w:r>
-        <w:rPr>
-          <w:b/>
-          <w:bCs/>
+        <w:pStyle w:val="Compact"/>
+      </w:pPr>
+      <w:r>
+        <w:rPr>
+          <w:b/>
         </w:rPr>
         <w:t xml:space="preserve">Annals of Internal Medicine</w:t>
       </w:r>
@@ -2420,25 +2369,25 @@
         <w:t xml:space="preserve">(2021) - Manuscript #M21-2536</w:t>
       </w:r>
     </w:p>
-    <w:bookmarkEnd w:id="58"/>
-    <w:bookmarkEnd w:id="59"/>
-    <w:bookmarkStart w:id="64" w:name="presentations"/>
     <w:p>
       <w:pPr>
         <w:pStyle w:val="Heading2"/>
       </w:pPr>
+      <w:bookmarkStart w:id="73" w:name="presentations"/>
       <w:r>
         <w:t xml:space="preserve">Presentations</w:t>
       </w:r>
-    </w:p>
-    <w:bookmarkStart w:id="60" w:name="oral-presentations"/>
+      <w:bookmarkEnd w:id="73"/>
+    </w:p>
     <w:p>
       <w:pPr>
         <w:pStyle w:val="Heading3"/>
       </w:pPr>
+      <w:bookmarkStart w:id="74" w:name="oral-presentations"/>
       <w:r>
         <w:t xml:space="preserve">Oral Presentations</w:t>
       </w:r>
+      <w:bookmarkEnd w:id="74"/>
     </w:p>
     <w:p>
       <w:pPr>
@@ -2447,7 +2396,6 @@
       <w:r>
         <w:rPr>
           <w:i/>
-          <w:iCs/>
         </w:rPr>
         <w:t xml:space="preserve">Completed</w:t>
       </w:r>
@@ -2462,7 +2410,6 @@
       <w:r>
         <w:rPr>
           <w:b/>
-          <w:bCs/>
         </w:rPr>
         <w:t xml:space="preserve">Morada AO</w:t>
       </w:r>
@@ -2475,7 +2422,6 @@
       <w:r>
         <w:rPr>
           <w:i/>
-          <w:iCs/>
         </w:rPr>
         <w:t xml:space="preserve">2026 Association for Surgical Education Annual Meeting</w:t>
       </w:r>
@@ -2499,7 +2445,6 @@
       <w:r>
         <w:rPr>
           <w:b/>
-          <w:bCs/>
         </w:rPr>
         <w:t xml:space="preserve">Morada AO</w:t>
       </w:r>
@@ -2512,7 +2457,6 @@
       <w:r>
         <w:rPr>
           <w:i/>
-          <w:iCs/>
         </w:rPr>
         <w:t xml:space="preserve">Stanley Conklin Research Day</w:t>
       </w:r>
@@ -2536,7 +2480,6 @@
       <w:r>
         <w:rPr>
           <w:b/>
-          <w:bCs/>
         </w:rPr>
         <w:t xml:space="preserve">Morada AO</w:t>
       </w:r>
@@ -2549,7 +2492,6 @@
       <w:r>
         <w:rPr>
           <w:i/>
-          <w:iCs/>
         </w:rPr>
         <w:t xml:space="preserve">Stanley Conklin Research Day</w:t>
       </w:r>
@@ -2573,7 +2515,6 @@
       <w:r>
         <w:rPr>
           <w:b/>
-          <w:bCs/>
         </w:rPr>
         <w:t xml:space="preserve">Morada AO</w:t>
       </w:r>
@@ -2586,7 +2527,6 @@
       <w:r>
         <w:rPr>
           <w:i/>
-          <w:iCs/>
         </w:rPr>
         <w:t xml:space="preserve">Stanley Conklin Research Day</w:t>
       </w:r>
@@ -2610,7 +2550,6 @@
       <w:r>
         <w:rPr>
           <w:b/>
-          <w:bCs/>
         </w:rPr>
         <w:t xml:space="preserve">Morada AO</w:t>
       </w:r>
@@ -2623,7 +2562,6 @@
       <w:r>
         <w:rPr>
           <w:i/>
-          <w:iCs/>
         </w:rPr>
         <w:t xml:space="preserve">Stanley Conklin Research Day</w:t>
       </w:r>
@@ -2641,7 +2579,6 @@
       <w:r>
         <w:rPr>
           <w:b/>
-          <w:bCs/>
         </w:rPr>
         <w:t xml:space="preserve">Morada AO</w:t>
       </w:r>
@@ -2654,7 +2591,6 @@
       <w:r>
         <w:rPr>
           <w:i/>
-          <w:iCs/>
         </w:rPr>
         <w:t xml:space="preserve">2018 Geisinger Commonwealth School of Medicine Summer Research Symposium</w:t>
       </w:r>
@@ -2672,7 +2608,6 @@
       <w:r>
         <w:rPr>
           <w:b/>
-          <w:bCs/>
         </w:rPr>
         <w:t xml:space="preserve">Morada AO</w:t>
       </w:r>
@@ -2685,7 +2620,6 @@
       <w:r>
         <w:rPr>
           <w:i/>
-          <w:iCs/>
         </w:rPr>
         <w:t xml:space="preserve">Southern California Chapter of the American College of Surgeons Annual Scientific Meeting</w:t>
       </w:r>
@@ -2709,7 +2643,6 @@
       <w:r>
         <w:rPr>
           <w:b/>
-          <w:bCs/>
         </w:rPr>
         <w:t xml:space="preserve">Morada AO</w:t>
       </w:r>
@@ -2722,7 +2655,6 @@
       <w:r>
         <w:rPr>
           <w:i/>
-          <w:iCs/>
         </w:rPr>
         <w:t xml:space="preserve">Southern California Chapter of the American College of Surgeons Annual Scientific Meeting</w:t>
       </w:r>
@@ -2746,7 +2678,6 @@
       <w:r>
         <w:rPr>
           <w:b/>
-          <w:bCs/>
         </w:rPr>
         <w:t xml:space="preserve">Morada AO</w:t>
       </w:r>
@@ -2759,7 +2690,6 @@
       <w:r>
         <w:rPr>
           <w:i/>
-          <w:iCs/>
         </w:rPr>
         <w:t xml:space="preserve">Society of Surgical Oncology’s 70th Annual Cancer Symposium</w:t>
       </w:r>
@@ -2767,15 +2697,15 @@
         <w:t xml:space="preserve">, Seattle, WA, March 2017.</w:t>
       </w:r>
     </w:p>
-    <w:bookmarkEnd w:id="60"/>
-    <w:bookmarkStart w:id="63" w:name="poster-presentations"/>
     <w:p>
       <w:pPr>
         <w:pStyle w:val="Heading3"/>
       </w:pPr>
+      <w:bookmarkStart w:id="75" w:name="poster-presentations"/>
       <w:r>
         <w:t xml:space="preserve">Poster Presentations</w:t>
       </w:r>
+      <w:bookmarkEnd w:id="75"/>
     </w:p>
     <w:p>
       <w:pPr>
@@ -2787,7 +2717,6 @@
       <w:r>
         <w:rPr>
           <w:b/>
-          <w:bCs/>
         </w:rPr>
         <w:t xml:space="preserve">Morada AO</w:t>
       </w:r>
@@ -2800,7 +2729,6 @@
       <w:r>
         <w:rPr>
           <w:i/>
-          <w:iCs/>
         </w:rPr>
         <w:t xml:space="preserve">International Liver Transplantation Society (ILTS) Annual Congress 2025</w:t>
       </w:r>
@@ -2810,7 +2738,7 @@
       <w:r>
         <w:t xml:space="preserve"> </w:t>
       </w:r>
-      <w:hyperlink r:id="rId61">
+      <w:hyperlink r:id="rId76">
         <w:r>
           <w:rPr>
             <w:rStyle w:val="Hyperlink"/>
@@ -2829,7 +2757,6 @@
       <w:r>
         <w:rPr>
           <w:b/>
-          <w:bCs/>
         </w:rPr>
         <w:t xml:space="preserve">Morada AO</w:t>
       </w:r>
@@ -2842,7 +2769,6 @@
       <w:r>
         <w:rPr>
           <w:i/>
-          <w:iCs/>
         </w:rPr>
         <w:t xml:space="preserve">Society of American Gastrointestinal and Endoscopic Surgeons 2021 Meeting</w:t>
       </w:r>
@@ -2852,7 +2778,7 @@
       <w:r>
         <w:t xml:space="preserve"> </w:t>
       </w:r>
-      <w:hyperlink r:id="rId62">
+      <w:hyperlink r:id="rId77">
         <w:r>
           <w:rPr>
             <w:rStyle w:val="Hyperlink"/>
@@ -2877,7 +2803,6 @@
       <w:r>
         <w:rPr>
           <w:b/>
-          <w:bCs/>
         </w:rPr>
         <w:t xml:space="preserve">Morada AO</w:t>
       </w:r>
@@ -2890,7 +2815,6 @@
       <w:r>
         <w:rPr>
           <w:i/>
-          <w:iCs/>
         </w:rPr>
         <w:t xml:space="preserve">Society of American Gastrointestinal and Endoscopic Surgeons 2021 Meeting</w:t>
       </w:r>
@@ -2914,7 +2838,6 @@
       <w:r>
         <w:rPr>
           <w:b/>
-          <w:bCs/>
         </w:rPr>
         <w:t xml:space="preserve">Morada AO</w:t>
       </w:r>
@@ -2927,7 +2850,6 @@
       <w:r>
         <w:rPr>
           <w:i/>
-          <w:iCs/>
         </w:rPr>
         <w:t xml:space="preserve">Stanley Conklin Research Day</w:t>
       </w:r>
@@ -2951,7 +2873,6 @@
       <w:r>
         <w:rPr>
           <w:b/>
-          <w:bCs/>
         </w:rPr>
         <w:t xml:space="preserve">Morada AO</w:t>
       </w:r>
@@ -2964,7 +2885,6 @@
       <w:r>
         <w:rPr>
           <w:i/>
-          <w:iCs/>
         </w:rPr>
         <w:t xml:space="preserve">Stanley Conklin Research Day</w:t>
       </w:r>
@@ -2988,7 +2908,6 @@
       <w:r>
         <w:rPr>
           <w:b/>
-          <w:bCs/>
         </w:rPr>
         <w:t xml:space="preserve">Morada AO</w:t>
       </w:r>
@@ -3001,7 +2920,6 @@
       <w:r>
         <w:rPr>
           <w:i/>
-          <w:iCs/>
         </w:rPr>
         <w:t xml:space="preserve">Stanley Conklin Research Day</w:t>
       </w:r>
@@ -3025,7 +2943,6 @@
       <w:r>
         <w:rPr>
           <w:b/>
-          <w:bCs/>
         </w:rPr>
         <w:t xml:space="preserve">Morada AO</w:t>
       </w:r>
@@ -3038,7 +2955,6 @@
       <w:r>
         <w:rPr>
           <w:i/>
-          <w:iCs/>
         </w:rPr>
         <w:t xml:space="preserve">Society of Surgical Oncology 2021: International Conference on Surgical Cancer Care</w:t>
       </w:r>
@@ -3062,7 +2978,6 @@
       <w:r>
         <w:rPr>
           <w:b/>
-          <w:bCs/>
         </w:rPr>
         <w:t xml:space="preserve">Morada AO</w:t>
       </w:r>
@@ -3075,7 +2990,6 @@
       <w:r>
         <w:rPr>
           <w:i/>
-          <w:iCs/>
         </w:rPr>
         <w:t xml:space="preserve">Society of Surgical Oncology 2021: International Conference on Surgical Cancer Care</w:t>
       </w:r>
@@ -3093,7 +3007,6 @@
       <w:r>
         <w:rPr>
           <w:b/>
-          <w:bCs/>
         </w:rPr>
         <w:t xml:space="preserve">Morada AO</w:t>
       </w:r>
@@ -3106,7 +3019,6 @@
       <w:r>
         <w:rPr>
           <w:i/>
-          <w:iCs/>
         </w:rPr>
         <w:t xml:space="preserve">Stanley Conklin Research Day</w:t>
       </w:r>
@@ -3130,7 +3042,6 @@
       <w:r>
         <w:rPr>
           <w:b/>
-          <w:bCs/>
         </w:rPr>
         <w:t xml:space="preserve">Morada AO</w:t>
       </w:r>
@@ -3143,7 +3054,6 @@
       <w:r>
         <w:rPr>
           <w:i/>
-          <w:iCs/>
         </w:rPr>
         <w:t xml:space="preserve">Geisinger Commonwealth School of Medicine 2019 Spring Research Symposium</w:t>
       </w:r>
@@ -3167,7 +3077,6 @@
       <w:r>
         <w:rPr>
           <w:b/>
-          <w:bCs/>
         </w:rPr>
         <w:t xml:space="preserve">Morada AO</w:t>
       </w:r>
@@ -3180,7 +3089,6 @@
       <w:r>
         <w:rPr>
           <w:i/>
-          <w:iCs/>
         </w:rPr>
         <w:t xml:space="preserve">Geisinger Commonwealth School of Medicine 2019 Spring Research Symposium</w:t>
       </w:r>
@@ -3198,7 +3106,6 @@
       <w:r>
         <w:rPr>
           <w:b/>
-          <w:bCs/>
         </w:rPr>
         <w:t xml:space="preserve">Morada AO</w:t>
       </w:r>
@@ -3211,7 +3118,6 @@
       <w:r>
         <w:rPr>
           <w:i/>
-          <w:iCs/>
         </w:rPr>
         <w:t xml:space="preserve">American College of Surgeons Clinical Congress 2019</w:t>
       </w:r>
@@ -3229,7 +3135,6 @@
       <w:r>
         <w:rPr>
           <w:b/>
-          <w:bCs/>
         </w:rPr>
         <w:t xml:space="preserve">Morada AO</w:t>
       </w:r>
@@ -3242,7 +3147,6 @@
       <w:r>
         <w:rPr>
           <w:i/>
-          <w:iCs/>
         </w:rPr>
         <w:t xml:space="preserve">16th Annual American Medical Association Research Symposium</w:t>
       </w:r>
@@ -3260,7 +3164,6 @@
       <w:r>
         <w:rPr>
           <w:b/>
-          <w:bCs/>
         </w:rPr>
         <w:t xml:space="preserve">Morada AO</w:t>
       </w:r>
@@ -3273,7 +3176,6 @@
       <w:r>
         <w:rPr>
           <w:i/>
-          <w:iCs/>
         </w:rPr>
         <w:t xml:space="preserve">2018 Geisinger Commonwealth School of Medicine Summer Research Symposium</w:t>
       </w:r>
@@ -3297,7 +3199,6 @@
       <w:r>
         <w:rPr>
           <w:b/>
-          <w:bCs/>
         </w:rPr>
         <w:t xml:space="preserve">Morada AO</w:t>
       </w:r>
@@ -3310,7 +3211,6 @@
       <w:r>
         <w:rPr>
           <w:i/>
-          <w:iCs/>
         </w:rPr>
         <w:t xml:space="preserve">2018 Geisinger Commonwealth School of Medicine Summer Research Symposium</w:t>
       </w:r>
@@ -3334,7 +3234,6 @@
       <w:r>
         <w:rPr>
           <w:b/>
-          <w:bCs/>
         </w:rPr>
         <w:t xml:space="preserve">Morada AO</w:t>
       </w:r>
@@ -3347,7 +3246,6 @@
       <w:r>
         <w:rPr>
           <w:i/>
-          <w:iCs/>
         </w:rPr>
         <w:t xml:space="preserve">Annual National Student Research Forum</w:t>
       </w:r>
@@ -3371,7 +3269,6 @@
       <w:r>
         <w:rPr>
           <w:b/>
-          <w:bCs/>
         </w:rPr>
         <w:t xml:space="preserve">Morada AO</w:t>
       </w:r>
@@ -3384,7 +3281,6 @@
       <w:r>
         <w:rPr>
           <w:i/>
-          <w:iCs/>
         </w:rPr>
         <w:t xml:space="preserve">Geisinger Commonwealth School of Medicine Research Day</w:t>
       </w:r>
@@ -3408,7 +3304,6 @@
       <w:r>
         <w:rPr>
           <w:b/>
-          <w:bCs/>
         </w:rPr>
         <w:t xml:space="preserve">Morada AO</w:t>
       </w:r>
@@ -3421,7 +3316,6 @@
       <w:r>
         <w:rPr>
           <w:i/>
-          <w:iCs/>
         </w:rPr>
         <w:t xml:space="preserve">Society for Surgery of the Alimentary Tract 58th Annual Meeting at Digestive Disease Week 2017</w:t>
       </w:r>
@@ -3439,7 +3333,6 @@
       <w:r>
         <w:rPr>
           <w:b/>
-          <w:bCs/>
         </w:rPr>
         <w:t xml:space="preserve">Morada AO</w:t>
       </w:r>
@@ -3452,7 +3345,6 @@
       <w:r>
         <w:rPr>
           <w:i/>
-          <w:iCs/>
         </w:rPr>
         <w:t xml:space="preserve">Society for Surgery of the Alimentary Tract 58th Annual Meeting at Digestive Disease Week 2017</w:t>
       </w:r>
@@ -3476,7 +3368,6 @@
       <w:r>
         <w:rPr>
           <w:b/>
-          <w:bCs/>
         </w:rPr>
         <w:t xml:space="preserve">Morada AO</w:t>
       </w:r>
@@ -3489,7 +3380,6 @@
       <w:r>
         <w:rPr>
           <w:i/>
-          <w:iCs/>
         </w:rPr>
         <w:t xml:space="preserve">2015 Molecular, Cellular, and Developmental Biology Graduate Symposium</w:t>
       </w:r>
@@ -3507,7 +3397,6 @@
       <w:r>
         <w:rPr>
           <w:b/>
-          <w:bCs/>
         </w:rPr>
         <w:t xml:space="preserve">Morada AO</w:t>
       </w:r>
@@ -3520,7 +3409,6 @@
       <w:r>
         <w:rPr>
           <w:i/>
-          <w:iCs/>
         </w:rPr>
         <w:t xml:space="preserve">University of California – Santa Barbara’s Undergraduate Research Colloquium</w:t>
       </w:r>
@@ -3538,7 +3426,6 @@
       <w:r>
         <w:rPr>
           <w:b/>
-          <w:bCs/>
         </w:rPr>
         <w:t xml:space="preserve">Morada AO</w:t>
       </w:r>
@@ -3551,7 +3438,6 @@
       <w:r>
         <w:rPr>
           <w:i/>
-          <w:iCs/>
         </w:rPr>
         <w:t xml:space="preserve">University of California – Santa Barbara’s Undergraduate Research Colloquium</w:t>
       </w:r>
@@ -3559,29 +3445,27 @@
         <w:t xml:space="preserve">, Santa Barbara, CA, May 2013.</w:t>
       </w:r>
     </w:p>
-    <w:bookmarkEnd w:id="63"/>
-    <w:bookmarkEnd w:id="64"/>
-    <w:bookmarkStart w:id="65" w:name="honors-and-awards"/>
     <w:p>
       <w:pPr>
         <w:pStyle w:val="Heading2"/>
       </w:pPr>
+      <w:bookmarkStart w:id="78" w:name="honors-and-awards"/>
       <w:r>
         <w:t xml:space="preserve">Honors and Awards</w:t>
       </w:r>
-    </w:p>
-    <w:p>
-      <w:pPr>
-        <w:pStyle w:val="Compact"/>
+      <w:bookmarkEnd w:id="78"/>
+    </w:p>
+    <w:p>
+      <w:pPr>
         <w:numPr>
           <w:ilvl w:val="0"/>
           <w:numId w:val="1022"/>
         </w:numPr>
-      </w:pPr>
-      <w:r>
-        <w:rPr>
-          <w:b/>
-          <w:bCs/>
+        <w:pStyle w:val="Compact"/>
+      </w:pPr>
+      <w:r>
+        <w:rPr>
+          <w:b/>
         </w:rPr>
         <w:t xml:space="preserve">1st Place Oral Presentation</w:t>
       </w:r>
@@ -3591,16 +3475,15 @@
     </w:p>
     <w:p>
       <w:pPr>
-        <w:pStyle w:val="Compact"/>
         <w:numPr>
           <w:ilvl w:val="0"/>
           <w:numId w:val="1022"/>
         </w:numPr>
-      </w:pPr>
-      <w:r>
-        <w:rPr>
-          <w:b/>
-          <w:bCs/>
+        <w:pStyle w:val="Compact"/>
+      </w:pPr>
+      <w:r>
+        <w:rPr>
+          <w:b/>
         </w:rPr>
         <w:t xml:space="preserve">1st Place Poster Presentation</w:t>
       </w:r>
@@ -3610,16 +3493,15 @@
     </w:p>
     <w:p>
       <w:pPr>
-        <w:pStyle w:val="Compact"/>
         <w:numPr>
           <w:ilvl w:val="0"/>
           <w:numId w:val="1022"/>
         </w:numPr>
-      </w:pPr>
-      <w:r>
-        <w:rPr>
-          <w:b/>
-          <w:bCs/>
+        <w:pStyle w:val="Compact"/>
+      </w:pPr>
+      <w:r>
+        <w:rPr>
+          <w:b/>
         </w:rPr>
         <w:t xml:space="preserve">1st Place Hacking Health 2019 Winner</w:t>
       </w:r>
@@ -3630,7 +3512,13 @@
         <w:t xml:space="preserve"> </w:t>
       </w:r>
       <w:r>
-        <w:t xml:space="preserve">“ABBY”</w:t>
+        <w:t xml:space="preserve">“</w:t>
+      </w:r>
+      <w:r>
+        <w:t xml:space="preserve">ABBY</w:t>
+      </w:r>
+      <w:r>
+        <w:t xml:space="preserve">”</w:t>
       </w:r>
       <w:r>
         <w:t xml:space="preserve"> </w:t>
@@ -3641,16 +3529,15 @@
     </w:p>
     <w:p>
       <w:pPr>
-        <w:pStyle w:val="Compact"/>
         <w:numPr>
           <w:ilvl w:val="0"/>
           <w:numId w:val="1022"/>
         </w:numPr>
-      </w:pPr>
-      <w:r>
-        <w:rPr>
-          <w:b/>
-          <w:bCs/>
+        <w:pStyle w:val="Compact"/>
+      </w:pPr>
+      <w:r>
+        <w:rPr>
+          <w:b/>
         </w:rPr>
         <w:t xml:space="preserve">Certificate of Achievement for Pharmacology &amp; Toxicology</w:t>
       </w:r>
@@ -3660,16 +3547,15 @@
     </w:p>
     <w:p>
       <w:pPr>
-        <w:pStyle w:val="Compact"/>
         <w:numPr>
           <w:ilvl w:val="0"/>
           <w:numId w:val="1022"/>
         </w:numPr>
-      </w:pPr>
-      <w:r>
-        <w:rPr>
-          <w:b/>
-          <w:bCs/>
+        <w:pStyle w:val="Compact"/>
+      </w:pPr>
+      <w:r>
+        <w:rPr>
+          <w:b/>
         </w:rPr>
         <w:t xml:space="preserve">Distinction and Certificate of Excellence</w:t>
       </w:r>
@@ -3679,16 +3565,15 @@
     </w:p>
     <w:p>
       <w:pPr>
-        <w:pStyle w:val="Compact"/>
         <w:numPr>
           <w:ilvl w:val="0"/>
           <w:numId w:val="1022"/>
         </w:numPr>
-      </w:pPr>
-      <w:r>
-        <w:rPr>
-          <w:b/>
-          <w:bCs/>
+        <w:pStyle w:val="Compact"/>
+      </w:pPr>
+      <w:r>
+        <w:rPr>
+          <w:b/>
         </w:rPr>
         <w:t xml:space="preserve">1st Place Fundraising Team</w:t>
       </w:r>
@@ -3698,16 +3583,15 @@
     </w:p>
     <w:p>
       <w:pPr>
-        <w:pStyle w:val="Compact"/>
         <w:numPr>
           <w:ilvl w:val="0"/>
           <w:numId w:val="1022"/>
         </w:numPr>
-      </w:pPr>
-      <w:r>
-        <w:rPr>
-          <w:b/>
-          <w:bCs/>
+        <w:pStyle w:val="Compact"/>
+      </w:pPr>
+      <w:r>
+        <w:rPr>
+          <w:b/>
         </w:rPr>
         <w:t xml:space="preserve">Undergraduate Research and Creative Activities (URCA) Grants</w:t>
       </w:r>
@@ -3715,28 +3599,27 @@
         <w:t xml:space="preserve">, UC Santa Barbara (2013, 2014)</w:t>
       </w:r>
     </w:p>
-    <w:bookmarkEnd w:id="65"/>
-    <w:bookmarkStart w:id="66" w:name="leadership-and-service"/>
     <w:p>
       <w:pPr>
         <w:pStyle w:val="Heading2"/>
       </w:pPr>
+      <w:bookmarkStart w:id="79" w:name="leadership-and-service"/>
       <w:r>
         <w:t xml:space="preserve">Leadership and Service</w:t>
       </w:r>
-    </w:p>
-    <w:p>
-      <w:pPr>
-        <w:pStyle w:val="Compact"/>
+      <w:bookmarkEnd w:id="79"/>
+    </w:p>
+    <w:p>
+      <w:pPr>
         <w:numPr>
           <w:ilvl w:val="0"/>
           <w:numId w:val="1023"/>
         </w:numPr>
-      </w:pPr>
-      <w:r>
-        <w:rPr>
-          <w:b/>
-          <w:bCs/>
+        <w:pStyle w:val="Compact"/>
+      </w:pPr>
+      <w:r>
+        <w:rPr>
+          <w:b/>
         </w:rPr>
         <w:t xml:space="preserve">Health Explorers Instructor</w:t>
       </w:r>
@@ -3749,11 +3632,11 @@
     </w:p>
     <w:p>
       <w:pPr>
-        <w:pStyle w:val="Compact"/>
         <w:numPr>
           <w:ilvl w:val="1"/>
           <w:numId w:val="1024"/>
         </w:numPr>
+        <w:pStyle w:val="Compact"/>
       </w:pPr>
       <w:r>
         <w:t xml:space="preserve">Provided academic enrichment and mentoring for low-income and first-generation college students in northeastern Pennsylvania</w:t>
@@ -3761,16 +3644,15 @@
     </w:p>
     <w:p>
       <w:pPr>
-        <w:pStyle w:val="Compact"/>
         <w:numPr>
           <w:ilvl w:val="0"/>
           <w:numId w:val="1023"/>
         </w:numPr>
-      </w:pPr>
-      <w:r>
-        <w:rPr>
-          <w:b/>
-          <w:bCs/>
+        <w:pStyle w:val="Compact"/>
+      </w:pPr>
+      <w:r>
+        <w:rPr>
+          <w:b/>
         </w:rPr>
         <w:t xml:space="preserve">President</w:t>
       </w:r>
@@ -3783,11 +3665,11 @@
     </w:p>
     <w:p>
       <w:pPr>
-        <w:pStyle w:val="Compact"/>
         <w:numPr>
           <w:ilvl w:val="1"/>
           <w:numId w:val="1025"/>
         </w:numPr>
+        <w:pStyle w:val="Compact"/>
       </w:pPr>
       <w:r>
         <w:t xml:space="preserve">Led organizational leadership and community service initiatives for APAMSA chapter</w:t>
@@ -3795,16 +3677,15 @@
     </w:p>
     <w:p>
       <w:pPr>
-        <w:pStyle w:val="Compact"/>
         <w:numPr>
           <w:ilvl w:val="0"/>
           <w:numId w:val="1023"/>
         </w:numPr>
-      </w:pPr>
-      <w:r>
-        <w:rPr>
-          <w:b/>
-          <w:bCs/>
+        <w:pStyle w:val="Compact"/>
+      </w:pPr>
+      <w:r>
+        <w:rPr>
+          <w:b/>
         </w:rPr>
         <w:t xml:space="preserve">Peer Mentor</w:t>
       </w:r>
@@ -3817,11 +3698,11 @@
     </w:p>
     <w:p>
       <w:pPr>
-        <w:pStyle w:val="Compact"/>
         <w:numPr>
           <w:ilvl w:val="1"/>
           <w:numId w:val="1026"/>
         </w:numPr>
+        <w:pStyle w:val="Compact"/>
       </w:pPr>
       <w:r>
         <w:t xml:space="preserve">Mentored first- and second-year medical students during their transition to medical school</w:t>
@@ -3829,16 +3710,15 @@
     </w:p>
     <w:p>
       <w:pPr>
-        <w:pStyle w:val="Compact"/>
         <w:numPr>
           <w:ilvl w:val="0"/>
           <w:numId w:val="1023"/>
         </w:numPr>
-      </w:pPr>
-      <w:r>
-        <w:rPr>
-          <w:b/>
-          <w:bCs/>
+        <w:pStyle w:val="Compact"/>
+      </w:pPr>
+      <w:r>
+        <w:rPr>
+          <w:b/>
         </w:rPr>
         <w:t xml:space="preserve">Team Abby Member</w:t>
       </w:r>
@@ -3851,16 +3731,15 @@
     </w:p>
     <w:p>
       <w:pPr>
-        <w:pStyle w:val="Compact"/>
         <w:numPr>
           <w:ilvl w:val="1"/>
           <w:numId w:val="1027"/>
         </w:numPr>
-      </w:pPr>
-      <w:r>
-        <w:rPr>
-          <w:b/>
-          <w:bCs/>
+        <w:pStyle w:val="Compact"/>
+      </w:pPr>
+      <w:r>
+        <w:rPr>
+          <w:b/>
         </w:rPr>
         <w:t xml:space="preserve">$5,000 first place winner</w:t>
       </w:r>
@@ -3873,16 +3752,15 @@
     </w:p>
     <w:p>
       <w:pPr>
-        <w:pStyle w:val="Compact"/>
         <w:numPr>
           <w:ilvl w:val="0"/>
           <w:numId w:val="1023"/>
         </w:numPr>
-      </w:pPr>
-      <w:r>
-        <w:rPr>
-          <w:b/>
-          <w:bCs/>
+        <w:pStyle w:val="Compact"/>
+      </w:pPr>
+      <w:r>
+        <w:rPr>
+          <w:b/>
         </w:rPr>
         <w:t xml:space="preserve">Clinical Skills Chair</w:t>
       </w:r>
@@ -3895,11 +3773,11 @@
     </w:p>
     <w:p>
       <w:pPr>
-        <w:pStyle w:val="Compact"/>
         <w:numPr>
           <w:ilvl w:val="1"/>
           <w:numId w:val="1028"/>
         </w:numPr>
+        <w:pStyle w:val="Compact"/>
       </w:pPr>
       <w:r>
         <w:t xml:space="preserve">Organized clinical skills workshops and coordinated with anatomy lab for realistic surgical simulation</w:t>
@@ -3907,16 +3785,15 @@
     </w:p>
     <w:p>
       <w:pPr>
-        <w:pStyle w:val="Compact"/>
         <w:numPr>
           <w:ilvl w:val="0"/>
           <w:numId w:val="1023"/>
         </w:numPr>
-      </w:pPr>
-      <w:r>
-        <w:rPr>
-          <w:b/>
-          <w:bCs/>
+        <w:pStyle w:val="Compact"/>
+      </w:pPr>
+      <w:r>
+        <w:rPr>
+          <w:b/>
         </w:rPr>
         <w:t xml:space="preserve">Assistant Team Captain</w:t>
       </w:r>
@@ -3929,11 +3806,11 @@
     </w:p>
     <w:p>
       <w:pPr>
-        <w:pStyle w:val="Compact"/>
         <w:numPr>
           <w:ilvl w:val="1"/>
           <w:numId w:val="1029"/>
         </w:numPr>
+        <w:pStyle w:val="Compact"/>
       </w:pPr>
       <w:r>
         <w:t xml:space="preserve">Led team to</w:t>
@@ -3944,7 +3821,6 @@
       <w:r>
         <w:rPr>
           <w:b/>
-          <w:bCs/>
         </w:rPr>
         <w:t xml:space="preserve">#1 fundraising position</w:t>
       </w:r>
@@ -3960,7 +3836,6 @@
       <w:r>
         <w:rPr>
           <w:b/>
-          <w:bCs/>
         </w:rPr>
         <w:t xml:space="preserve">$200,000+ raised</w:t>
       </w:r>
@@ -3973,11 +3848,11 @@
     </w:p>
     <w:p>
       <w:pPr>
-        <w:pStyle w:val="Compact"/>
         <w:numPr>
           <w:ilvl w:val="1"/>
           <w:numId w:val="1029"/>
         </w:numPr>
+        <w:pStyle w:val="Compact"/>
       </w:pPr>
       <w:r>
         <w:t xml:space="preserve">Recruited 150+ team members through outreach and marketing initiatives</w:t>
@@ -3985,16 +3860,15 @@
     </w:p>
     <w:p>
       <w:pPr>
-        <w:pStyle w:val="Compact"/>
         <w:numPr>
           <w:ilvl w:val="0"/>
           <w:numId w:val="1023"/>
         </w:numPr>
-      </w:pPr>
-      <w:r>
-        <w:rPr>
-          <w:b/>
-          <w:bCs/>
+        <w:pStyle w:val="Compact"/>
+      </w:pPr>
+      <w:r>
+        <w:rPr>
+          <w:b/>
         </w:rPr>
         <w:t xml:space="preserve">Team KiPOW Member</w:t>
       </w:r>
@@ -4007,11 +3881,11 @@
     </w:p>
     <w:p>
       <w:pPr>
-        <w:pStyle w:val="Compact"/>
         <w:numPr>
           <w:ilvl w:val="1"/>
           <w:numId w:val="1030"/>
         </w:numPr>
+        <w:pStyle w:val="Compact"/>
       </w:pPr>
       <w:r>
         <w:t xml:space="preserve">Health educator teaching nutrition and exercise to elementary students through UCI/CHOC partnership</w:t>
@@ -4019,16 +3893,15 @@
     </w:p>
     <w:p>
       <w:pPr>
-        <w:pStyle w:val="Compact"/>
         <w:numPr>
           <w:ilvl w:val="0"/>
           <w:numId w:val="1023"/>
         </w:numPr>
-      </w:pPr>
-      <w:r>
-        <w:rPr>
-          <w:b/>
-          <w:bCs/>
+        <w:pStyle w:val="Compact"/>
+      </w:pPr>
+      <w:r>
+        <w:rPr>
+          <w:b/>
         </w:rPr>
         <w:t xml:space="preserve">Clinical Volunteer</w:t>
       </w:r>
@@ -4041,49 +3914,48 @@
     </w:p>
     <w:p>
       <w:pPr>
-        <w:pStyle w:val="Compact"/>
         <w:numPr>
           <w:ilvl w:val="1"/>
           <w:numId w:val="1031"/>
         </w:numPr>
+        <w:pStyle w:val="Compact"/>
       </w:pPr>
       <w:r>
         <w:t xml:space="preserve">Rotational volunteer experience across multiple clinical departments including emergency medicine and surgery</w:t>
       </w:r>
     </w:p>
-    <w:bookmarkEnd w:id="66"/>
-    <w:bookmarkStart w:id="67" w:name="technical-skills-and-certifications"/>
     <w:p>
       <w:pPr>
         <w:pStyle w:val="Heading2"/>
       </w:pPr>
+      <w:bookmarkStart w:id="80" w:name="technical-skills-and-certifications"/>
       <w:r>
         <w:t xml:space="preserve">Technical Skills and Certifications</w:t>
       </w:r>
-    </w:p>
-    <w:p>
-      <w:pPr>
-        <w:pStyle w:val="Compact"/>
+      <w:bookmarkEnd w:id="80"/>
+    </w:p>
+    <w:p>
+      <w:pPr>
         <w:numPr>
           <w:ilvl w:val="0"/>
           <w:numId w:val="1032"/>
         </w:numPr>
-      </w:pPr>
-      <w:r>
-        <w:rPr>
-          <w:b/>
-          <w:bCs/>
+        <w:pStyle w:val="Compact"/>
+      </w:pPr>
+      <w:r>
+        <w:rPr>
+          <w:b/>
         </w:rPr>
         <w:t xml:space="preserve">Programming &amp; Data Analysis</w:t>
       </w:r>
     </w:p>
     <w:p>
       <w:pPr>
-        <w:pStyle w:val="Compact"/>
         <w:numPr>
           <w:ilvl w:val="1"/>
           <w:numId w:val="1033"/>
         </w:numPr>
+        <w:pStyle w:val="Compact"/>
       </w:pPr>
       <w:r>
         <w:t xml:space="preserve">R Programming: Advanced statistical analysis of 92,297+ patient genomic datasets, clinical outcomes research</w:t>
@@ -4091,11 +3963,11 @@
     </w:p>
     <w:p>
       <w:pPr>
-        <w:pStyle w:val="Compact"/>
         <w:numPr>
           <w:ilvl w:val="1"/>
           <w:numId w:val="1033"/>
         </w:numPr>
+        <w:pStyle w:val="Compact"/>
       </w:pPr>
       <w:r>
         <w:t xml:space="preserve">Python: Data science applications, machine learning implementations</w:t>
@@ -4103,11 +3975,11 @@
     </w:p>
     <w:p>
       <w:pPr>
-        <w:pStyle w:val="Compact"/>
         <w:numPr>
           <w:ilvl w:val="1"/>
           <w:numId w:val="1033"/>
         </w:numPr>
+        <w:pStyle w:val="Compact"/>
       </w:pPr>
       <w:r>
         <w:t xml:space="preserve">SQL: Database querying and management for clinical research studies</w:t>
@@ -4115,27 +3987,26 @@
     </w:p>
     <w:p>
       <w:pPr>
-        <w:pStyle w:val="Compact"/>
         <w:numPr>
           <w:ilvl w:val="0"/>
           <w:numId w:val="1032"/>
         </w:numPr>
-      </w:pPr>
-      <w:r>
-        <w:rPr>
-          <w:b/>
-          <w:bCs/>
+        <w:pStyle w:val="Compact"/>
+      </w:pPr>
+      <w:r>
+        <w:rPr>
+          <w:b/>
         </w:rPr>
         <w:t xml:space="preserve">Research Methodology</w:t>
       </w:r>
     </w:p>
     <w:p>
       <w:pPr>
-        <w:pStyle w:val="Compact"/>
         <w:numPr>
           <w:ilvl w:val="1"/>
           <w:numId w:val="1034"/>
         </w:numPr>
+        <w:pStyle w:val="Compact"/>
       </w:pPr>
       <w:r>
         <w:t xml:space="preserve">Large-scale data analysis: Genomic medicine applications, clinical outcomes research</w:t>
@@ -4143,11 +4014,11 @@
     </w:p>
     <w:p>
       <w:pPr>
-        <w:pStyle w:val="Compact"/>
         <w:numPr>
           <w:ilvl w:val="1"/>
           <w:numId w:val="1034"/>
         </w:numPr>
+        <w:pStyle w:val="Compact"/>
       </w:pPr>
       <w:r>
         <w:t xml:space="preserve">Statistical modeling: High-volume hypothesis testing, biostatistics</w:t>
@@ -4155,11 +4026,11 @@
     </w:p>
     <w:p>
       <w:pPr>
-        <w:pStyle w:val="Compact"/>
         <w:numPr>
           <w:ilvl w:val="1"/>
           <w:numId w:val="1034"/>
         </w:numPr>
+        <w:pStyle w:val="Compact"/>
       </w:pPr>
       <w:r>
         <w:t xml:space="preserve">Biorepository management: Specimen coordination for translational research studies</w:t>
@@ -4167,11 +4038,11 @@
     </w:p>
     <w:p>
       <w:pPr>
-        <w:pStyle w:val="Compact"/>
         <w:numPr>
           <w:ilvl w:val="1"/>
           <w:numId w:val="1034"/>
         </w:numPr>
+        <w:pStyle w:val="Compact"/>
       </w:pPr>
       <w:r>
         <w:t xml:space="preserve">Literature synthesis: Systematic review methodology, evidence-based analysis</w:t>
@@ -4179,27 +4050,26 @@
     </w:p>
     <w:p>
       <w:pPr>
-        <w:pStyle w:val="Compact"/>
         <w:numPr>
           <w:ilvl w:val="0"/>
           <w:numId w:val="1032"/>
         </w:numPr>
-      </w:pPr>
-      <w:r>
-        <w:rPr>
-          <w:b/>
-          <w:bCs/>
+        <w:pStyle w:val="Compact"/>
+      </w:pPr>
+      <w:r>
+        <w:rPr>
+          <w:b/>
         </w:rPr>
         <w:t xml:space="preserve">Machine Learning &amp; AI</w:t>
       </w:r>
     </w:p>
     <w:p>
       <w:pPr>
-        <w:pStyle w:val="Compact"/>
         <w:numPr>
           <w:ilvl w:val="1"/>
           <w:numId w:val="1035"/>
         </w:numPr>
+        <w:pStyle w:val="Compact"/>
       </w:pPr>
       <w:r>
         <w:t xml:space="preserve">AI for Medicine - DeepLearning.AI (2020): Medical imaging, clinical prediction models</w:t>
@@ -4207,11 +4077,11 @@
     </w:p>
     <w:p>
       <w:pPr>
-        <w:pStyle w:val="Compact"/>
         <w:numPr>
           <w:ilvl w:val="1"/>
           <w:numId w:val="1035"/>
         </w:numPr>
+        <w:pStyle w:val="Compact"/>
       </w:pPr>
       <w:r>
         <w:t xml:space="preserve">Machine Learning - Stanford University (2017): Supervised/unsupervised learning algorithms</w:t>
@@ -4219,11 +4089,11 @@
     </w:p>
     <w:p>
       <w:pPr>
-        <w:pStyle w:val="Compact"/>
         <w:numPr>
           <w:ilvl w:val="1"/>
           <w:numId w:val="1035"/>
         </w:numPr>
+        <w:pStyle w:val="Compact"/>
       </w:pPr>
       <w:r>
         <w:t xml:space="preserve">Data Science Specialization - Johns Hopkins University (2016): R programming, statistical inference</w:t>
@@ -4231,27 +4101,26 @@
     </w:p>
     <w:p>
       <w:pPr>
-        <w:pStyle w:val="Compact"/>
         <w:numPr>
           <w:ilvl w:val="0"/>
           <w:numId w:val="1032"/>
         </w:numPr>
-      </w:pPr>
-      <w:r>
-        <w:rPr>
-          <w:b/>
-          <w:bCs/>
+        <w:pStyle w:val="Compact"/>
+      </w:pPr>
+      <w:r>
+        <w:rPr>
+          <w:b/>
         </w:rPr>
         <w:t xml:space="preserve">Clinical Certifications</w:t>
       </w:r>
     </w:p>
     <w:p>
       <w:pPr>
-        <w:pStyle w:val="Compact"/>
         <w:numPr>
           <w:ilvl w:val="1"/>
           <w:numId w:val="1036"/>
         </w:numPr>
+        <w:pStyle w:val="Compact"/>
       </w:pPr>
       <w:r>
         <w:t xml:space="preserve">Bleeding Control Basic - American College of Surgeons (2017)</w:t>
@@ -4259,65 +4128,63 @@
     </w:p>
     <w:p>
       <w:pPr>
-        <w:pStyle w:val="Compact"/>
         <w:numPr>
           <w:ilvl w:val="1"/>
           <w:numId w:val="1036"/>
         </w:numPr>
+        <w:pStyle w:val="Compact"/>
       </w:pPr>
       <w:r>
         <w:t xml:space="preserve">Emergency Medical Technician - California EMSA License E084811 (2011-2017)</w:t>
       </w:r>
     </w:p>
-    <w:bookmarkEnd w:id="67"/>
-    <w:bookmarkStart w:id="68" w:name="professional-memberships"/>
     <w:p>
       <w:pPr>
         <w:pStyle w:val="Heading2"/>
       </w:pPr>
+      <w:bookmarkStart w:id="81" w:name="professional-memberships"/>
       <w:r>
         <w:t xml:space="preserve">Professional Memberships</w:t>
       </w:r>
-    </w:p>
-    <w:p>
-      <w:pPr>
-        <w:pStyle w:val="Compact"/>
+      <w:bookmarkEnd w:id="81"/>
+    </w:p>
+    <w:p>
+      <w:pPr>
         <w:numPr>
           <w:ilvl w:val="0"/>
           <w:numId w:val="1037"/>
         </w:numPr>
-      </w:pPr>
-      <w:r>
-        <w:rPr>
-          <w:b/>
-          <w:bCs/>
+        <w:pStyle w:val="Compact"/>
+      </w:pPr>
+      <w:r>
+        <w:rPr>
+          <w:b/>
         </w:rPr>
         <w:t xml:space="preserve">International Liver Transplantation Society (ILTS)</w:t>
       </w:r>
     </w:p>
     <w:p>
       <w:pPr>
-        <w:pStyle w:val="Compact"/>
         <w:numPr>
           <w:ilvl w:val="0"/>
           <w:numId w:val="1037"/>
         </w:numPr>
-      </w:pPr>
-      <w:r>
-        <w:rPr>
-          <w:b/>
-          <w:bCs/>
+        <w:pStyle w:val="Compact"/>
+      </w:pPr>
+      <w:r>
+        <w:rPr>
+          <w:b/>
         </w:rPr>
         <w:t xml:space="preserve">American Society of Transplant Surgeons (ASTS)</w:t>
       </w:r>
     </w:p>
     <w:p>
       <w:pPr>
-        <w:pStyle w:val="Compact"/>
         <w:numPr>
           <w:ilvl w:val="0"/>
           <w:numId w:val="1037"/>
         </w:numPr>
+        <w:pStyle w:val="Compact"/>
       </w:pPr>
       <w:r>
         <w:t xml:space="preserve">American College of Surgeons</w:t>
@@ -4325,11 +4192,11 @@
     </w:p>
     <w:p>
       <w:pPr>
-        <w:pStyle w:val="Compact"/>
         <w:numPr>
           <w:ilvl w:val="0"/>
           <w:numId w:val="1037"/>
         </w:numPr>
+        <w:pStyle w:val="Compact"/>
       </w:pPr>
       <w:r>
         <w:t xml:space="preserve">American Medical Association</w:t>
@@ -4337,25 +4204,25 @@
     </w:p>
     <w:p>
       <w:pPr>
-        <w:pStyle w:val="Compact"/>
         <w:numPr>
           <w:ilvl w:val="0"/>
           <w:numId w:val="1037"/>
         </w:numPr>
+        <w:pStyle w:val="Compact"/>
       </w:pPr>
       <w:r>
         <w:t xml:space="preserve">Pennsylvania Medical Society</w:t>
       </w:r>
     </w:p>
-    <w:bookmarkEnd w:id="68"/>
-    <w:bookmarkStart w:id="69" w:name="cultural-competencies"/>
     <w:p>
       <w:pPr>
         <w:pStyle w:val="Heading2"/>
       </w:pPr>
+      <w:bookmarkStart w:id="82" w:name="cultural-competencies"/>
       <w:r>
         <w:t xml:space="preserve">Cultural Competencies</w:t>
       </w:r>
+      <w:bookmarkEnd w:id="82"/>
     </w:p>
     <w:p>
       <w:pPr>
@@ -4365,35 +4232,29 @@
         <w:t xml:space="preserve">Trained in: Transgender Health, Safe Zone (LGBTQ+), Cross-Cultural Communication, Microaggression Awareness, Community Action Poverty Simulation, Psychiatric Disability Empathy, People with Disabilities as Teachers (PDAT) — Geisinger Commonwealth School of Medicine, 2017</w:t>
       </w:r>
     </w:p>
-    <w:bookmarkEnd w:id="69"/>
-    <w:bookmarkStart w:id="70" w:name="personal-interests"/>
     <w:p>
       <w:pPr>
         <w:pStyle w:val="Heading2"/>
       </w:pPr>
+      <w:bookmarkStart w:id="83" w:name="personal-interests"/>
       <w:r>
         <w:t xml:space="preserve">Personal Interests</w:t>
       </w:r>
-    </w:p>
-    <w:p>
-      <w:pPr>
-        <w:pStyle w:val="Compact"/>
+      <w:bookmarkEnd w:id="83"/>
+    </w:p>
+    <w:p>
+      <w:pPr>
         <w:numPr>
           <w:ilvl w:val="0"/>
           <w:numId w:val="1038"/>
         </w:numPr>
+        <w:pStyle w:val="Compact"/>
       </w:pPr>
       <w:r>
         <w:t xml:space="preserve">Photography, Programming (R, Python), Fantasy Sports, Fitness (hiking, cycling, running)</w:t>
       </w:r>
     </w:p>
-    <w:bookmarkEnd w:id="70"/>
-    <w:bookmarkEnd w:id="71"/>
-    <w:sectPr>
-      <w:footnotePr>
-        <w:numRestart w:val="eachSect"/>
-      </w:footnotePr>
-    </w:sectPr>
+    <w:sectPr/>
   </w:body>
 </w:document>
 </file>
@@ -4424,14 +4285,17 @@
 <file path=word/numbering.xml><?xml version="1.0" encoding="utf-8"?>
 <w:numbering xmlns:w="http://schemas.openxmlformats.org/wordprocessingml/2006/main">
   <w:abstractNum w:abstractNumId="990">
-    <w:nsid w:val="0000A990"/>
+    <w:nsid w:val="2c1ae401"/>
     <w:multiLevelType w:val="multilevel"/>
     <w:lvl w:ilvl="0">
       <w:numFmt w:val="bullet"/>
       <w:lvlText w:val=" "/>
       <w:lvlJc w:val="left"/>
       <w:pPr>
-        <w:ind w:left="720" w:hanging="360"/>
+        <w:tabs>
+          <w:tab w:val="num" w:pos="0"/>
+        </w:tabs>
+        <w:ind w:left="480" w:hanging="480"/>
       </w:pPr>
     </w:lvl>
     <w:lvl w:ilvl="1">
@@ -4439,7 +4303,10 @@
       <w:lvlText w:val=" "/>
       <w:lvlJc w:val="left"/>
       <w:pPr>
-        <w:ind w:left="1440" w:hanging="360"/>
+        <w:tabs>
+          <w:tab w:val="num" w:pos="720"/>
+        </w:tabs>
+        <w:ind w:left="1200" w:hanging="480"/>
       </w:pPr>
     </w:lvl>
     <w:lvl w:ilvl="2">
@@ -4447,7 +4314,10 @@
       <w:lvlText w:val=" "/>
       <w:lvlJc w:val="left"/>
       <w:pPr>
-        <w:ind w:left="2160" w:hanging="360"/>
+        <w:tabs>
+          <w:tab w:val="num" w:pos="1440"/>
+        </w:tabs>
+        <w:ind w:left="1920" w:hanging="480"/>
       </w:pPr>
     </w:lvl>
     <w:lvl w:ilvl="3">
@@ -4455,7 +4325,10 @@
       <w:lvlText w:val=" "/>
       <w:lvlJc w:val="left"/>
       <w:pPr>
-        <w:ind w:left="2880" w:hanging="360"/>
+        <w:tabs>
+          <w:tab w:val="num" w:pos="2160"/>
+        </w:tabs>
+        <w:ind w:left="2640" w:hanging="480"/>
       </w:pPr>
     </w:lvl>
     <w:lvl w:ilvl="4">
@@ -4463,7 +4336,10 @@
       <w:lvlText w:val=" "/>
       <w:lvlJc w:val="left"/>
       <w:pPr>
-        <w:ind w:left="3600" w:hanging="360"/>
+        <w:tabs>
+          <w:tab w:val="num" w:pos="2880"/>
+        </w:tabs>
+        <w:ind w:left="3360" w:hanging="480"/>
       </w:pPr>
     </w:lvl>
     <w:lvl w:ilvl="5">
@@ -4471,7 +4347,10 @@
       <w:lvlText w:val=" "/>
       <w:lvlJc w:val="left"/>
       <w:pPr>
-        <w:ind w:left="4320" w:hanging="360"/>
+        <w:tabs>
+          <w:tab w:val="num" w:pos="3600"/>
+        </w:tabs>
+        <w:ind w:left="4080" w:hanging="480"/>
       </w:pPr>
     </w:lvl>
     <w:lvl w:ilvl="6">
@@ -4479,7 +4358,10 @@
       <w:lvlText w:val=" "/>
       <w:lvlJc w:val="left"/>
       <w:pPr>
-        <w:ind w:left="5040" w:hanging="360"/>
+        <w:tabs>
+          <w:tab w:val="num" w:pos="4320"/>
+        </w:tabs>
+        <w:ind w:left="4800" w:hanging="480"/>
       </w:pPr>
     </w:lvl>
     <w:lvl w:ilvl="7">
@@ -4487,7 +4369,10 @@
       <w:lvlText w:val=" "/>
       <w:lvlJc w:val="left"/>
       <w:pPr>
-        <w:ind w:left="5760" w:hanging="360"/>
+        <w:tabs>
+          <w:tab w:val="num" w:pos="5040"/>
+        </w:tabs>
+        <w:ind w:left="5520" w:hanging="480"/>
       </w:pPr>
     </w:lvl>
     <w:lvl w:ilvl="8">
@@ -4495,115 +4380,118 @@
       <w:lvlText w:val=" "/>
       <w:lvlJc w:val="left"/>
       <w:pPr>
-        <w:ind w:left="6480" w:hanging="360"/>
+        <w:tabs>
+          <w:tab w:val="num" w:pos="5760"/>
+        </w:tabs>
+        <w:ind w:left="6240" w:hanging="480"/>
       </w:pPr>
     </w:lvl>
   </w:abstractNum>
   <w:abstractNum w:abstractNumId="991">
-    <w:nsid w:val="0000A991"/>
+    <w:nsid w:val="ea454b4c"/>
     <w:multiLevelType w:val="multilevel"/>
     <w:lvl w:ilvl="0">
       <w:numFmt w:val="bullet"/>
-      <w:lvlText w:val=""/>
+      <w:lvlText w:val="•"/>
       <w:lvlJc w:val="left"/>
       <w:pPr>
-        <w:ind w:left="720" w:hanging="360"/>
-      </w:pPr>
-      <w:rPr>
-        <w:rFonts w:ascii="Symbol" w:hAnsi="Symbol" w:cs="Symbol" w:hint="default"/>
-      </w:rPr>
+        <w:tabs>
+          <w:tab w:val="num" w:pos="0"/>
+        </w:tabs>
+        <w:ind w:left="480" w:hanging="480"/>
+      </w:pPr>
     </w:lvl>
     <w:lvl w:ilvl="1">
       <w:numFmt w:val="bullet"/>
-      <w:lvlText w:val="o"/>
+      <w:lvlText w:val="–"/>
       <w:lvlJc w:val="left"/>
       <w:pPr>
-        <w:ind w:left="1440" w:hanging="360"/>
-      </w:pPr>
-      <w:rPr>
-        <w:rFonts w:ascii="Courier New" w:hAnsi="Courier New" w:cs="Courier New" w:hint="default"/>
-      </w:rPr>
+        <w:tabs>
+          <w:tab w:val="num" w:pos="720"/>
+        </w:tabs>
+        <w:ind w:left="1200" w:hanging="480"/>
+      </w:pPr>
     </w:lvl>
     <w:lvl w:ilvl="2">
       <w:numFmt w:val="bullet"/>
-      <w:lvlText w:val=""/>
+      <w:lvlText w:val="•"/>
       <w:lvlJc w:val="left"/>
       <w:pPr>
-        <w:ind w:left="2160" w:hanging="360"/>
-      </w:pPr>
-      <w:rPr>
-        <w:rFonts w:ascii="Wingdings" w:hAnsi="Wingdings" w:cs="Wingdings" w:hint="default"/>
-      </w:rPr>
+        <w:tabs>
+          <w:tab w:val="num" w:pos="1440"/>
+        </w:tabs>
+        <w:ind w:left="1920" w:hanging="480"/>
+      </w:pPr>
     </w:lvl>
     <w:lvl w:ilvl="3">
       <w:numFmt w:val="bullet"/>
-      <w:lvlText w:val=""/>
+      <w:lvlText w:val="–"/>
       <w:lvlJc w:val="left"/>
       <w:pPr>
-        <w:ind w:left="2880" w:hanging="360"/>
-      </w:pPr>
-      <w:rPr>
-        <w:rFonts w:ascii="Symbol" w:hAnsi="Symbol" w:cs="Symbol" w:hint="default"/>
-      </w:rPr>
+        <w:tabs>
+          <w:tab w:val="num" w:pos="2160"/>
+        </w:tabs>
+        <w:ind w:left="2640" w:hanging="480"/>
+      </w:pPr>
     </w:lvl>
     <w:lvl w:ilvl="4">
       <w:numFmt w:val="bullet"/>
-      <w:lvlText w:val="o"/>
+      <w:lvlText w:val="•"/>
       <w:lvlJc w:val="left"/>
       <w:pPr>
-        <w:ind w:left="3600" w:hanging="360"/>
-      </w:pPr>
-      <w:rPr>
-        <w:rFonts w:ascii="Courier New" w:hAnsi="Courier New" w:cs="Courier New" w:hint="default"/>
-      </w:rPr>
+        <w:tabs>
+          <w:tab w:val="num" w:pos="2880"/>
+        </w:tabs>
+        <w:ind w:left="3360" w:hanging="480"/>
+      </w:pPr>
     </w:lvl>
     <w:lvl w:ilvl="5">
       <w:numFmt w:val="bullet"/>
-      <w:lvlText w:val=""/>
+      <w:lvlText w:val="–"/>
       <w:lvlJc w:val="left"/>
       <w:pPr>
-        <w:ind w:left="4320" w:hanging="360"/>
-      </w:pPr>
-      <w:rPr>
-        <w:rFonts w:ascii="Wingdings" w:hAnsi="Wingdings" w:cs="Wingdings" w:hint="default"/>
-      </w:rPr>
+        <w:tabs>
+          <w:tab w:val="num" w:pos="3600"/>
+        </w:tabs>
+        <w:ind w:left="4080" w:hanging="480"/>
+      </w:pPr>
     </w:lvl>
     <w:lvl w:ilvl="6">
       <w:numFmt w:val="bullet"/>
-      <w:lvlText w:val=""/>
+      <w:lvlText w:val="•"/>
       <w:lvlJc w:val="left"/>
       <w:pPr>
-        <w:ind w:left="5040" w:hanging="360"/>
-      </w:pPr>
-      <w:rPr>
-        <w:rFonts w:ascii="Symbol" w:hAnsi="Symbol" w:cs="Symbol" w:hint="default"/>
-      </w:rPr>
+        <w:tabs>
+          <w:tab w:val="num" w:pos="4320"/>
+        </w:tabs>
+        <w:ind w:left="4800" w:hanging="480"/>
+      </w:pPr>
     </w:lvl>
     <w:lvl w:ilvl="7">
       <w:numFmt w:val="bullet"/>
-      <w:lvlText w:val="o"/>
+      <w:lvlText w:val="–"/>
       <w:lvlJc w:val="left"/>
       <w:pPr>
-        <w:ind w:left="5760" w:hanging="360"/>
-      </w:pPr>
-      <w:rPr>
-        <w:rFonts w:ascii="Courier New" w:hAnsi="Courier New" w:cs="Courier New" w:hint="default"/>
-      </w:rPr>
+        <w:tabs>
+          <w:tab w:val="num" w:pos="5040"/>
+        </w:tabs>
+        <w:ind w:left="5520" w:hanging="480"/>
+      </w:pPr>
     </w:lvl>
     <w:lvl w:ilvl="8">
       <w:numFmt w:val="bullet"/>
-      <w:lvlText w:val=""/>
+      <w:lvlText w:val="•"/>
       <w:lvlJc w:val="left"/>
       <w:pPr>
-        <w:ind w:left="6480" w:hanging="360"/>
-      </w:pPr>
-      <w:rPr>
-        <w:rFonts w:ascii="Wingdings" w:hAnsi="Wingdings" w:cs="Wingdings" w:hint="default"/>
-      </w:rPr>
+        <w:tabs>
+          <w:tab w:val="num" w:pos="5760"/>
+        </w:tabs>
+        <w:ind w:left="6240" w:hanging="480"/>
+      </w:pPr>
     </w:lvl>
   </w:abstractNum>
   <w:abstractNum w:abstractNumId="99411">
-    <w:nsid w:val="00A99411"/>
+    <w:nsid w:val="71315dca"/>
     <w:multiLevelType w:val="multilevel"/>
     <w:lvl w:ilvl="0">
       <w:start w:val="1"/>
@@ -4611,7 +4499,10 @@
       <w:lvlText w:val="%1."/>
       <w:lvlJc w:val="left"/>
       <w:pPr>
-        <w:ind w:left="720" w:hanging="360"/>
+        <w:tabs>
+          <w:tab w:val="num" w:pos="0"/>
+        </w:tabs>
+        <w:ind w:left="480" w:hanging="480"/>
       </w:pPr>
     </w:lvl>
     <w:lvl w:ilvl="1">
@@ -4620,7 +4511,10 @@
       <w:lvlText w:val="%2."/>
       <w:lvlJc w:val="left"/>
       <w:pPr>
-        <w:ind w:left="1440" w:hanging="360"/>
+        <w:tabs>
+          <w:tab w:val="num" w:pos="720"/>
+        </w:tabs>
+        <w:ind w:left="1200" w:hanging="480"/>
       </w:pPr>
     </w:lvl>
     <w:lvl w:ilvl="2">
@@ -4629,7 +4523,10 @@
       <w:lvlText w:val="%3."/>
       <w:lvlJc w:val="left"/>
       <w:pPr>
-        <w:ind w:left="2160" w:hanging="360"/>
+        <w:tabs>
+          <w:tab w:val="num" w:pos="1440"/>
+        </w:tabs>
+        <w:ind w:left="1920" w:hanging="480"/>
       </w:pPr>
     </w:lvl>
     <w:lvl w:ilvl="3">
@@ -4638,7 +4535,10 @@
       <w:lvlText w:val="%4."/>
       <w:lvlJc w:val="left"/>
       <w:pPr>
-        <w:ind w:left="2880" w:hanging="360"/>
+        <w:tabs>
+          <w:tab w:val="num" w:pos="2160"/>
+        </w:tabs>
+        <w:ind w:left="2640" w:hanging="480"/>
       </w:pPr>
     </w:lvl>
     <w:lvl w:ilvl="4">
@@ -4647,7 +4547,10 @@
       <w:lvlText w:val="%5."/>
       <w:lvlJc w:val="left"/>
       <w:pPr>
-        <w:ind w:left="3600" w:hanging="360"/>
+        <w:tabs>
+          <w:tab w:val="num" w:pos="2880"/>
+        </w:tabs>
+        <w:ind w:left="3360" w:hanging="480"/>
       </w:pPr>
     </w:lvl>
     <w:lvl w:ilvl="5">
@@ -4656,7 +4559,10 @@
       <w:lvlText w:val="%6."/>
       <w:lvlJc w:val="left"/>
       <w:pPr>
-        <w:ind w:left="4320" w:hanging="360"/>
+        <w:tabs>
+          <w:tab w:val="num" w:pos="3600"/>
+        </w:tabs>
+        <w:ind w:left="4080" w:hanging="480"/>
       </w:pPr>
     </w:lvl>
     <w:lvl w:ilvl="6">
@@ -4665,7 +4571,10 @@
       <w:lvlText w:val="%7."/>
       <w:lvlJc w:val="left"/>
       <w:pPr>
-        <w:ind w:left="5040" w:hanging="360"/>
+        <w:tabs>
+          <w:tab w:val="num" w:pos="4320"/>
+        </w:tabs>
+        <w:ind w:left="4800" w:hanging="480"/>
       </w:pPr>
     </w:lvl>
     <w:lvl w:ilvl="7">
@@ -4674,7 +4583,10 @@
       <w:lvlText w:val="%8."/>
       <w:lvlJc w:val="left"/>
       <w:pPr>
-        <w:ind w:left="5760" w:hanging="360"/>
+        <w:tabs>
+          <w:tab w:val="num" w:pos="5040"/>
+        </w:tabs>
+        <w:ind w:left="5520" w:hanging="480"/>
       </w:pPr>
     </w:lvl>
     <w:lvl w:ilvl="8">
@@ -4683,7 +4595,10 @@
       <w:lvlText w:val="%9."/>
       <w:lvlJc w:val="left"/>
       <w:pPr>
-        <w:ind w:left="6480" w:hanging="360"/>
+        <w:tabs>
+          <w:tab w:val="num" w:pos="5760"/>
+        </w:tabs>
+        <w:ind w:left="6240" w:hanging="480"/>
       </w:pPr>
     </w:lvl>
   </w:abstractNum>
@@ -4920,10 +4835,10 @@
   <w:docDefaults>
     <w:rPrDefault>
       <w:rPr>
-        <w:rFonts w:asciiTheme="minorHAnsi" w:cstheme="minorBidi" w:eastAsiaTheme="minorEastAsia" w:hAnsiTheme="minorHAnsi"/>
+        <w:rFonts w:asciiTheme="minorHAnsi" w:eastAsiaTheme="minorHAnsi" w:hAnsiTheme="minorHAnsi" w:cstheme="minorBidi"/>
         <w:sz w:val="24"/>
         <w:szCs w:val="24"/>
-        <w:lang w:bidi="ar-SA" w:eastAsia="zh-CN" w:val="en-US"/>
+        <w:lang w:val="en-US" w:eastAsia="en-US" w:bidi="ar-SA"/>
       </w:rPr>
     </w:rPrDefault>
     <w:pPrDefault>
@@ -4932,145 +4847,91 @@
       </w:pPr>
     </w:pPrDefault>
   </w:docDefaults>
-  <w:latentStyles w:count="276" w:defLockedState="0" w:defQFormat="0" w:defSemiHidden="0" w:defUIPriority="0" w:defUnhideWhenUsed="0"/>
-  <w:style w:default="1" w:styleId="Normal" w:type="paragraph">
+  <w:latentStyles w:defLockedState="0" w:defUIPriority="0" w:defSemiHidden="0" w:defUnhideWhenUsed="0" w:defQFormat="0" w:count="276"/>
+  <w:style w:type="paragraph" w:default="1" w:styleId="Normal">
     <w:name w:val="Normal"/>
     <w:qFormat/>
   </w:style>
-  <w:style w:styleId="BodyText" w:type="paragraph">
+  <w:style w:type="paragraph" w:styleId="BodyText">
     <w:name w:val="Body Text"/>
     <w:basedOn w:val="Normal"/>
     <w:link w:val="BodyTextChar"/>
+    <w:pPr>
+      <w:spacing w:before="180" w:after="180"/>
+    </w:pPr>
     <w:qFormat/>
-    <w:pPr>
-      <w:spacing w:after="180" w:before="180"/>
-    </w:pPr>
-  </w:style>
-  <w:style w:customStyle="1" w:styleId="FirstParagraph" w:type="paragraph">
+  </w:style>
+  <w:style w:type="paragraph" w:customStyle="1" w:styleId="FirstParagraph">
     <w:name w:val="First Paragraph"/>
     <w:basedOn w:val="BodyText"/>
     <w:next w:val="BodyText"/>
     <w:qFormat/>
   </w:style>
-  <w:style w:customStyle="1" w:styleId="Compact" w:type="paragraph">
+  <w:style w:type="paragraph" w:customStyle="1" w:styleId="Compact">
     <w:name w:val="Compact"/>
     <w:basedOn w:val="BodyText"/>
     <w:qFormat/>
     <w:pPr>
-      <w:spacing w:after="36" w:before="36"/>
+      <w:spacing w:before="36" w:after="36"/>
     </w:pPr>
   </w:style>
-  <w:style w:styleId="Title" w:type="paragraph">
+  <w:style w:type="paragraph" w:styleId="Title">
     <w:name w:val="Title"/>
     <w:basedOn w:val="Normal"/>
     <w:next w:val="BodyText"/>
-    <w:link w:val="TitleChar"/>
-    <w:uiPriority w:val="10"/>
     <w:qFormat/>
-    <w:rsid w:val="00A10FD9"/>
     <w:pPr>
-      <w:spacing w:after="80" w:line="240" w:lineRule="auto"/>
-      <w:contextualSpacing/>
+      <w:keepNext/>
+      <w:keepLines/>
+      <w:spacing w:before="480" w:after="240"/>
       <w:jc w:val="center"/>
     </w:pPr>
     <w:rPr>
-      <w:rFonts w:asciiTheme="majorHAnsi" w:cstheme="majorBidi" w:eastAsiaTheme="majorEastAsia" w:hAnsiTheme="majorHAnsi"/>
-      <w:sz w:val="56"/>
-      <w:szCs w:val="56"/>
+      <w:rFonts w:asciiTheme="majorHAnsi" w:eastAsiaTheme="majorEastAsia" w:hAnsiTheme="majorHAnsi" w:cstheme="majorBidi"/>
+      <w:b/>
+      <w:bCs/>
+      <w:color w:val="345A8A" w:themeColor="accent1" w:themeShade="B5"/>
+      <w:sz w:val="36"/>
+      <w:szCs w:val="36"/>
     </w:rPr>
   </w:style>
-  <w:style w:customStyle="1" w:styleId="TitleChar" w:type="character">
-    <w:name w:val="Title Char"/>
-    <w:basedOn w:val="DefaultParagraphFont"/>
-    <w:link w:val="Title"/>
-    <w:uiPriority w:val="10"/>
-    <w:rsid w:val="00A10FD9"/>
-    <w:rPr>
-      <w:rFonts w:asciiTheme="majorHAnsi" w:cstheme="majorBidi" w:eastAsiaTheme="majorEastAsia" w:hAnsiTheme="majorHAnsi"/>
-      <w:sz w:val="56"/>
-      <w:szCs w:val="56"/>
-    </w:rPr>
-  </w:style>
-  <w:style w:styleId="Subtitle" w:type="paragraph">
+  <w:style w:type="paragraph" w:styleId="Subtitle">
     <w:name w:val="Subtitle"/>
-    <w:basedOn w:val="Title"/>
-    <w:next w:val="BodyText"/>
-    <w:link w:val="SubtitleChar"/>
-    <w:uiPriority w:val="11"/>
-    <w:qFormat/>
-    <w:rsid w:val="00A10FD9"/>
-    <w:pPr>
-      <w:numPr>
-        <w:ilvl w:val="1"/>
-      </w:numPr>
-    </w:pPr>
-    <w:rPr>
-      <w:rFonts w:cstheme="majorBidi" w:eastAsiaTheme="majorEastAsia"/>
-      <w:spacing w:val="15"/>
-      <w:sz w:val="28"/>
-      <w:szCs w:val="28"/>
-    </w:rPr>
-  </w:style>
-  <w:style w:customStyle="1" w:styleId="SubtitleChar" w:type="character">
-    <w:name w:val="Subtitle Char"/>
-    <w:basedOn w:val="DefaultParagraphFont"/>
-    <w:link w:val="Subtitle"/>
-    <w:uiPriority w:val="11"/>
-    <w:rsid w:val="00A10FD9"/>
-    <w:rPr>
-      <w:rFonts w:cstheme="majorBidi" w:eastAsiaTheme="majorEastAsia"/>
-      <w:color w:themeColor="text1" w:themeTint="A6" w:val="595959"/>
-      <w:spacing w:val="15"/>
-      <w:sz w:val="28"/>
-      <w:szCs w:val="28"/>
-    </w:rPr>
-  </w:style>
-  <w:style w:customStyle="1" w:styleId="Author" w:type="paragraph">
-    <w:name w:val="Author"/>
     <w:basedOn w:val="Title"/>
     <w:next w:val="BodyText"/>
     <w:qFormat/>
     <w:pPr>
       <w:keepNext/>
       <w:keepLines/>
+      <w:spacing w:before="240" w:after="240"/>
+      <w:jc w:val="center"/>
     </w:pPr>
     <w:rPr>
-      <w:sz w:val="24"/>
-      <w:szCs w:val="24"/>
+      <w:sz w:val="30"/>
+      <w:szCs w:val="30"/>
     </w:rPr>
   </w:style>
-  <w:style w:styleId="Date" w:type="paragraph">
-    <w:name w:val="Date"/>
-    <w:basedOn w:val="Title"/>
+  <w:style w:type="paragraph" w:customStyle="1" w:styleId="Author">
+    <w:name w:val="Author"/>
     <w:next w:val="BodyText"/>
     <w:qFormat/>
     <w:pPr>
       <w:keepNext/>
       <w:keepLines/>
+      <w:jc w:val="center"/>
     </w:pPr>
-    <w:rPr>
-      <w:sz w:val="24"/>
-      <w:szCs w:val="24"/>
-    </w:rPr>
-  </w:style>
-  <w:style w:customStyle="1" w:styleId="AbstractTitle" w:type="paragraph">
-    <w:name w:val="Abstract Title"/>
-    <w:basedOn w:val="Normal"/>
-    <w:next w:val="Abstract"/>
+  </w:style>
+  <w:style w:type="paragraph" w:styleId="Date">
+    <w:name w:val="Date"/>
+    <w:next w:val="BodyText"/>
     <w:qFormat/>
     <w:pPr>
       <w:keepNext/>
       <w:keepLines/>
-      <w:spacing w:after="0" w:before="300"/>
       <w:jc w:val="center"/>
     </w:pPr>
-    <w:rPr>
-      <w:b/>
-      <w:sz w:val="20"/>
-      <w:szCs w:val="20"/>
-    </w:rPr>
-  </w:style>
-  <w:style w:customStyle="1" w:styleId="Abstract" w:type="paragraph">
+  </w:style>
+  <w:style w:type="paragraph" w:customStyle="1" w:styleId="Abstract">
     <w:name w:val="Abstract"/>
     <w:basedOn w:val="Normal"/>
     <w:next w:val="BodyText"/>
@@ -5078,14 +4939,14 @@
     <w:pPr>
       <w:keepNext/>
       <w:keepLines/>
-      <w:spacing w:after="300" w:before="100"/>
+      <w:spacing w:before="300" w:after="300"/>
     </w:pPr>
     <w:rPr>
       <w:sz w:val="20"/>
       <w:szCs w:val="20"/>
     </w:rPr>
   </w:style>
-  <w:style w:styleId="Bibliography" w:type="paragraph">
+  <w:style w:type="paragraph" w:styleId="Bibliography">
     <w:name w:val="Bibliography"/>
     <w:basedOn w:val="Normal"/>
     <w:next w:val="Bibliography"/>
@@ -5093,325 +4954,195 @@
     <w:pPr/>
     <w:rPr/>
   </w:style>
-  <w:style w:styleId="Heading1" w:type="paragraph">
-    <w:name w:val="heading 1"/>
+  <w:style w:type="paragraph" w:styleId="Heading1">
+    <w:name w:val="Heading 1"/>
     <w:basedOn w:val="Normal"/>
     <w:next w:val="BodyText"/>
-    <w:link w:val="Heading1Char"/>
     <w:uiPriority w:val="9"/>
     <w:qFormat/>
-    <w:rsid w:val="00A10FD9"/>
     <w:pPr>
       <w:keepNext/>
       <w:keepLines/>
-      <w:spacing w:after="80" w:before="360"/>
+      <w:spacing w:before="480" w:after="0"/>
       <w:outlineLvl w:val="0"/>
     </w:pPr>
     <w:rPr>
-      <w:rFonts w:asciiTheme="majorHAnsi" w:cstheme="majorBidi" w:eastAsiaTheme="majorEastAsia" w:hAnsiTheme="majorHAnsi"/>
-      <w:color w:themeColor="accent1" w:themeShade="BF" w:val="0F4761"/>
-      <w:sz w:val="40"/>
-      <w:szCs w:val="40"/>
+      <w:rFonts w:asciiTheme="majorHAnsi" w:eastAsiaTheme="majorEastAsia" w:hAnsiTheme="majorHAnsi" w:cstheme="majorBidi"/>
+      <w:b/>
+      <w:bCs/>
+      <w:color w:val="4F81BD" w:themeColor="accent1"/>
+      <w:sz w:val="32"/>
+      <w:szCs w:val="32"/>
     </w:rPr>
   </w:style>
-  <w:style w:styleId="Heading2" w:type="paragraph">
-    <w:name w:val="heading 2"/>
+  <w:style w:type="paragraph" w:styleId="Heading2">
+    <w:name w:val="Heading 2"/>
     <w:basedOn w:val="Normal"/>
     <w:next w:val="BodyText"/>
-    <w:link w:val="Heading2Char"/>
     <w:uiPriority w:val="9"/>
-    <w:semiHidden/>
     <w:unhideWhenUsed/>
     <w:qFormat/>
-    <w:rsid w:val="00A10FD9"/>
     <w:pPr>
       <w:keepNext/>
       <w:keepLines/>
-      <w:spacing w:after="80" w:before="160"/>
+      <w:spacing w:before="200" w:after="0"/>
       <w:outlineLvl w:val="1"/>
     </w:pPr>
     <w:rPr>
-      <w:rFonts w:asciiTheme="majorHAnsi" w:cstheme="majorBidi" w:eastAsiaTheme="majorEastAsia" w:hAnsiTheme="majorHAnsi"/>
-      <w:color w:themeColor="accent1" w:themeShade="BF" w:val="0F4761"/>
-      <w:sz w:val="32"/>
-      <w:szCs w:val="32"/>
+      <w:rFonts w:asciiTheme="majorHAnsi" w:eastAsiaTheme="majorEastAsia" w:hAnsiTheme="majorHAnsi" w:cstheme="majorBidi"/>
+      <w:b/>
+      <w:bCs/>
+      <w:color w:val="4F81BD" w:themeColor="accent1"/>
+      <w:sz w:val="28"/>
+      <w:szCs w:val="28"/>
     </w:rPr>
   </w:style>
-  <w:style w:styleId="Heading3" w:type="paragraph">
-    <w:name w:val="heading 3"/>
+  <w:style w:type="paragraph" w:styleId="Heading3">
+    <w:name w:val="Heading 3"/>
     <w:basedOn w:val="Normal"/>
     <w:next w:val="BodyText"/>
-    <w:link w:val="Heading3Char"/>
     <w:uiPriority w:val="9"/>
-    <w:semiHidden/>
     <w:unhideWhenUsed/>
     <w:qFormat/>
-    <w:rsid w:val="00A10FD9"/>
     <w:pPr>
       <w:keepNext/>
       <w:keepLines/>
-      <w:spacing w:after="80" w:before="160"/>
+      <w:spacing w:before="200" w:after="0"/>
       <w:outlineLvl w:val="2"/>
     </w:pPr>
     <w:rPr>
-      <w:rFonts w:cstheme="majorBidi" w:eastAsiaTheme="majorEastAsia"/>
-      <w:color w:themeColor="accent1" w:themeShade="BF" w:val="0F4761"/>
-      <w:sz w:val="28"/>
-      <w:szCs w:val="28"/>
+      <w:rFonts w:asciiTheme="majorHAnsi" w:eastAsiaTheme="majorEastAsia" w:hAnsiTheme="majorHAnsi" w:cstheme="majorBidi"/>
+      <w:b/>
+      <w:bCs/>
+      <w:color w:val="4F81BD" w:themeColor="accent1"/>
+      <w:sz w:val="24"/>
+      <w:szCs w:val="24"/>
     </w:rPr>
   </w:style>
-  <w:style w:styleId="Heading4" w:type="paragraph">
-    <w:name w:val="heading 4"/>
+  <w:style w:type="paragraph" w:styleId="Heading4">
+    <w:name w:val="Heading 4"/>
     <w:basedOn w:val="Normal"/>
     <w:next w:val="BodyText"/>
-    <w:link w:val="Heading4Char"/>
     <w:uiPriority w:val="9"/>
-    <w:semiHidden/>
     <w:unhideWhenUsed/>
     <w:qFormat/>
-    <w:rsid w:val="00A10FD9"/>
     <w:pPr>
       <w:keepNext/>
       <w:keepLines/>
-      <w:spacing w:after="40" w:before="80"/>
+      <w:spacing w:before="200" w:after="0"/>
       <w:outlineLvl w:val="3"/>
     </w:pPr>
     <w:rPr>
-      <w:rFonts w:cstheme="majorBidi" w:eastAsiaTheme="majorEastAsia"/>
+      <w:rFonts w:asciiTheme="majorHAnsi" w:eastAsiaTheme="majorEastAsia" w:hAnsiTheme="majorHAnsi" w:cstheme="majorBidi"/>
       <w:i/>
-      <w:iCs/>
-      <w:color w:themeColor="accent1" w:themeShade="BF" w:val="0F4761"/>
+      <w:bCs/>
+      <w:color w:val="4F81BD" w:themeColor="accent1"/>
+      <w:sz w:val="24"/>
+      <w:szCs w:val="24"/>
     </w:rPr>
   </w:style>
-  <w:style w:styleId="Heading5" w:type="paragraph">
-    <w:name w:val="heading 5"/>
+  <w:style w:type="paragraph" w:styleId="Heading5">
+    <w:name w:val="Heading 5"/>
     <w:basedOn w:val="Normal"/>
     <w:next w:val="BodyText"/>
-    <w:link w:val="Heading5Char"/>
     <w:uiPriority w:val="9"/>
-    <w:semiHidden/>
     <w:unhideWhenUsed/>
     <w:qFormat/>
-    <w:rsid w:val="00A10FD9"/>
     <w:pPr>
       <w:keepNext/>
       <w:keepLines/>
-      <w:spacing w:after="40" w:before="80"/>
+      <w:spacing w:before="200" w:after="0"/>
       <w:outlineLvl w:val="4"/>
     </w:pPr>
     <w:rPr>
-      <w:rFonts w:cstheme="majorBidi" w:eastAsiaTheme="majorEastAsia"/>
-      <w:color w:themeColor="accent1" w:themeShade="BF" w:val="0F4761"/>
+      <w:rFonts w:asciiTheme="majorHAnsi" w:eastAsiaTheme="majorEastAsia" w:hAnsiTheme="majorHAnsi" w:cstheme="majorBidi"/>
+      <w:iCs/>
+      <w:color w:val="4F81BD" w:themeColor="accent1"/>
+      <w:sz w:val="24"/>
+      <w:szCs w:val="24"/>
     </w:rPr>
   </w:style>
-  <w:style w:styleId="Heading6" w:type="paragraph">
-    <w:name w:val="heading 6"/>
+  <w:style w:type="paragraph" w:styleId="Heading6">
+    <w:name w:val="Heading 6"/>
     <w:basedOn w:val="Normal"/>
     <w:next w:val="BodyText"/>
-    <w:link w:val="Heading6Char"/>
     <w:uiPriority w:val="9"/>
-    <w:semiHidden/>
     <w:unhideWhenUsed/>
     <w:qFormat/>
-    <w:rsid w:val="00A10FD9"/>
     <w:pPr>
       <w:keepNext/>
       <w:keepLines/>
-      <w:spacing w:after="0" w:before="40"/>
+      <w:spacing w:before="200" w:after="0"/>
       <w:outlineLvl w:val="5"/>
     </w:pPr>
     <w:rPr>
-      <w:rFonts w:cstheme="majorBidi" w:eastAsiaTheme="majorEastAsia"/>
-      <w:i/>
-      <w:iCs/>
-      <w:color w:themeColor="text1" w:themeTint="A6" w:val="595959"/>
+      <w:rFonts w:asciiTheme="majorHAnsi" w:eastAsiaTheme="majorEastAsia" w:hAnsiTheme="majorHAnsi" w:cstheme="majorBidi"/>
+      <w:color w:val="4F81BD" w:themeColor="accent1"/>
+      <w:sz w:val="24"/>
+      <w:szCs w:val="24"/>
     </w:rPr>
   </w:style>
-  <w:style w:styleId="Heading7" w:type="paragraph">
-    <w:name w:val="heading 7"/>
+  <w:style w:type="paragraph" w:styleId="Heading7">
+    <w:name w:val="Heading 7"/>
     <w:basedOn w:val="Normal"/>
     <w:next w:val="BodyText"/>
-    <w:link w:val="Heading7Char"/>
     <w:uiPriority w:val="9"/>
-    <w:semiHidden/>
     <w:unhideWhenUsed/>
     <w:qFormat/>
-    <w:rsid w:val="00A10FD9"/>
     <w:pPr>
       <w:keepNext/>
       <w:keepLines/>
-      <w:spacing w:after="0" w:before="40"/>
+      <w:spacing w:before="200" w:after="0"/>
       <w:outlineLvl w:val="6"/>
     </w:pPr>
     <w:rPr>
-      <w:rFonts w:cstheme="majorBidi" w:eastAsiaTheme="majorEastAsia"/>
-      <w:color w:themeColor="text1" w:themeTint="A6" w:val="595959"/>
+      <w:rFonts w:asciiTheme="majorHAnsi" w:eastAsiaTheme="majorEastAsia" w:hAnsiTheme="majorHAnsi" w:cstheme="majorBidi"/>
+      <w:color w:val="4F81BD" w:themeColor="accent1"/>
+      <w:sz w:val="24"/>
+      <w:szCs w:val="24"/>
     </w:rPr>
   </w:style>
-  <w:style w:styleId="Heading8" w:type="paragraph">
-    <w:name w:val="heading 8"/>
+  <w:style w:type="paragraph" w:styleId="Heading8">
+    <w:name w:val="Heading 8"/>
     <w:basedOn w:val="Normal"/>
     <w:next w:val="BodyText"/>
-    <w:link w:val="Heading8Char"/>
     <w:uiPriority w:val="9"/>
-    <w:semiHidden/>
     <w:unhideWhenUsed/>
     <w:qFormat/>
-    <w:rsid w:val="00A10FD9"/>
     <w:pPr>
       <w:keepNext/>
       <w:keepLines/>
-      <w:spacing w:after="0"/>
+      <w:spacing w:before="200" w:after="0"/>
       <w:outlineLvl w:val="7"/>
     </w:pPr>
     <w:rPr>
-      <w:rFonts w:cstheme="majorBidi" w:eastAsiaTheme="majorEastAsia"/>
-      <w:i/>
-      <w:iCs/>
-      <w:color w:themeColor="text1" w:themeTint="D8" w:val="272727"/>
+      <w:rFonts w:asciiTheme="majorHAnsi" w:eastAsiaTheme="majorEastAsia" w:hAnsiTheme="majorHAnsi" w:cstheme="majorBidi"/>
+      <w:color w:val="4F81BD" w:themeColor="accent1"/>
+      <w:sz w:val="24"/>
+      <w:szCs w:val="24"/>
     </w:rPr>
   </w:style>
-  <w:style w:styleId="Heading9" w:type="paragraph">
-    <w:name w:val="heading 9"/>
+  <w:style w:type="paragraph" w:styleId="Heading9">
+    <w:name w:val="Heading 9"/>
     <w:basedOn w:val="Normal"/>
     <w:next w:val="BodyText"/>
-    <w:link w:val="Heading9Char"/>
     <w:uiPriority w:val="9"/>
-    <w:semiHidden/>
     <w:unhideWhenUsed/>
     <w:qFormat/>
-    <w:rsid w:val="00A10FD9"/>
     <w:pPr>
       <w:keepNext/>
       <w:keepLines/>
-      <w:spacing w:after="0"/>
+      <w:spacing w:before="200" w:after="0"/>
       <w:outlineLvl w:val="8"/>
     </w:pPr>
     <w:rPr>
-      <w:rFonts w:cstheme="majorBidi" w:eastAsiaTheme="majorEastAsia"/>
-      <w:color w:themeColor="text1" w:themeTint="D8" w:val="272727"/>
+      <w:rFonts w:asciiTheme="majorHAnsi" w:eastAsiaTheme="majorEastAsia" w:hAnsiTheme="majorHAnsi" w:cstheme="majorBidi"/>
+      <w:color w:val="4F81BD" w:themeColor="accent1"/>
+      <w:sz w:val="24"/>
+      <w:szCs w:val="24"/>
     </w:rPr>
   </w:style>
-  <w:style w:customStyle="1" w:styleId="Heading1Char" w:type="character">
-    <w:name w:val="Heading 1 Char"/>
-    <w:basedOn w:val="DefaultParagraphFont"/>
-    <w:link w:val="Heading1"/>
-    <w:uiPriority w:val="9"/>
-    <w:rsid w:val="00A10FD9"/>
-    <w:rPr>
-      <w:rFonts w:asciiTheme="majorHAnsi" w:cstheme="majorBidi" w:eastAsiaTheme="majorEastAsia" w:hAnsiTheme="majorHAnsi"/>
-      <w:color w:themeColor="accent1" w:themeShade="BF" w:val="0F4761"/>
-      <w:sz w:val="40"/>
-      <w:szCs w:val="40"/>
-    </w:rPr>
-  </w:style>
-  <w:style w:customStyle="1" w:styleId="Heading2Char" w:type="character">
-    <w:name w:val="Heading 2 Char"/>
-    <w:basedOn w:val="DefaultParagraphFont"/>
-    <w:link w:val="Heading2"/>
-    <w:uiPriority w:val="9"/>
-    <w:semiHidden/>
-    <w:rsid w:val="00A10FD9"/>
-    <w:rPr>
-      <w:rFonts w:asciiTheme="majorHAnsi" w:cstheme="majorBidi" w:eastAsiaTheme="majorEastAsia" w:hAnsiTheme="majorHAnsi"/>
-      <w:color w:themeColor="accent1" w:themeShade="BF" w:val="0F4761"/>
-      <w:sz w:val="32"/>
-      <w:szCs w:val="32"/>
-    </w:rPr>
-  </w:style>
-  <w:style w:customStyle="1" w:styleId="Heading3Char" w:type="character">
-    <w:name w:val="Heading 3 Char"/>
-    <w:basedOn w:val="DefaultParagraphFont"/>
-    <w:link w:val="Heading3"/>
-    <w:uiPriority w:val="9"/>
-    <w:semiHidden/>
-    <w:rsid w:val="00A10FD9"/>
-    <w:rPr>
-      <w:rFonts w:cstheme="majorBidi" w:eastAsiaTheme="majorEastAsia"/>
-      <w:color w:themeColor="accent1" w:themeShade="BF" w:val="0F4761"/>
-      <w:sz w:val="28"/>
-      <w:szCs w:val="28"/>
-    </w:rPr>
-  </w:style>
-  <w:style w:customStyle="1" w:styleId="Heading4Char" w:type="character">
-    <w:name w:val="Heading 4 Char"/>
-    <w:basedOn w:val="DefaultParagraphFont"/>
-    <w:link w:val="Heading4"/>
-    <w:uiPriority w:val="9"/>
-    <w:semiHidden/>
-    <w:rsid w:val="00A10FD9"/>
-    <w:rPr>
-      <w:rFonts w:cstheme="majorBidi" w:eastAsiaTheme="majorEastAsia"/>
-      <w:i/>
-      <w:iCs/>
-      <w:color w:themeColor="accent1" w:themeShade="BF" w:val="0F4761"/>
-    </w:rPr>
-  </w:style>
-  <w:style w:customStyle="1" w:styleId="Heading5Char" w:type="character">
-    <w:name w:val="Heading 5 Char"/>
-    <w:basedOn w:val="DefaultParagraphFont"/>
-    <w:link w:val="Heading5"/>
-    <w:uiPriority w:val="9"/>
-    <w:semiHidden/>
-    <w:rsid w:val="00A10FD9"/>
-    <w:rPr>
-      <w:rFonts w:cstheme="majorBidi" w:eastAsiaTheme="majorEastAsia"/>
-      <w:color w:themeColor="accent1" w:themeShade="BF" w:val="0F4761"/>
-    </w:rPr>
-  </w:style>
-  <w:style w:customStyle="1" w:styleId="Heading6Char" w:type="character">
-    <w:name w:val="Heading 6 Char"/>
-    <w:basedOn w:val="DefaultParagraphFont"/>
-    <w:link w:val="Heading6"/>
-    <w:uiPriority w:val="9"/>
-    <w:semiHidden/>
-    <w:rsid w:val="00A10FD9"/>
-    <w:rPr>
-      <w:rFonts w:cstheme="majorBidi" w:eastAsiaTheme="majorEastAsia"/>
-      <w:i/>
-      <w:iCs/>
-      <w:color w:themeColor="text1" w:themeTint="A6" w:val="595959"/>
-    </w:rPr>
-  </w:style>
-  <w:style w:customStyle="1" w:styleId="Heading7Char" w:type="character">
-    <w:name w:val="Heading 7 Char"/>
-    <w:basedOn w:val="DefaultParagraphFont"/>
-    <w:link w:val="Heading7"/>
-    <w:uiPriority w:val="9"/>
-    <w:semiHidden/>
-    <w:rsid w:val="00A10FD9"/>
-    <w:rPr>
-      <w:rFonts w:cstheme="majorBidi" w:eastAsiaTheme="majorEastAsia"/>
-      <w:color w:themeColor="text1" w:themeTint="A6" w:val="595959"/>
-    </w:rPr>
-  </w:style>
-  <w:style w:customStyle="1" w:styleId="Heading8Char" w:type="character">
-    <w:name w:val="Heading 8 Char"/>
-    <w:basedOn w:val="DefaultParagraphFont"/>
-    <w:link w:val="Heading8"/>
-    <w:uiPriority w:val="9"/>
-    <w:semiHidden/>
-    <w:rsid w:val="00A10FD9"/>
-    <w:rPr>
-      <w:rFonts w:cstheme="majorBidi" w:eastAsiaTheme="majorEastAsia"/>
-      <w:i/>
-      <w:iCs/>
-      <w:color w:themeColor="text1" w:themeTint="D8" w:val="272727"/>
-    </w:rPr>
-  </w:style>
-  <w:style w:customStyle="1" w:styleId="Heading9Char" w:type="character">
-    <w:name w:val="Heading 9 Char"/>
-    <w:basedOn w:val="DefaultParagraphFont"/>
-    <w:link w:val="Heading9"/>
-    <w:uiPriority w:val="9"/>
-    <w:semiHidden/>
-    <w:rsid w:val="00A10FD9"/>
-    <w:rPr>
-      <w:rFonts w:cstheme="majorBidi" w:eastAsiaTheme="majorEastAsia"/>
-      <w:color w:themeColor="text1" w:themeTint="D8" w:val="272727"/>
-    </w:rPr>
-  </w:style>
-  <w:style w:styleId="BlockText" w:type="paragraph">
+  <w:style w:type="paragraph" w:styleId="BlockText">
     <w:name w:val="Block Text"/>
     <w:basedOn w:val="BodyText"/>
     <w:next w:val="BodyText"/>
@@ -5419,11 +5150,11 @@
     <w:unhideWhenUsed/>
     <w:qFormat/>
     <w:pPr>
-      <w:spacing w:after="100" w:before="100"/>
+      <w:spacing w:before="100" w:after="100"/>
       <w:ind w:firstLine="0" w:left="480" w:right="480"/>
     </w:pPr>
   </w:style>
-  <w:style w:styleId="FootnoteText" w:type="paragraph">
+  <w:style w:type="paragraph" w:styleId="FootnoteText">
     <w:name w:val="Footnote Text"/>
     <w:basedOn w:val="Normal"/>
     <w:next w:val="FootnoteText"/>
@@ -5431,48 +5162,28 @@
     <w:unhideWhenUsed/>
     <w:qFormat/>
   </w:style>
-  <w:style w:styleId="FootnoteBlockText" w:type="paragraph">
-    <w:name w:val="Footnote Block Text"/>
-    <w:basedOn w:val="FootnoteText"/>
-    <w:next w:val="FootnoteText"/>
-    <w:uiPriority w:val="9"/>
-    <w:unhideWhenUsed/>
-    <w:qFormat/>
-    <w:pPr>
-      <w:spacing w:after="100" w:before="100"/>
-      <w:ind w:firstLine="0" w:left="480" w:right="480"/>
-    </w:pPr>
-  </w:style>
-  <w:style w:default="1" w:styleId="DefaultParagraphFont" w:type="character">
+  <w:style w:type="character" w:default="1" w:styleId="DefaultParagraphFont">
     <w:name w:val="Default Paragraph Font"/>
     <w:semiHidden/>
     <w:unhideWhenUsed/>
   </w:style>
-  <w:style w:default="1" w:styleId="Table" w:type="table">
+  <w:style w:type="table" w:default="1" w:styleId="Table">
     <w:name w:val="Table"/>
     <w:basedOn w:val="TableNormal"/>
     <w:semiHidden/>
     <w:unhideWhenUsed/>
     <w:qFormat/>
     <w:tblPr>
-      <w:tblInd w:type="dxa" w:w="0"/>
+      <w:tblInd w:w="0" w:type="dxa"/>
       <w:tblCellMar>
-        <w:top w:type="dxa" w:w="0"/>
-        <w:left w:type="dxa" w:w="108"/>
-        <w:bottom w:type="dxa" w:w="0"/>
-        <w:right w:type="dxa" w:w="108"/>
+        <w:top w:w="0" w:type="dxa"/>
+        <w:left w:w="108" w:type="dxa"/>
+        <w:bottom w:w="0" w:type="dxa"/>
+        <w:right w:w="108" w:type="dxa"/>
       </w:tblCellMar>
     </w:tblPr>
-    <w:tblStylePr w:type="firstRow">
-      <w:tcPr>
-        <w:tcBorders>
-          <w:bottom w:val="single"/>
-        </w:tcBorders>
-        <w:vAlign w:val="bottom"/>
-      </w:tcPr>
-    </w:tblStylePr>
-  </w:style>
-  <w:style w:customStyle="1" w:styleId="DefinitionTerm" w:type="paragraph">
+  </w:style>
+  <w:style w:type="paragraph" w:customStyle="1" w:styleId="DefinitionTerm">
     <w:name w:val="Definition Term"/>
     <w:basedOn w:val="Normal"/>
     <w:next w:val="Definition"/>
@@ -5485,49 +5196,49 @@
       <w:b/>
     </w:rPr>
   </w:style>
-  <w:style w:customStyle="1" w:styleId="Definition" w:type="paragraph">
+  <w:style w:type="paragraph" w:customStyle="1" w:styleId="Definition">
     <w:name w:val="Definition"/>
     <w:basedOn w:val="Normal"/>
   </w:style>
-  <w:style w:styleId="Caption" w:type="paragraph">
+  <w:style w:type="paragraph" w:styleId="Caption">
     <w:name w:val="Caption"/>
     <w:basedOn w:val="Normal"/>
     <w:link w:val="BodyTextChar"/>
     <w:pPr>
-      <w:spacing w:after="120" w:before="0"/>
+      <w:spacing w:before="0" w:after="120"/>
     </w:pPr>
     <w:rPr>
       <w:i/>
     </w:rPr>
   </w:style>
-  <w:style w:customStyle="1" w:styleId="TableCaption" w:type="paragraph">
+  <w:style w:type="paragraph" w:customStyle="1" w:styleId="TableCaption">
     <w:name w:val="Table Caption"/>
     <w:basedOn w:val="Caption"/>
     <w:pPr>
       <w:keepNext/>
     </w:pPr>
   </w:style>
-  <w:style w:customStyle="1" w:styleId="ImageCaption" w:type="paragraph">
+  <w:style w:type="paragraph" w:customStyle="1" w:styleId="ImageCaption">
     <w:name w:val="Image Caption"/>
     <w:basedOn w:val="Caption"/>
   </w:style>
-  <w:style w:customStyle="1" w:styleId="Figure" w:type="paragraph">
+  <w:style w:type="paragraph" w:customStyle="1" w:styleId="Figure">
     <w:name w:val="Figure"/>
     <w:basedOn w:val="Normal"/>
   </w:style>
-  <w:style w:customStyle="1" w:styleId="CaptionedFigure" w:type="paragraph">
+  <w:style w:type="paragraph" w:customStyle="1" w:styleId="CaptionedFigure">
     <w:name w:val="Captioned Figure"/>
     <w:basedOn w:val="Figure"/>
     <w:pPr>
       <w:keepNext/>
     </w:pPr>
   </w:style>
-  <w:style w:customStyle="1" w:styleId="BodyTextChar" w:type="character">
+  <w:style w:type="character" w:customStyle="1" w:styleId="BodyTextChar">
     <w:name w:val="Body Text Char"/>
     <w:basedOn w:val="DefaultParagraphFont"/>
     <w:link w:val="BodyText"/>
   </w:style>
-  <w:style w:customStyle="1" w:styleId="VerbatimChar" w:type="character">
+  <w:style w:type="character" w:customStyle="1" w:styleId="VerbatimChar">
     <w:name w:val="Verbatim Char"/>
     <w:basedOn w:val="BodyTextChar"/>
     <w:rPr>
@@ -5535,25 +5246,21 @@
       <w:sz w:val="22"/>
     </w:rPr>
   </w:style>
-  <w:style w:customStyle="1" w:styleId="SectionNumber" w:type="character">
-    <w:name w:val="Section Number"/>
-    <w:basedOn w:val="BodyTextChar"/>
-  </w:style>
-  <w:style w:styleId="FootnoteReference" w:type="character">
+  <w:style w:type="character" w:styleId="FootnoteReference">
     <w:name w:val="Footnote Reference"/>
     <w:basedOn w:val="BodyTextChar"/>
     <w:rPr>
       <w:vertAlign w:val="superscript"/>
     </w:rPr>
   </w:style>
-  <w:style w:styleId="Hyperlink" w:type="character">
+  <w:style w:type="character" w:styleId="Hyperlink">
     <w:name w:val="Hyperlink"/>
     <w:basedOn w:val="BodyTextChar"/>
     <w:rPr>
-      <w:color w:themeColor="accent1" w:val="4F81BD"/>
+      <w:color w:val="4F81BD" w:themeColor="accent1"/>
     </w:rPr>
   </w:style>
-  <w:style w:styleId="TOCHeading" w:type="paragraph">
+  <w:style w:type="paragraph" w:styleId="TOCHeading">
     <w:name w:val="TOC Heading"/>
     <w:basedOn w:val="Heading1"/>
     <w:next w:val="BodyText"/>
@@ -5565,10 +5272,10 @@
       <w:outlineLvl w:val="9"/>
     </w:pPr>
     <w:rPr>
-      <w:rFonts w:asciiTheme="majorHAnsi" w:cstheme="majorBidi" w:eastAsiaTheme="majorEastAsia" w:hAnsiTheme="majorHAnsi"/>
+      <w:rFonts w:asciiTheme="majorHAnsi" w:eastAsiaTheme="majorEastAsia" w:hAnsiTheme="majorHAnsi" w:cstheme="majorBidi"/>
       <w:b w:val="0"/>
       <w:bCs w:val="0"/>
-      <w:color w:themeColor="accent1" w:themeShade="BF" w:val="365F91"/>
+      <w:color w:val="365F91" w:themeColor="accent1" w:themeShade="BF"/>
     </w:rPr>
   </w:style>
   <w:style w:type="paragraph" w:customStyle="1" w:styleId="SourceCode">
@@ -5583,8 +5290,8 @@
     <w:name w:val="KeywordTok"/>
     <w:basedOn w:val="VerbatimChar"/>
     <w:rPr>
+      <w:color w:val="007020"/>
       <w:b/>
-      <w:color w:val="007020"/>
     </w:rPr>
   </w:style>
   <w:style w:type="character" w:customStyle="1" w:styleId="DataTypeTok">
@@ -5660,43 +5367,40 @@
   <w:style w:type="character" w:customStyle="1" w:styleId="ImportTok">
     <w:name w:val="ImportTok"/>
     <w:basedOn w:val="VerbatimChar"/>
-    <w:rPr>
-      <w:b/>
-      <w:color w:val="008000"/>
-    </w:rPr>
+    <w:rPr/>
   </w:style>
   <w:style w:type="character" w:customStyle="1" w:styleId="CommentTok">
     <w:name w:val="CommentTok"/>
     <w:basedOn w:val="VerbatimChar"/>
     <w:rPr>
+      <w:color w:val="60a0b0"/>
       <w:i/>
-      <w:color w:val="60a0b0"/>
     </w:rPr>
   </w:style>
   <w:style w:type="character" w:customStyle="1" w:styleId="DocumentationTok">
     <w:name w:val="DocumentationTok"/>
     <w:basedOn w:val="VerbatimChar"/>
     <w:rPr>
+      <w:color w:val="ba2121"/>
       <w:i/>
-      <w:color w:val="ba2121"/>
     </w:rPr>
   </w:style>
   <w:style w:type="character" w:customStyle="1" w:styleId="AnnotationTok">
     <w:name w:val="AnnotationTok"/>
     <w:basedOn w:val="VerbatimChar"/>
     <w:rPr>
+      <w:color w:val="60a0b0"/>
       <w:b/>
       <w:i/>
-      <w:color w:val="60a0b0"/>
     </w:rPr>
   </w:style>
   <w:style w:type="character" w:customStyle="1" w:styleId="CommentVarTok">
     <w:name w:val="CommentVarTok"/>
     <w:basedOn w:val="VerbatimChar"/>
     <w:rPr>
+      <w:color w:val="60a0b0"/>
       <w:b/>
       <w:i/>
-      <w:color w:val="60a0b0"/>
     </w:rPr>
   </w:style>
   <w:style w:type="character" w:customStyle="1" w:styleId="OtherTok">
@@ -5724,8 +5428,8 @@
     <w:name w:val="ControlFlowTok"/>
     <w:basedOn w:val="VerbatimChar"/>
     <w:rPr>
+      <w:color w:val="007020"/>
       <w:b/>
-      <w:color w:val="007020"/>
     </w:rPr>
   </w:style>
   <w:style w:type="character" w:customStyle="1" w:styleId="OperatorTok">
@@ -5738,9 +5442,7 @@
   <w:style w:type="character" w:customStyle="1" w:styleId="BuiltInTok">
     <w:name w:val="BuiltInTok"/>
     <w:basedOn w:val="VerbatimChar"/>
-    <w:rPr>
-      <w:color w:val="008000"/>
-    </w:rPr>
+    <w:rPr/>
   </w:style>
   <w:style w:type="character" w:customStyle="1" w:styleId="ExtensionTok">
     <w:name w:val="ExtensionTok"/>
@@ -5770,34 +5472,34 @@
     <w:name w:val="InformationTok"/>
     <w:basedOn w:val="VerbatimChar"/>
     <w:rPr>
+      <w:color w:val="60a0b0"/>
       <w:b/>
       <w:i/>
-      <w:color w:val="60a0b0"/>
     </w:rPr>
   </w:style>
   <w:style w:type="character" w:customStyle="1" w:styleId="WarningTok">
     <w:name w:val="WarningTok"/>
     <w:basedOn w:val="VerbatimChar"/>
     <w:rPr>
+      <w:color w:val="60a0b0"/>
       <w:b/>
       <w:i/>
-      <w:color w:val="60a0b0"/>
     </w:rPr>
   </w:style>
   <w:style w:type="character" w:customStyle="1" w:styleId="AlertTok">
     <w:name w:val="AlertTok"/>
     <w:basedOn w:val="VerbatimChar"/>
     <w:rPr>
+      <w:color w:val="ff0000"/>
       <w:b/>
-      <w:color w:val="ff0000"/>
     </w:rPr>
   </w:style>
   <w:style w:type="character" w:customStyle="1" w:styleId="ErrorTok">
     <w:name w:val="ErrorTok"/>
     <w:basedOn w:val="VerbatimChar"/>
     <w:rPr>
+      <w:color w:val="ff0000"/>
       <w:b/>
-      <w:color w:val="ff0000"/>
     </w:rPr>
   </w:style>
   <w:style w:type="character" w:customStyle="1" w:styleId="NormalTok">
@@ -5819,44 +5521,44 @@
         <a:sysClr val="window" lastClr="FFFFFF"/>
       </a:lt1>
       <a:dk2>
-        <a:srgbClr val="0E2841"/>
+        <a:srgbClr val="1F497D"/>
       </a:dk2>
       <a:lt2>
-        <a:srgbClr val="E8E8E8"/>
+        <a:srgbClr val="EEECE1"/>
       </a:lt2>
       <a:accent1>
-        <a:srgbClr val="156082"/>
+        <a:srgbClr val="4F81BD"/>
       </a:accent1>
       <a:accent2>
-        <a:srgbClr val="E97132"/>
+        <a:srgbClr val="C0504D"/>
       </a:accent2>
       <a:accent3>
-        <a:srgbClr val="196B24"/>
+        <a:srgbClr val="9BBB59"/>
       </a:accent3>
       <a:accent4>
-        <a:srgbClr val="0F9ED5"/>
+        <a:srgbClr val="8064A2"/>
       </a:accent4>
       <a:accent5>
-        <a:srgbClr val="A02B93"/>
+        <a:srgbClr val="4BACC6"/>
       </a:accent5>
       <a:accent6>
-        <a:srgbClr val="4EA72E"/>
+        <a:srgbClr val="F79646"/>
       </a:accent6>
       <a:hlink>
-        <a:srgbClr val="467886"/>
+        <a:srgbClr val="0000FF"/>
       </a:hlink>
       <a:folHlink>
-        <a:srgbClr val="96607D"/>
+        <a:srgbClr val="800080"/>
       </a:folHlink>
     </a:clrScheme>
     <a:fontScheme name="Office">
       <a:majorFont>
-        <a:latin typeface="Aptos Display" panose="02110004020202020204"/>
+        <a:latin typeface="Calibri"/>
         <a:ea typeface=""/>
         <a:cs typeface=""/>
-        <a:font script="Jpan" typeface="游ゴシック Light"/>
+        <a:font script="Jpan" typeface="ＭＳ ゴシック"/>
         <a:font script="Hang" typeface="맑은 고딕"/>
-        <a:font script="Hans" typeface="等线 Light"/>
+        <a:font script="Hans" typeface="宋体"/>
         <a:font script="Hant" typeface="新細明體"/>
         <a:font script="Arab" typeface="Times New Roman"/>
         <a:font script="Hebr" typeface="Times New Roman"/>
@@ -5883,32 +5585,14 @@
         <a:font script="Mong" typeface="Mongolian Baiti"/>
         <a:font script="Viet" typeface="Times New Roman"/>
         <a:font script="Uigh" typeface="Microsoft Uighur"/>
-        <a:font script="Geor" typeface="Sylfaen"/>
-        <a:font script="Armn" typeface="Arial"/>
-        <a:font script="Bugi" typeface="Leelawadee UI"/>
-        <a:font script="Bopo" typeface="Microsoft JhengHei"/>
-        <a:font script="Java" typeface="Javanese Text"/>
-        <a:font script="Lisu" typeface="Segoe UI"/>
-        <a:font script="Mymr" typeface="Myanmar Text"/>
-        <a:font script="Nkoo" typeface="Ebrima"/>
-        <a:font script="Olck" typeface="Nirmala UI"/>
-        <a:font script="Osma" typeface="Ebrima"/>
-        <a:font script="Phag" typeface="Phagspa"/>
-        <a:font script="Syrn" typeface="Estrangelo Edessa"/>
-        <a:font script="Syrj" typeface="Estrangelo Edessa"/>
-        <a:font script="Syre" typeface="Estrangelo Edessa"/>
-        <a:font script="Sora" typeface="Nirmala UI"/>
-        <a:font script="Tale" typeface="Microsoft Tai Le"/>
-        <a:font script="Talu" typeface="Microsoft New Tai Lue"/>
-        <a:font script="Tfng" typeface="Ebrima"/>
       </a:majorFont>
       <a:minorFont>
-        <a:latin typeface="Aptos" panose="02110004020202020204"/>
+        <a:latin typeface="Cambria"/>
         <a:ea typeface=""/>
         <a:cs typeface=""/>
-        <a:font script="Jpan" typeface="游明朝"/>
+        <a:font script="Jpan" typeface="ＭＳ 明朝"/>
         <a:font script="Hang" typeface="맑은 고딕"/>
-        <a:font script="Hans" typeface="等线"/>
+        <a:font script="Hans" typeface="宋体"/>
         <a:font script="Hant" typeface="新細明體"/>
         <a:font script="Arab" typeface="Arial"/>
         <a:font script="Hebr" typeface="Arial"/>
@@ -5935,24 +5619,6 @@
         <a:font script="Mong" typeface="Mongolian Baiti"/>
         <a:font script="Viet" typeface="Arial"/>
         <a:font script="Uigh" typeface="Microsoft Uighur"/>
-        <a:font script="Geor" typeface="Sylfaen"/>
-        <a:font script="Armn" typeface="Arial"/>
-        <a:font script="Bugi" typeface="Leelawadee UI"/>
-        <a:font script="Bopo" typeface="Microsoft JhengHei"/>
-        <a:font script="Java" typeface="Javanese Text"/>
-        <a:font script="Lisu" typeface="Segoe UI"/>
-        <a:font script="Mymr" typeface="Myanmar Text"/>
-        <a:font script="Nkoo" typeface="Ebrima"/>
-        <a:font script="Olck" typeface="Nirmala UI"/>
-        <a:font script="Osma" typeface="Ebrima"/>
-        <a:font script="Phag" typeface="Phagspa"/>
-        <a:font script="Syrn" typeface="Estrangelo Edessa"/>
-        <a:font script="Syrj" typeface="Estrangelo Edessa"/>
-        <a:font script="Syre" typeface="Estrangelo Edessa"/>
-        <a:font script="Sora" typeface="Nirmala UI"/>
-        <a:font script="Tale" typeface="Microsoft Tai Le"/>
-        <a:font script="Talu" typeface="Microsoft New Tai Lue"/>
-        <a:font script="Tfng" typeface="Ebrima"/>
       </a:minorFont>
     </a:fontScheme>
     <a:fmtScheme name="Office">
@@ -5964,141 +5630,200 @@
           <a:gsLst>
             <a:gs pos="0">
               <a:schemeClr val="phClr">
-                <a:lumMod val="110000"/>
-                <a:satMod val="105000"/>
-                <a:tint val="67000"/>
+                <a:tint val="50000"/>
+                <a:satMod val="300000"/>
               </a:schemeClr>
             </a:gs>
-            <a:gs pos="50000">
+            <a:gs pos="35000">
               <a:schemeClr val="phClr">
-                <a:lumMod val="105000"/>
-                <a:satMod val="103000"/>
-                <a:tint val="73000"/>
+                <a:tint val="37000"/>
+                <a:satMod val="300000"/>
               </a:schemeClr>
             </a:gs>
             <a:gs pos="100000">
               <a:schemeClr val="phClr">
-                <a:lumMod val="105000"/>
-                <a:satMod val="109000"/>
-                <a:tint val="81000"/>
+                <a:tint val="15000"/>
+                <a:satMod val="350000"/>
               </a:schemeClr>
             </a:gs>
           </a:gsLst>
-          <a:lin ang="5400000" scaled="0"/>
+          <a:lin ang="16200000" scaled="1"/>
         </a:gradFill>
         <a:gradFill rotWithShape="1">
           <a:gsLst>
             <a:gs pos="0">
               <a:schemeClr val="phClr">
-                <a:satMod val="103000"/>
-                <a:lumMod val="102000"/>
-                <a:tint val="94000"/>
-              </a:schemeClr>
-            </a:gs>
-            <a:gs pos="50000">
-              <a:schemeClr val="phClr">
-                <a:satMod val="110000"/>
-                <a:lumMod val="100000"/>
+                <a:tint val="100000"/>
                 <a:shade val="100000"/>
+                <a:satMod val="130000"/>
               </a:schemeClr>
             </a:gs>
             <a:gs pos="100000">
               <a:schemeClr val="phClr">
-                <a:lumMod val="99000"/>
-                <a:satMod val="120000"/>
-                <a:shade val="78000"/>
+                <a:tint val="50000"/>
+                <a:shade val="100000"/>
+                <a:satMod val="350000"/>
               </a:schemeClr>
             </a:gs>
           </a:gsLst>
-          <a:lin ang="5400000" scaled="0"/>
+          <a:lin ang="16200000" scaled="0"/>
         </a:gradFill>
       </a:fillStyleLst>
       <a:lnStyleLst>
-        <a:ln w="6350" cap="flat" cmpd="sng" algn="ctr">
+        <a:ln w="9525" cap="flat" cmpd="sng" algn="ctr">
+          <a:solidFill>
+            <a:schemeClr val="phClr">
+              <a:shade val="95000"/>
+              <a:satMod val="105000"/>
+            </a:schemeClr>
+          </a:solidFill>
+          <a:prstDash val="solid"/>
+        </a:ln>
+        <a:ln w="25400" cap="flat" cmpd="sng" algn="ctr">
           <a:solidFill>
             <a:schemeClr val="phClr"/>
           </a:solidFill>
           <a:prstDash val="solid"/>
-          <a:miter lim="800000"/>
         </a:ln>
-        <a:ln w="12700" cap="flat" cmpd="sng" algn="ctr">
+        <a:ln w="38100" cap="flat" cmpd="sng" algn="ctr">
           <a:solidFill>
             <a:schemeClr val="phClr"/>
           </a:solidFill>
           <a:prstDash val="solid"/>
-          <a:miter lim="800000"/>
-        </a:ln>
-        <a:ln w="19050" cap="flat" cmpd="sng" algn="ctr">
-          <a:solidFill>
-            <a:schemeClr val="phClr"/>
-          </a:solidFill>
-          <a:prstDash val="solid"/>
-          <a:miter lim="800000"/>
         </a:ln>
       </a:lnStyleLst>
       <a:effectStyleLst>
         <a:effectStyle>
-          <a:effectLst/>
-        </a:effectStyle>
-        <a:effectStyle>
-          <a:effectLst/>
+          <a:effectLst>
+            <a:outerShdw blurRad="40000" dist="20000" dir="5400000" rotWithShape="0">
+              <a:srgbClr val="000000">
+                <a:alpha val="38000"/>
+              </a:srgbClr>
+            </a:outerShdw>
+          </a:effectLst>
         </a:effectStyle>
         <a:effectStyle>
           <a:effectLst>
-            <a:outerShdw blurRad="57150" dist="19050" dir="5400000" algn="ctr" rotWithShape="0">
+            <a:outerShdw blurRad="40000" dist="23000" dir="5400000" rotWithShape="0">
               <a:srgbClr val="000000">
-                <a:alpha val="63000"/>
+                <a:alpha val="35000"/>
               </a:srgbClr>
             </a:outerShdw>
           </a:effectLst>
+        </a:effectStyle>
+        <a:effectStyle>
+          <a:effectLst>
+            <a:outerShdw blurRad="40000" dist="23000" dir="5400000" rotWithShape="0">
+              <a:srgbClr val="000000">
+                <a:alpha val="35000"/>
+              </a:srgbClr>
+            </a:outerShdw>
+          </a:effectLst>
+          <a:scene3d>
+            <a:camera prst="orthographicFront">
+              <a:rot lat="0" lon="0" rev="0"/>
+            </a:camera>
+            <a:lightRig rig="threePt" dir="t">
+              <a:rot lat="0" lon="0" rev="1200000"/>
+            </a:lightRig>
+          </a:scene3d>
+          <a:sp3d>
+            <a:bevelT w="63500" h="25400"/>
+          </a:sp3d>
         </a:effectStyle>
       </a:effectStyleLst>
       <a:bgFillStyleLst>
         <a:solidFill>
           <a:schemeClr val="phClr"/>
         </a:solidFill>
-        <a:solidFill>
-          <a:schemeClr val="phClr">
-            <a:tint val="95000"/>
-            <a:satMod val="170000"/>
-          </a:schemeClr>
-        </a:solidFill>
         <a:gradFill rotWithShape="1">
           <a:gsLst>
             <a:gs pos="0">
               <a:schemeClr val="phClr">
-                <a:tint val="93000"/>
-                <a:satMod val="150000"/>
-                <a:shade val="98000"/>
-                <a:lumMod val="102000"/>
+                <a:tint val="40000"/>
+                <a:satMod val="350000"/>
               </a:schemeClr>
             </a:gs>
-            <a:gs pos="50000">
+            <a:gs pos="40000">
               <a:schemeClr val="phClr">
-                <a:tint val="98000"/>
-                <a:satMod val="130000"/>
-                <a:shade val="90000"/>
-                <a:lumMod val="103000"/>
+                <a:tint val="45000"/>
+                <a:shade val="99000"/>
+                <a:satMod val="350000"/>
               </a:schemeClr>
             </a:gs>
             <a:gs pos="100000">
               <a:schemeClr val="phClr">
-                <a:shade val="63000"/>
-                <a:satMod val="120000"/>
+                <a:shade val="20000"/>
+                <a:satMod val="255000"/>
               </a:schemeClr>
             </a:gs>
           </a:gsLst>
-          <a:lin ang="5400000" scaled="0"/>
+          <a:path path="circle">
+            <a:fillToRect l="50000" t="-80000" r="50000" b="180000"/>
+          </a:path>
+        </a:gradFill>
+        <a:gradFill rotWithShape="1">
+          <a:gsLst>
+            <a:gs pos="0">
+              <a:schemeClr val="phClr">
+                <a:tint val="80000"/>
+                <a:satMod val="300000"/>
+              </a:schemeClr>
+            </a:gs>
+            <a:gs pos="100000">
+              <a:schemeClr val="phClr">
+                <a:shade val="30000"/>
+                <a:satMod val="200000"/>
+              </a:schemeClr>
+            </a:gs>
+          </a:gsLst>
+          <a:path path="circle">
+            <a:fillToRect l="50000" t="50000" r="50000" b="50000"/>
+          </a:path>
         </a:gradFill>
       </a:bgFillStyleLst>
     </a:fmtScheme>
   </a:themeElements>
-  <a:objectDefaults/>
+  <a:objectDefaults>
+    <a:spDef>
+      <a:spPr/>
+      <a:bodyPr/>
+      <a:lstStyle/>
+      <a:style>
+        <a:lnRef idx="1">
+          <a:schemeClr val="accent1"/>
+        </a:lnRef>
+        <a:fillRef idx="3">
+          <a:schemeClr val="accent1"/>
+        </a:fillRef>
+        <a:effectRef idx="2">
+          <a:schemeClr val="accent1"/>
+        </a:effectRef>
+        <a:fontRef idx="minor">
+          <a:schemeClr val="lt1"/>
+        </a:fontRef>
+      </a:style>
+    </a:spDef>
+    <a:lnDef>
+      <a:spPr/>
+      <a:bodyPr/>
+      <a:lstStyle/>
+      <a:style>
+        <a:lnRef idx="2">
+          <a:schemeClr val="accent1"/>
+        </a:lnRef>
+        <a:fillRef idx="0">
+          <a:schemeClr val="accent1"/>
+        </a:fillRef>
+        <a:effectRef idx="1">
+          <a:schemeClr val="accent1"/>
+        </a:effectRef>
+        <a:fontRef idx="minor">
+          <a:schemeClr val="tx1"/>
+        </a:fontRef>
+      </a:style>
+    </a:lnDef>
+  </a:objectDefaults>
   <a:extraClrSchemeLst/>
-  <a:extLst>
-    <a:ext uri="{05A4C25C-085E-4340-85A3-A5531E510DB2}">
-      <thm15:themeFamily xmlns:thm15="http://schemas.microsoft.com/office/thememl/2012/main" name="Office Theme" id="{2E142A2C-CD16-42D6-873A-C26D2A0506FA}" vid="{1BDDFF52-6CD6-40A5-AB3C-68EB2F1E4D0A}"/>
-    </a:ext>
-  </a:extLst>
 </a:theme>
 </file>
--- a/cv-downloads/aom-cv.docx
+++ b/cv-downloads/aom-cv.docx
@@ -176,7 +176,7 @@
         <w:pStyle w:val="FirstParagraph"/>
       </w:pPr>
       <w:r>
-        <w:t xml:space="preserve">General Surgery Resident (PGY-4) at Geisinger Northeast with research experience in transplant surgery at Cedars-Sinai Medical Center. UCSB alumnus from Los Angeles with background in clinical outcomes research, systematic reviews, and genomic medicine. Filipino-American physician interested in advancing surgical care through research and evidence-based practice.</w:t>
+        <w:t xml:space="preserve">General Surgery Resident (PGY-5) at Geisinger Northeast with research experience in transplant surgery at Cedars-Sinai Medical Center. UCSB alumnus from Los Angeles with background in clinical outcomes research, systematic reviews, and genomic medicine. Filipino-American physician interested in advancing surgical care through research and evidence-based practice.</w:t>
       </w:r>
     </w:p>
     <w:p>
@@ -312,7 +312,7 @@
         <w:rPr>
           <w:b/>
         </w:rPr>
-        <w:t xml:space="preserve">General Surgery Resident (PGY-4)</w:t>
+        <w:t xml:space="preserve">General Surgery Resident (PGY-5)</w:t>
       </w:r>
       <w:r>
         <w:t xml:space="preserve"> </w:t>
@@ -1991,16 +1991,19 @@
         <w:t xml:space="preserve">Morada AO</w:t>
       </w:r>
       <w:r>
-        <w:t xml:space="preserve">, Becker JL, Furey MJ, Summa CH, Richards KR, Bodde J, Jordan RM, Bannon JP, Falvo A. Building a Better Sub-Internship Evaluation: A Multi-Stakeholder Approach.</w:t>
-      </w:r>
-      <w:r>
-        <w:t xml:space="preserve"> </w:t>
-      </w:r>
-      <w:r>
-        <w:rPr>
-          <w:i/>
-        </w:rPr>
-        <w:t xml:space="preserve">Manuscript in preparation for submission to Global Surgical Education: Journal of the Association for Surgical Education.</w:t>
+        <w:t xml:space="preserve">, Becker JL, Furey MJ, Summa CH, Richards KR, Bodde J, Baray A, Gordon ML, Patel A, Jordan RM, Bannon JP, Falvo A. Feasibility and Implementation of a Multi-Source, Competency-Based Evaluation System for Surgical Sub-Internship Students: A Single-Institution Pilot.</w:t>
+      </w:r>
+      <w:r>
+        <w:t xml:space="preserve"> </w:t>
+      </w:r>
+      <w:r>
+        <w:rPr>
+          <w:i/>
+        </w:rPr>
+        <w:t xml:space="preserve">Global Surgical Education: Journal of the Association for Surgical Education</w:t>
+      </w:r>
+      <w:r>
+        <w:t xml:space="preserve">. Under review; revised manuscript submitted October 2026 after major revisions.</w:t>
       </w:r>
     </w:p>
     <w:p>
@@ -2383,11 +2386,120 @@
       <w:pPr>
         <w:pStyle w:val="Heading3"/>
       </w:pPr>
-      <w:bookmarkStart w:id="74" w:name="oral-presentations"/>
+      <w:bookmarkStart w:id="74" w:name="submitted-abstracts-decision-pending"/>
+      <w:r>
+        <w:t xml:space="preserve">Submitted Abstracts (Decision Pending)</w:t>
+      </w:r>
+      <w:bookmarkEnd w:id="74"/>
+    </w:p>
+    <w:p>
+      <w:pPr>
+        <w:numPr>
+          <w:ilvl w:val="0"/>
+          <w:numId w:val="1020"/>
+        </w:numPr>
+      </w:pPr>
+      <w:r>
+        <w:rPr>
+          <w:b/>
+        </w:rPr>
+        <w:t xml:space="preserve">Morada AO</w:t>
+      </w:r>
+      <w:r>
+        <w:t xml:space="preserve">, Becker JL, Furey MJ, Summa CH, Richards KR, Bodde J, Baray A, Gordon ML, Patel A, Jordan RM, Bannon JP, Falvo A. Feasibility and Implementation of a Multi-Source, Competency-Based Evaluation System for Surgical Sub-Internship Students: A Single-Institution Pilot Study.</w:t>
+      </w:r>
+      <w:r>
+        <w:t xml:space="preserve"> </w:t>
+      </w:r>
+      <w:r>
+        <w:rPr>
+          <w:i/>
+        </w:rPr>
+        <w:t xml:space="preserve">American College of Surgeons Pennsylvania Commonwealth Chapter 2026 Abstract Competition</w:t>
+      </w:r>
+      <w:r>
+        <w:t xml:space="preserve">. Submitted September 2026.</w:t>
+      </w:r>
+    </w:p>
+    <w:p>
+      <w:pPr>
+        <w:numPr>
+          <w:ilvl w:val="0"/>
+          <w:numId w:val="1020"/>
+        </w:numPr>
+      </w:pPr>
+      <w:r>
+        <w:t xml:space="preserve">Dickey EM,</w:t>
+      </w:r>
+      <w:r>
+        <w:t xml:space="preserve"> </w:t>
+      </w:r>
+      <w:r>
+        <w:rPr>
+          <w:b/>
+        </w:rPr>
+        <w:t xml:space="preserve">Morada AO</w:t>
+      </w:r>
+      <w:r>
+        <w:t xml:space="preserve">, Furey MJ, Blansfield J, Amini N. Robotic Pancreatoduodenectomy for an Unusual Pancreatic Neuroendocrine Tumor of the Uncinate Process with Ampullary and Duodenal Extension [video abstract].</w:t>
+      </w:r>
+      <w:r>
+        <w:t xml:space="preserve"> </w:t>
+      </w:r>
+      <w:r>
+        <w:rPr>
+          <w:i/>
+        </w:rPr>
+        <w:t xml:space="preserve">Americas Hepato-Pancreato-Biliary Association (AHPBA) 2027 Annual Meeting</w:t>
+      </w:r>
+      <w:r>
+        <w:t xml:space="preserve">. Submitted October 2026.</w:t>
+      </w:r>
+    </w:p>
+    <w:p>
+      <w:pPr>
+        <w:numPr>
+          <w:ilvl w:val="0"/>
+          <w:numId w:val="1020"/>
+        </w:numPr>
+      </w:pPr>
+      <w:r>
+        <w:t xml:space="preserve">Dickey EM,</w:t>
+      </w:r>
+      <w:r>
+        <w:t xml:space="preserve"> </w:t>
+      </w:r>
+      <w:r>
+        <w:rPr>
+          <w:b/>
+        </w:rPr>
+        <w:t xml:space="preserve">Morada AO</w:t>
+      </w:r>
+      <w:r>
+        <w:t xml:space="preserve">, Furey MJ, Blansfield J, Amini N. Robotic Adrenalectomy for a Rapidly Expanding High-Grade Malignant Epithelioid Adrenal Neoplasm Presenting as Spontaneous Adrenal Hemorrhage [video abstract].</w:t>
+      </w:r>
+      <w:r>
+        <w:t xml:space="preserve"> </w:t>
+      </w:r>
+      <w:r>
+        <w:rPr>
+          <w:i/>
+        </w:rPr>
+        <w:t xml:space="preserve">Society of Surgical Oncology (SSO) 2027 Annual Meeting</w:t>
+      </w:r>
+      <w:r>
+        <w:t xml:space="preserve">. Submitted October 2026.</w:t>
+      </w:r>
+    </w:p>
+    <w:p>
+      <w:pPr>
+        <w:pStyle w:val="Heading3"/>
+      </w:pPr>
+      <w:bookmarkStart w:id="75" w:name="oral-presentations"/>
       <w:r>
         <w:t xml:space="preserve">Oral Presentations</w:t>
       </w:r>
-      <w:bookmarkEnd w:id="74"/>
+      <w:bookmarkEnd w:id="75"/>
     </w:p>
     <w:p>
       <w:pPr>
@@ -2404,7 +2516,7 @@
       <w:pPr>
         <w:numPr>
           <w:ilvl w:val="0"/>
-          <w:numId w:val="1020"/>
+          <w:numId w:val="1021"/>
         </w:numPr>
       </w:pPr>
       <w:r>
@@ -2433,7 +2545,7 @@
       <w:pPr>
         <w:numPr>
           <w:ilvl w:val="0"/>
-          <w:numId w:val="1020"/>
+          <w:numId w:val="1021"/>
         </w:numPr>
       </w:pPr>
       <w:r>
@@ -2468,7 +2580,7 @@
       <w:pPr>
         <w:numPr>
           <w:ilvl w:val="0"/>
-          <w:numId w:val="1020"/>
+          <w:numId w:val="1021"/>
         </w:numPr>
       </w:pPr>
       <w:r>
@@ -2503,7 +2615,7 @@
       <w:pPr>
         <w:numPr>
           <w:ilvl w:val="0"/>
-          <w:numId w:val="1020"/>
+          <w:numId w:val="1021"/>
         </w:numPr>
       </w:pPr>
       <w:r>
@@ -2538,7 +2650,7 @@
       <w:pPr>
         <w:numPr>
           <w:ilvl w:val="0"/>
-          <w:numId w:val="1020"/>
+          <w:numId w:val="1021"/>
         </w:numPr>
       </w:pPr>
       <w:r>
@@ -2573,7 +2685,7 @@
       <w:pPr>
         <w:numPr>
           <w:ilvl w:val="0"/>
-          <w:numId w:val="1020"/>
+          <w:numId w:val="1021"/>
         </w:numPr>
       </w:pPr>
       <w:r>
@@ -2602,7 +2714,7 @@
       <w:pPr>
         <w:numPr>
           <w:ilvl w:val="0"/>
-          <w:numId w:val="1020"/>
+          <w:numId w:val="1021"/>
         </w:numPr>
       </w:pPr>
       <w:r>
@@ -2631,7 +2743,7 @@
       <w:pPr>
         <w:numPr>
           <w:ilvl w:val="0"/>
-          <w:numId w:val="1020"/>
+          <w:numId w:val="1021"/>
         </w:numPr>
       </w:pPr>
       <w:r>
@@ -2666,7 +2778,7 @@
       <w:pPr>
         <w:numPr>
           <w:ilvl w:val="0"/>
-          <w:numId w:val="1020"/>
+          <w:numId w:val="1021"/>
         </w:numPr>
       </w:pPr>
       <w:r>
@@ -2701,17 +2813,17 @@
       <w:pPr>
         <w:pStyle w:val="Heading3"/>
       </w:pPr>
-      <w:bookmarkStart w:id="75" w:name="poster-presentations"/>
+      <w:bookmarkStart w:id="76" w:name="poster-presentations"/>
       <w:r>
         <w:t xml:space="preserve">Poster Presentations</w:t>
       </w:r>
-      <w:bookmarkEnd w:id="75"/>
-    </w:p>
-    <w:p>
-      <w:pPr>
-        <w:numPr>
-          <w:ilvl w:val="0"/>
-          <w:numId w:val="1021"/>
+      <w:bookmarkEnd w:id="76"/>
+    </w:p>
+    <w:p>
+      <w:pPr>
+        <w:numPr>
+          <w:ilvl w:val="0"/>
+          <w:numId w:val="1022"/>
         </w:numPr>
       </w:pPr>
       <w:r>
@@ -2734,46 +2846,6 @@
       </w:r>
       <w:r>
         <w:t xml:space="preserve">, Singapore, May 2025.</w:t>
-      </w:r>
-      <w:r>
-        <w:t xml:space="preserve"> </w:t>
-      </w:r>
-      <w:hyperlink r:id="rId76">
-        <w:r>
-          <w:rPr>
-            <w:rStyle w:val="Hyperlink"/>
-          </w:rPr>
-          <w:t xml:space="preserve">🖼️ PDF</w:t>
-        </w:r>
-      </w:hyperlink>
-    </w:p>
-    <w:p>
-      <w:pPr>
-        <w:numPr>
-          <w:ilvl w:val="0"/>
-          <w:numId w:val="1021"/>
-        </w:numPr>
-      </w:pPr>
-      <w:r>
-        <w:rPr>
-          <w:b/>
-        </w:rPr>
-        <w:t xml:space="preserve">Morada AO</w:t>
-      </w:r>
-      <w:r>
-        <w:t xml:space="preserve">, Senapathi SH, Bashiri A, Chai S, Cagir B. A Systematic Review of Primary Ileostomy Site Malignancies.</w:t>
-      </w:r>
-      <w:r>
-        <w:t xml:space="preserve"> </w:t>
-      </w:r>
-      <w:r>
-        <w:rPr>
-          <w:i/>
-        </w:rPr>
-        <w:t xml:space="preserve">Society of American Gastrointestinal and Endoscopic Surgeons 2021 Meeting</w:t>
-      </w:r>
-      <w:r>
-        <w:t xml:space="preserve">, Las Vegas, NV, August 2021.</w:t>
       </w:r>
       <w:r>
         <w:t xml:space="preserve"> </w:t>
@@ -2791,7 +2863,47 @@
       <w:pPr>
         <w:numPr>
           <w:ilvl w:val="0"/>
-          <w:numId w:val="1021"/>
+          <w:numId w:val="1022"/>
+        </w:numPr>
+      </w:pPr>
+      <w:r>
+        <w:rPr>
+          <w:b/>
+        </w:rPr>
+        <w:t xml:space="preserve">Morada AO</w:t>
+      </w:r>
+      <w:r>
+        <w:t xml:space="preserve">, Senapathi SH, Bashiri A, Chai S, Cagir B. A Systematic Review of Primary Ileostomy Site Malignancies.</w:t>
+      </w:r>
+      <w:r>
+        <w:t xml:space="preserve"> </w:t>
+      </w:r>
+      <w:r>
+        <w:rPr>
+          <w:i/>
+        </w:rPr>
+        <w:t xml:space="preserve">Society of American Gastrointestinal and Endoscopic Surgeons 2021 Meeting</w:t>
+      </w:r>
+      <w:r>
+        <w:t xml:space="preserve">, Las Vegas, NV, August 2021.</w:t>
+      </w:r>
+      <w:r>
+        <w:t xml:space="preserve"> </w:t>
+      </w:r>
+      <w:hyperlink r:id="rId78">
+        <w:r>
+          <w:rPr>
+            <w:rStyle w:val="Hyperlink"/>
+          </w:rPr>
+          <w:t xml:space="preserve">🖼️ PDF</w:t>
+        </w:r>
+      </w:hyperlink>
+    </w:p>
+    <w:p>
+      <w:pPr>
+        <w:numPr>
+          <w:ilvl w:val="0"/>
+          <w:numId w:val="1022"/>
         </w:numPr>
       </w:pPr>
       <w:r>
@@ -2826,7 +2938,7 @@
       <w:pPr>
         <w:numPr>
           <w:ilvl w:val="0"/>
-          <w:numId w:val="1021"/>
+          <w:numId w:val="1022"/>
         </w:numPr>
       </w:pPr>
       <w:r>
@@ -2861,7 +2973,7 @@
       <w:pPr>
         <w:numPr>
           <w:ilvl w:val="0"/>
-          <w:numId w:val="1021"/>
+          <w:numId w:val="1022"/>
         </w:numPr>
       </w:pPr>
       <w:r>
@@ -2896,7 +3008,7 @@
       <w:pPr>
         <w:numPr>
           <w:ilvl w:val="0"/>
-          <w:numId w:val="1021"/>
+          <w:numId w:val="1022"/>
         </w:numPr>
       </w:pPr>
       <w:r>
@@ -2931,7 +3043,7 @@
       <w:pPr>
         <w:numPr>
           <w:ilvl w:val="0"/>
-          <w:numId w:val="1021"/>
+          <w:numId w:val="1022"/>
         </w:numPr>
       </w:pPr>
       <w:r>
@@ -2966,7 +3078,7 @@
       <w:pPr>
         <w:numPr>
           <w:ilvl w:val="0"/>
-          <w:numId w:val="1021"/>
+          <w:numId w:val="1022"/>
         </w:numPr>
       </w:pPr>
       <w:r>
@@ -3001,7 +3113,7 @@
       <w:pPr>
         <w:numPr>
           <w:ilvl w:val="0"/>
-          <w:numId w:val="1021"/>
+          <w:numId w:val="1022"/>
         </w:numPr>
       </w:pPr>
       <w:r>
@@ -3030,7 +3142,7 @@
       <w:pPr>
         <w:numPr>
           <w:ilvl w:val="0"/>
-          <w:numId w:val="1021"/>
+          <w:numId w:val="1022"/>
         </w:numPr>
       </w:pPr>
       <w:r>
@@ -3065,7 +3177,7 @@
       <w:pPr>
         <w:numPr>
           <w:ilvl w:val="0"/>
-          <w:numId w:val="1021"/>
+          <w:numId w:val="1022"/>
         </w:numPr>
       </w:pPr>
       <w:r>
@@ -3100,7 +3212,7 @@
       <w:pPr>
         <w:numPr>
           <w:ilvl w:val="0"/>
-          <w:numId w:val="1021"/>
+          <w:numId w:val="1022"/>
         </w:numPr>
       </w:pPr>
       <w:r>
@@ -3129,7 +3241,7 @@
       <w:pPr>
         <w:numPr>
           <w:ilvl w:val="0"/>
-          <w:numId w:val="1021"/>
+          <w:numId w:val="1022"/>
         </w:numPr>
       </w:pPr>
       <w:r>
@@ -3158,7 +3270,7 @@
       <w:pPr>
         <w:numPr>
           <w:ilvl w:val="0"/>
-          <w:numId w:val="1021"/>
+          <w:numId w:val="1022"/>
         </w:numPr>
       </w:pPr>
       <w:r>
@@ -3187,7 +3299,7 @@
       <w:pPr>
         <w:numPr>
           <w:ilvl w:val="0"/>
-          <w:numId w:val="1021"/>
+          <w:numId w:val="1022"/>
         </w:numPr>
       </w:pPr>
       <w:r>
@@ -3222,7 +3334,7 @@
       <w:pPr>
         <w:numPr>
           <w:ilvl w:val="0"/>
-          <w:numId w:val="1021"/>
+          <w:numId w:val="1022"/>
         </w:numPr>
       </w:pPr>
       <w:r>
@@ -3257,7 +3369,7 @@
       <w:pPr>
         <w:numPr>
           <w:ilvl w:val="0"/>
-          <w:numId w:val="1021"/>
+          <w:numId w:val="1022"/>
         </w:numPr>
       </w:pPr>
       <w:r>
@@ -3292,7 +3404,7 @@
       <w:pPr>
         <w:numPr>
           <w:ilvl w:val="0"/>
-          <w:numId w:val="1021"/>
+          <w:numId w:val="1022"/>
         </w:numPr>
       </w:pPr>
       <w:r>
@@ -3327,7 +3439,7 @@
       <w:pPr>
         <w:numPr>
           <w:ilvl w:val="0"/>
-          <w:numId w:val="1021"/>
+          <w:numId w:val="1022"/>
         </w:numPr>
       </w:pPr>
       <w:r>
@@ -3356,7 +3468,7 @@
       <w:pPr>
         <w:numPr>
           <w:ilvl w:val="0"/>
-          <w:numId w:val="1021"/>
+          <w:numId w:val="1022"/>
         </w:numPr>
       </w:pPr>
       <w:r>
@@ -3391,7 +3503,7 @@
       <w:pPr>
         <w:numPr>
           <w:ilvl w:val="0"/>
-          <w:numId w:val="1021"/>
+          <w:numId w:val="1022"/>
         </w:numPr>
       </w:pPr>
       <w:r>
@@ -3420,7 +3532,7 @@
       <w:pPr>
         <w:numPr>
           <w:ilvl w:val="0"/>
-          <w:numId w:val="1021"/>
+          <w:numId w:val="1022"/>
         </w:numPr>
       </w:pPr>
       <w:r>
@@ -3449,17 +3561,17 @@
       <w:pPr>
         <w:pStyle w:val="Heading2"/>
       </w:pPr>
-      <w:bookmarkStart w:id="78" w:name="honors-and-awards"/>
+      <w:bookmarkStart w:id="79" w:name="honors-and-awards"/>
       <w:r>
         <w:t xml:space="preserve">Honors and Awards</w:t>
       </w:r>
-      <w:bookmarkEnd w:id="78"/>
-    </w:p>
-    <w:p>
-      <w:pPr>
-        <w:numPr>
-          <w:ilvl w:val="0"/>
-          <w:numId w:val="1022"/>
+      <w:bookmarkEnd w:id="79"/>
+    </w:p>
+    <w:p>
+      <w:pPr>
+        <w:numPr>
+          <w:ilvl w:val="0"/>
+          <w:numId w:val="1023"/>
         </w:numPr>
         <w:pStyle w:val="Compact"/>
       </w:pPr>
@@ -3477,7 +3589,7 @@
       <w:pPr>
         <w:numPr>
           <w:ilvl w:val="0"/>
-          <w:numId w:val="1022"/>
+          <w:numId w:val="1023"/>
         </w:numPr>
         <w:pStyle w:val="Compact"/>
       </w:pPr>
@@ -3495,7 +3607,7 @@
       <w:pPr>
         <w:numPr>
           <w:ilvl w:val="0"/>
-          <w:numId w:val="1022"/>
+          <w:numId w:val="1023"/>
         </w:numPr>
         <w:pStyle w:val="Compact"/>
       </w:pPr>
@@ -3531,7 +3643,7 @@
       <w:pPr>
         <w:numPr>
           <w:ilvl w:val="0"/>
-          <w:numId w:val="1022"/>
+          <w:numId w:val="1023"/>
         </w:numPr>
         <w:pStyle w:val="Compact"/>
       </w:pPr>
@@ -3549,7 +3661,7 @@
       <w:pPr>
         <w:numPr>
           <w:ilvl w:val="0"/>
-          <w:numId w:val="1022"/>
+          <w:numId w:val="1023"/>
         </w:numPr>
         <w:pStyle w:val="Compact"/>
       </w:pPr>
@@ -3567,7 +3679,7 @@
       <w:pPr>
         <w:numPr>
           <w:ilvl w:val="0"/>
-          <w:numId w:val="1022"/>
+          <w:numId w:val="1023"/>
         </w:numPr>
         <w:pStyle w:val="Compact"/>
       </w:pPr>
@@ -3585,7 +3697,7 @@
       <w:pPr>
         <w:numPr>
           <w:ilvl w:val="0"/>
-          <w:numId w:val="1022"/>
+          <w:numId w:val="1023"/>
         </w:numPr>
         <w:pStyle w:val="Compact"/>
       </w:pPr>
@@ -3603,17 +3715,17 @@
       <w:pPr>
         <w:pStyle w:val="Heading2"/>
       </w:pPr>
-      <w:bookmarkStart w:id="79" w:name="leadership-and-service"/>
+      <w:bookmarkStart w:id="80" w:name="leadership-and-service"/>
       <w:r>
         <w:t xml:space="preserve">Leadership and Service</w:t>
       </w:r>
-      <w:bookmarkEnd w:id="79"/>
-    </w:p>
-    <w:p>
-      <w:pPr>
-        <w:numPr>
-          <w:ilvl w:val="0"/>
-          <w:numId w:val="1023"/>
+      <w:bookmarkEnd w:id="80"/>
+    </w:p>
+    <w:p>
+      <w:pPr>
+        <w:numPr>
+          <w:ilvl w:val="0"/>
+          <w:numId w:val="1024"/>
         </w:numPr>
         <w:pStyle w:val="Compact"/>
       </w:pPr>
@@ -3628,39 +3740,6 @@
       </w:r>
       <w:r>
         <w:t xml:space="preserve">| 2017 – 2019 Regional Education Academy for Careers in Health (REACH-HEI), Geisinger Commonwealth School of Medicine</w:t>
-      </w:r>
-    </w:p>
-    <w:p>
-      <w:pPr>
-        <w:numPr>
-          <w:ilvl w:val="1"/>
-          <w:numId w:val="1024"/>
-        </w:numPr>
-        <w:pStyle w:val="Compact"/>
-      </w:pPr>
-      <w:r>
-        <w:t xml:space="preserve">Provided academic enrichment and mentoring for low-income and first-generation college students in northeastern Pennsylvania</w:t>
-      </w:r>
-    </w:p>
-    <w:p>
-      <w:pPr>
-        <w:numPr>
-          <w:ilvl w:val="0"/>
-          <w:numId w:val="1023"/>
-        </w:numPr>
-        <w:pStyle w:val="Compact"/>
-      </w:pPr>
-      <w:r>
-        <w:rPr>
-          <w:b/>
-        </w:rPr>
-        <w:t xml:space="preserve">President</w:t>
-      </w:r>
-      <w:r>
-        <w:t xml:space="preserve"> </w:t>
-      </w:r>
-      <w:r>
-        <w:t xml:space="preserve">| 2017 – 2019 Asian Pacific American Medical Student Association (APAMSA), Geisinger Commonwealth School of Medicine</w:t>
       </w:r>
     </w:p>
     <w:p>
@@ -3672,28 +3751,28 @@
         <w:pStyle w:val="Compact"/>
       </w:pPr>
       <w:r>
-        <w:t xml:space="preserve">Led organizational leadership and community service initiatives for APAMSA chapter</w:t>
-      </w:r>
-    </w:p>
-    <w:p>
-      <w:pPr>
-        <w:numPr>
-          <w:ilvl w:val="0"/>
-          <w:numId w:val="1023"/>
-        </w:numPr>
-        <w:pStyle w:val="Compact"/>
-      </w:pPr>
-      <w:r>
-        <w:rPr>
-          <w:b/>
-        </w:rPr>
-        <w:t xml:space="preserve">Peer Mentor</w:t>
-      </w:r>
-      <w:r>
-        <w:t xml:space="preserve"> </w:t>
-      </w:r>
-      <w:r>
-        <w:t xml:space="preserve">| 2018 – 2019 MD Peer Mentorship Program, Geisinger Commonwealth School of Medicine</w:t>
+        <w:t xml:space="preserve">Provided academic enrichment and mentoring for low-income and first-generation college students in northeastern Pennsylvania</w:t>
+      </w:r>
+    </w:p>
+    <w:p>
+      <w:pPr>
+        <w:numPr>
+          <w:ilvl w:val="0"/>
+          <w:numId w:val="1024"/>
+        </w:numPr>
+        <w:pStyle w:val="Compact"/>
+      </w:pPr>
+      <w:r>
+        <w:rPr>
+          <w:b/>
+        </w:rPr>
+        <w:t xml:space="preserve">President</w:t>
+      </w:r>
+      <w:r>
+        <w:t xml:space="preserve"> </w:t>
+      </w:r>
+      <w:r>
+        <w:t xml:space="preserve">| 2017 – 2019 Asian Pacific American Medical Student Association (APAMSA), Geisinger Commonwealth School of Medicine</w:t>
       </w:r>
     </w:p>
     <w:p>
@@ -3705,28 +3784,28 @@
         <w:pStyle w:val="Compact"/>
       </w:pPr>
       <w:r>
-        <w:t xml:space="preserve">Mentored first- and second-year medical students during their transition to medical school</w:t>
-      </w:r>
-    </w:p>
-    <w:p>
-      <w:pPr>
-        <w:numPr>
-          <w:ilvl w:val="0"/>
-          <w:numId w:val="1023"/>
-        </w:numPr>
-        <w:pStyle w:val="Compact"/>
-      </w:pPr>
-      <w:r>
-        <w:rPr>
-          <w:b/>
-        </w:rPr>
-        <w:t xml:space="preserve">Team Abby Member</w:t>
-      </w:r>
-      <w:r>
-        <w:t xml:space="preserve"> </w:t>
-      </w:r>
-      <w:r>
-        <w:t xml:space="preserve">| 2019 Hacking Health Competition, Geisinger Steel Institute for Health Innovation</w:t>
+        <w:t xml:space="preserve">Led organizational leadership and community service initiatives for APAMSA chapter</w:t>
+      </w:r>
+    </w:p>
+    <w:p>
+      <w:pPr>
+        <w:numPr>
+          <w:ilvl w:val="0"/>
+          <w:numId w:val="1024"/>
+        </w:numPr>
+        <w:pStyle w:val="Compact"/>
+      </w:pPr>
+      <w:r>
+        <w:rPr>
+          <w:b/>
+        </w:rPr>
+        <w:t xml:space="preserve">Peer Mentor</w:t>
+      </w:r>
+      <w:r>
+        <w:t xml:space="preserve"> </w:t>
+      </w:r>
+      <w:r>
+        <w:t xml:space="preserve">| 2018 – 2019 MD Peer Mentorship Program, Geisinger Commonwealth School of Medicine</w:t>
       </w:r>
     </w:p>
     <w:p>
@@ -3738,37 +3817,28 @@
         <w:pStyle w:val="Compact"/>
       </w:pPr>
       <w:r>
-        <w:rPr>
-          <w:b/>
-        </w:rPr>
-        <w:t xml:space="preserve">$5,000 first place winner</w:t>
-      </w:r>
-      <w:r>
-        <w:t xml:space="preserve"> </w:t>
-      </w:r>
-      <w:r>
-        <w:t xml:space="preserve">for healthcare innovation project addressing provider burnout and operational efficiency</w:t>
-      </w:r>
-    </w:p>
-    <w:p>
-      <w:pPr>
-        <w:numPr>
-          <w:ilvl w:val="0"/>
-          <w:numId w:val="1023"/>
-        </w:numPr>
-        <w:pStyle w:val="Compact"/>
-      </w:pPr>
-      <w:r>
-        <w:rPr>
-          <w:b/>
-        </w:rPr>
-        <w:t xml:space="preserve">Clinical Skills Chair</w:t>
-      </w:r>
-      <w:r>
-        <w:t xml:space="preserve"> </w:t>
-      </w:r>
-      <w:r>
-        <w:t xml:space="preserve">| 2018 – 2019 Plastic Surgery Interest Group, Geisinger Commonwealth School of Medicine</w:t>
+        <w:t xml:space="preserve">Mentored first- and second-year medical students during their transition to medical school</w:t>
+      </w:r>
+    </w:p>
+    <w:p>
+      <w:pPr>
+        <w:numPr>
+          <w:ilvl w:val="0"/>
+          <w:numId w:val="1024"/>
+        </w:numPr>
+        <w:pStyle w:val="Compact"/>
+      </w:pPr>
+      <w:r>
+        <w:rPr>
+          <w:b/>
+        </w:rPr>
+        <w:t xml:space="preserve">Team Abby Member</w:t>
+      </w:r>
+      <w:r>
+        <w:t xml:space="preserve"> </w:t>
+      </w:r>
+      <w:r>
+        <w:t xml:space="preserve">| 2019 Hacking Health Competition, Geisinger Steel Institute for Health Innovation</w:t>
       </w:r>
     </w:p>
     <w:p>
@@ -3780,28 +3850,37 @@
         <w:pStyle w:val="Compact"/>
       </w:pPr>
       <w:r>
-        <w:t xml:space="preserve">Organized clinical skills workshops and coordinated with anatomy lab for realistic surgical simulation</w:t>
-      </w:r>
-    </w:p>
-    <w:p>
-      <w:pPr>
-        <w:numPr>
-          <w:ilvl w:val="0"/>
-          <w:numId w:val="1023"/>
-        </w:numPr>
-        <w:pStyle w:val="Compact"/>
-      </w:pPr>
-      <w:r>
-        <w:rPr>
-          <w:b/>
-        </w:rPr>
-        <w:t xml:space="preserve">Assistant Team Captain</w:t>
-      </w:r>
-      <w:r>
-        <w:t xml:space="preserve"> </w:t>
-      </w:r>
-      <w:r>
-        <w:t xml:space="preserve">| 2016 – 2017 Cedars-Sinai Whipplers, Pancreatic Cancer Action Network (PanCAN), Los Angeles, CA</w:t>
+        <w:rPr>
+          <w:b/>
+        </w:rPr>
+        <w:t xml:space="preserve">$5,000 first place winner</w:t>
+      </w:r>
+      <w:r>
+        <w:t xml:space="preserve"> </w:t>
+      </w:r>
+      <w:r>
+        <w:t xml:space="preserve">for healthcare innovation project addressing provider burnout and operational efficiency</w:t>
+      </w:r>
+    </w:p>
+    <w:p>
+      <w:pPr>
+        <w:numPr>
+          <w:ilvl w:val="0"/>
+          <w:numId w:val="1024"/>
+        </w:numPr>
+        <w:pStyle w:val="Compact"/>
+      </w:pPr>
+      <w:r>
+        <w:rPr>
+          <w:b/>
+        </w:rPr>
+        <w:t xml:space="preserve">Clinical Skills Chair</w:t>
+      </w:r>
+      <w:r>
+        <w:t xml:space="preserve"> </w:t>
+      </w:r>
+      <w:r>
+        <w:t xml:space="preserve">| 2018 – 2019 Plastic Surgery Interest Group, Geisinger Commonwealth School of Medicine</w:t>
       </w:r>
     </w:p>
     <w:p>
@@ -3813,70 +3892,28 @@
         <w:pStyle w:val="Compact"/>
       </w:pPr>
       <w:r>
-        <w:t xml:space="preserve">Led team to</w:t>
-      </w:r>
-      <w:r>
-        <w:t xml:space="preserve"> </w:t>
-      </w:r>
-      <w:r>
-        <w:rPr>
-          <w:b/>
-        </w:rPr>
-        <w:t xml:space="preserve">#1 fundraising position</w:t>
-      </w:r>
-      <w:r>
-        <w:t xml:space="preserve"> </w:t>
-      </w:r>
-      <w:r>
-        <w:t xml:space="preserve">with</w:t>
-      </w:r>
-      <w:r>
-        <w:t xml:space="preserve"> </w:t>
-      </w:r>
-      <w:r>
-        <w:rPr>
-          <w:b/>
-        </w:rPr>
-        <w:t xml:space="preserve">$200,000+ raised</w:t>
-      </w:r>
-      <w:r>
-        <w:t xml:space="preserve"> </w:t>
-      </w:r>
-      <w:r>
-        <w:t xml:space="preserve">over two years</w:t>
-      </w:r>
-    </w:p>
-    <w:p>
-      <w:pPr>
-        <w:numPr>
-          <w:ilvl w:val="1"/>
-          <w:numId w:val="1029"/>
-        </w:numPr>
-        <w:pStyle w:val="Compact"/>
-      </w:pPr>
-      <w:r>
-        <w:t xml:space="preserve">Recruited 150+ team members through outreach and marketing initiatives</w:t>
-      </w:r>
-    </w:p>
-    <w:p>
-      <w:pPr>
-        <w:numPr>
-          <w:ilvl w:val="0"/>
-          <w:numId w:val="1023"/>
-        </w:numPr>
-        <w:pStyle w:val="Compact"/>
-      </w:pPr>
-      <w:r>
-        <w:rPr>
-          <w:b/>
-        </w:rPr>
-        <w:t xml:space="preserve">Team KiPOW Member</w:t>
-      </w:r>
-      <w:r>
-        <w:t xml:space="preserve"> </w:t>
-      </w:r>
-      <w:r>
-        <w:t xml:space="preserve">| 2016 UC Irvine School of Medicine Pediatric Interest Group, Orange County, CA</w:t>
+        <w:t xml:space="preserve">Organized clinical skills workshops and coordinated with anatomy lab for realistic surgical simulation</w:t>
+      </w:r>
+    </w:p>
+    <w:p>
+      <w:pPr>
+        <w:numPr>
+          <w:ilvl w:val="0"/>
+          <w:numId w:val="1024"/>
+        </w:numPr>
+        <w:pStyle w:val="Compact"/>
+      </w:pPr>
+      <w:r>
+        <w:rPr>
+          <w:b/>
+        </w:rPr>
+        <w:t xml:space="preserve">Assistant Team Captain</w:t>
+      </w:r>
+      <w:r>
+        <w:t xml:space="preserve"> </w:t>
+      </w:r>
+      <w:r>
+        <w:t xml:space="preserve">| 2016 – 2017 Cedars-Sinai Whipplers, Pancreatic Cancer Action Network (PanCAN), Los Angeles, CA</w:t>
       </w:r>
     </w:p>
     <w:p>
@@ -3888,28 +3925,70 @@
         <w:pStyle w:val="Compact"/>
       </w:pPr>
       <w:r>
-        <w:t xml:space="preserve">Health educator teaching nutrition and exercise to elementary students through UCI/CHOC partnership</w:t>
-      </w:r>
-    </w:p>
-    <w:p>
-      <w:pPr>
-        <w:numPr>
-          <w:ilvl w:val="0"/>
-          <w:numId w:val="1023"/>
-        </w:numPr>
-        <w:pStyle w:val="Compact"/>
-      </w:pPr>
-      <w:r>
-        <w:rPr>
-          <w:b/>
-        </w:rPr>
-        <w:t xml:space="preserve">Clinical Volunteer</w:t>
-      </w:r>
-      <w:r>
-        <w:t xml:space="preserve"> </w:t>
-      </w:r>
-      <w:r>
-        <w:t xml:space="preserve">| 2013 – 2014 COPE Health Solutions, St. John’s/Pleasant Valley Medical Centers, Ventura County, CA</w:t>
+        <w:t xml:space="preserve">Led team to</w:t>
+      </w:r>
+      <w:r>
+        <w:t xml:space="preserve"> </w:t>
+      </w:r>
+      <w:r>
+        <w:rPr>
+          <w:b/>
+        </w:rPr>
+        <w:t xml:space="preserve">#1 fundraising position</w:t>
+      </w:r>
+      <w:r>
+        <w:t xml:space="preserve"> </w:t>
+      </w:r>
+      <w:r>
+        <w:t xml:space="preserve">with</w:t>
+      </w:r>
+      <w:r>
+        <w:t xml:space="preserve"> </w:t>
+      </w:r>
+      <w:r>
+        <w:rPr>
+          <w:b/>
+        </w:rPr>
+        <w:t xml:space="preserve">$200,000+ raised</w:t>
+      </w:r>
+      <w:r>
+        <w:t xml:space="preserve"> </w:t>
+      </w:r>
+      <w:r>
+        <w:t xml:space="preserve">over two years</w:t>
+      </w:r>
+    </w:p>
+    <w:p>
+      <w:pPr>
+        <w:numPr>
+          <w:ilvl w:val="1"/>
+          <w:numId w:val="1030"/>
+        </w:numPr>
+        <w:pStyle w:val="Compact"/>
+      </w:pPr>
+      <w:r>
+        <w:t xml:space="preserve">Recruited 150+ team members through outreach and marketing initiatives</w:t>
+      </w:r>
+    </w:p>
+    <w:p>
+      <w:pPr>
+        <w:numPr>
+          <w:ilvl w:val="0"/>
+          <w:numId w:val="1024"/>
+        </w:numPr>
+        <w:pStyle w:val="Compact"/>
+      </w:pPr>
+      <w:r>
+        <w:rPr>
+          <w:b/>
+        </w:rPr>
+        <w:t xml:space="preserve">Team KiPOW Member</w:t>
+      </w:r>
+      <w:r>
+        <w:t xml:space="preserve"> </w:t>
+      </w:r>
+      <w:r>
+        <w:t xml:space="preserve">| 2016 UC Irvine School of Medicine Pediatric Interest Group, Orange County, CA</w:t>
       </w:r>
     </w:p>
     <w:p>
@@ -3921,6 +4000,39 @@
         <w:pStyle w:val="Compact"/>
       </w:pPr>
       <w:r>
+        <w:t xml:space="preserve">Health educator teaching nutrition and exercise to elementary students through UCI/CHOC partnership</w:t>
+      </w:r>
+    </w:p>
+    <w:p>
+      <w:pPr>
+        <w:numPr>
+          <w:ilvl w:val="0"/>
+          <w:numId w:val="1024"/>
+        </w:numPr>
+        <w:pStyle w:val="Compact"/>
+      </w:pPr>
+      <w:r>
+        <w:rPr>
+          <w:b/>
+        </w:rPr>
+        <w:t xml:space="preserve">Clinical Volunteer</w:t>
+      </w:r>
+      <w:r>
+        <w:t xml:space="preserve"> </w:t>
+      </w:r>
+      <w:r>
+        <w:t xml:space="preserve">| 2013 – 2014 COPE Health Solutions, St. John’s/Pleasant Valley Medical Centers, Ventura County, CA</w:t>
+      </w:r>
+    </w:p>
+    <w:p>
+      <w:pPr>
+        <w:numPr>
+          <w:ilvl w:val="1"/>
+          <w:numId w:val="1032"/>
+        </w:numPr>
+        <w:pStyle w:val="Compact"/>
+      </w:pPr>
+      <w:r>
         <w:t xml:space="preserve">Rotational volunteer experience across multiple clinical departments including emergency medicine and surgery</w:t>
       </w:r>
     </w:p>
@@ -3928,17 +4040,17 @@
       <w:pPr>
         <w:pStyle w:val="Heading2"/>
       </w:pPr>
-      <w:bookmarkStart w:id="80" w:name="technical-skills-and-certifications"/>
+      <w:bookmarkStart w:id="81" w:name="technical-skills-and-certifications"/>
       <w:r>
         <w:t xml:space="preserve">Technical Skills and Certifications</w:t>
       </w:r>
-      <w:bookmarkEnd w:id="80"/>
-    </w:p>
-    <w:p>
-      <w:pPr>
-        <w:numPr>
-          <w:ilvl w:val="0"/>
-          <w:numId w:val="1032"/>
+      <w:bookmarkEnd w:id="81"/>
+    </w:p>
+    <w:p>
+      <w:pPr>
+        <w:numPr>
+          <w:ilvl w:val="0"/>
+          <w:numId w:val="1033"/>
         </w:numPr>
         <w:pStyle w:val="Compact"/>
       </w:pPr>
@@ -3947,57 +4059,6 @@
           <w:b/>
         </w:rPr>
         <w:t xml:space="preserve">Programming &amp; Data Analysis</w:t>
-      </w:r>
-    </w:p>
-    <w:p>
-      <w:pPr>
-        <w:numPr>
-          <w:ilvl w:val="1"/>
-          <w:numId w:val="1033"/>
-        </w:numPr>
-        <w:pStyle w:val="Compact"/>
-      </w:pPr>
-      <w:r>
-        <w:t xml:space="preserve">R Programming: Advanced statistical analysis of 92,297+ patient genomic datasets, clinical outcomes research</w:t>
-      </w:r>
-    </w:p>
-    <w:p>
-      <w:pPr>
-        <w:numPr>
-          <w:ilvl w:val="1"/>
-          <w:numId w:val="1033"/>
-        </w:numPr>
-        <w:pStyle w:val="Compact"/>
-      </w:pPr>
-      <w:r>
-        <w:t xml:space="preserve">Python: Data science applications, machine learning implementations</w:t>
-      </w:r>
-    </w:p>
-    <w:p>
-      <w:pPr>
-        <w:numPr>
-          <w:ilvl w:val="1"/>
-          <w:numId w:val="1033"/>
-        </w:numPr>
-        <w:pStyle w:val="Compact"/>
-      </w:pPr>
-      <w:r>
-        <w:t xml:space="preserve">SQL: Database querying and management for clinical research studies</w:t>
-      </w:r>
-    </w:p>
-    <w:p>
-      <w:pPr>
-        <w:numPr>
-          <w:ilvl w:val="0"/>
-          <w:numId w:val="1032"/>
-        </w:numPr>
-        <w:pStyle w:val="Compact"/>
-      </w:pPr>
-      <w:r>
-        <w:rPr>
-          <w:b/>
-        </w:rPr>
-        <w:t xml:space="preserve">Research Methodology</w:t>
       </w:r>
     </w:p>
     <w:p>
@@ -4009,7 +4070,7 @@
         <w:pStyle w:val="Compact"/>
       </w:pPr>
       <w:r>
-        <w:t xml:space="preserve">Large-scale data analysis: Genomic medicine applications, clinical outcomes research</w:t>
+        <w:t xml:space="preserve">R Programming: Advanced statistical analysis of 92,297+ patient genomic datasets, clinical outcomes research</w:t>
       </w:r>
     </w:p>
     <w:p>
@@ -4021,7 +4082,7 @@
         <w:pStyle w:val="Compact"/>
       </w:pPr>
       <w:r>
-        <w:t xml:space="preserve">Statistical modeling: High-volume hypothesis testing, biostatistics</w:t>
+        <w:t xml:space="preserve">Python: Data science applications, machine learning implementations</w:t>
       </w:r>
     </w:p>
     <w:p>
@@ -4033,34 +4094,22 @@
         <w:pStyle w:val="Compact"/>
       </w:pPr>
       <w:r>
-        <w:t xml:space="preserve">Biorepository management: Specimen coordination for translational research studies</w:t>
-      </w:r>
-    </w:p>
-    <w:p>
-      <w:pPr>
-        <w:numPr>
-          <w:ilvl w:val="1"/>
-          <w:numId w:val="1034"/>
-        </w:numPr>
-        <w:pStyle w:val="Compact"/>
-      </w:pPr>
-      <w:r>
-        <w:t xml:space="preserve">Literature synthesis: Systematic review methodology, evidence-based analysis</w:t>
-      </w:r>
-    </w:p>
-    <w:p>
-      <w:pPr>
-        <w:numPr>
-          <w:ilvl w:val="0"/>
-          <w:numId w:val="1032"/>
-        </w:numPr>
-        <w:pStyle w:val="Compact"/>
-      </w:pPr>
-      <w:r>
-        <w:rPr>
-          <w:b/>
-        </w:rPr>
-        <w:t xml:space="preserve">Machine Learning &amp; AI</w:t>
+        <w:t xml:space="preserve">SQL: Database querying and management for clinical research studies</w:t>
+      </w:r>
+    </w:p>
+    <w:p>
+      <w:pPr>
+        <w:numPr>
+          <w:ilvl w:val="0"/>
+          <w:numId w:val="1033"/>
+        </w:numPr>
+        <w:pStyle w:val="Compact"/>
+      </w:pPr>
+      <w:r>
+        <w:rPr>
+          <w:b/>
+        </w:rPr>
+        <w:t xml:space="preserve">Research Methodology</w:t>
       </w:r>
     </w:p>
     <w:p>
@@ -4072,7 +4121,7 @@
         <w:pStyle w:val="Compact"/>
       </w:pPr>
       <w:r>
-        <w:t xml:space="preserve">AI for Medicine - DeepLearning.AI (2020): Medical imaging, clinical prediction models</w:t>
+        <w:t xml:space="preserve">Large-scale data analysis: Genomic medicine applications, clinical outcomes research</w:t>
       </w:r>
     </w:p>
     <w:p>
@@ -4084,7 +4133,7 @@
         <w:pStyle w:val="Compact"/>
       </w:pPr>
       <w:r>
-        <w:t xml:space="preserve">Machine Learning - Stanford University (2017): Supervised/unsupervised learning algorithms</w:t>
+        <w:t xml:space="preserve">Statistical modeling: High-volume hypothesis testing, biostatistics</w:t>
       </w:r>
     </w:p>
     <w:p>
@@ -4096,22 +4145,34 @@
         <w:pStyle w:val="Compact"/>
       </w:pPr>
       <w:r>
-        <w:t xml:space="preserve">Data Science Specialization - Johns Hopkins University (2016): R programming, statistical inference</w:t>
-      </w:r>
-    </w:p>
-    <w:p>
-      <w:pPr>
-        <w:numPr>
-          <w:ilvl w:val="0"/>
-          <w:numId w:val="1032"/>
-        </w:numPr>
-        <w:pStyle w:val="Compact"/>
-      </w:pPr>
-      <w:r>
-        <w:rPr>
-          <w:b/>
-        </w:rPr>
-        <w:t xml:space="preserve">Clinical Certifications</w:t>
+        <w:t xml:space="preserve">Biorepository management: Specimen coordination for translational research studies</w:t>
+      </w:r>
+    </w:p>
+    <w:p>
+      <w:pPr>
+        <w:numPr>
+          <w:ilvl w:val="1"/>
+          <w:numId w:val="1035"/>
+        </w:numPr>
+        <w:pStyle w:val="Compact"/>
+      </w:pPr>
+      <w:r>
+        <w:t xml:space="preserve">Literature synthesis: Systematic review methodology, evidence-based analysis</w:t>
+      </w:r>
+    </w:p>
+    <w:p>
+      <w:pPr>
+        <w:numPr>
+          <w:ilvl w:val="0"/>
+          <w:numId w:val="1033"/>
+        </w:numPr>
+        <w:pStyle w:val="Compact"/>
+      </w:pPr>
+      <w:r>
+        <w:rPr>
+          <w:b/>
+        </w:rPr>
+        <w:t xml:space="preserve">Machine Learning &amp; AI</w:t>
       </w:r>
     </w:p>
     <w:p>
@@ -4123,7 +4184,7 @@
         <w:pStyle w:val="Compact"/>
       </w:pPr>
       <w:r>
-        <w:t xml:space="preserve">Bleeding Control Basic - American College of Surgeons (2017)</w:t>
+        <w:t xml:space="preserve">AI for Medicine - DeepLearning.AI (2020): Medical imaging, clinical prediction models</w:t>
       </w:r>
     </w:p>
     <w:p>
@@ -4135,6 +4196,57 @@
         <w:pStyle w:val="Compact"/>
       </w:pPr>
       <w:r>
+        <w:t xml:space="preserve">Machine Learning - Stanford University (2017): Supervised/unsupervised learning algorithms</w:t>
+      </w:r>
+    </w:p>
+    <w:p>
+      <w:pPr>
+        <w:numPr>
+          <w:ilvl w:val="1"/>
+          <w:numId w:val="1036"/>
+        </w:numPr>
+        <w:pStyle w:val="Compact"/>
+      </w:pPr>
+      <w:r>
+        <w:t xml:space="preserve">Data Science Specialization - Johns Hopkins University (2016): R programming, statistical inference</w:t>
+      </w:r>
+    </w:p>
+    <w:p>
+      <w:pPr>
+        <w:numPr>
+          <w:ilvl w:val="0"/>
+          <w:numId w:val="1033"/>
+        </w:numPr>
+        <w:pStyle w:val="Compact"/>
+      </w:pPr>
+      <w:r>
+        <w:rPr>
+          <w:b/>
+        </w:rPr>
+        <w:t xml:space="preserve">Clinical Certifications</w:t>
+      </w:r>
+    </w:p>
+    <w:p>
+      <w:pPr>
+        <w:numPr>
+          <w:ilvl w:val="1"/>
+          <w:numId w:val="1037"/>
+        </w:numPr>
+        <w:pStyle w:val="Compact"/>
+      </w:pPr>
+      <w:r>
+        <w:t xml:space="preserve">Bleeding Control Basic - American College of Surgeons (2017)</w:t>
+      </w:r>
+    </w:p>
+    <w:p>
+      <w:pPr>
+        <w:numPr>
+          <w:ilvl w:val="1"/>
+          <w:numId w:val="1037"/>
+        </w:numPr>
+        <w:pStyle w:val="Compact"/>
+      </w:pPr>
+      <w:r>
         <w:t xml:space="preserve">Emergency Medical Technician - California EMSA License E084811 (2011-2017)</w:t>
       </w:r>
     </w:p>
@@ -4142,17 +4254,17 @@
       <w:pPr>
         <w:pStyle w:val="Heading2"/>
       </w:pPr>
-      <w:bookmarkStart w:id="81" w:name="professional-memberships"/>
+      <w:bookmarkStart w:id="82" w:name="professional-memberships"/>
       <w:r>
         <w:t xml:space="preserve">Professional Memberships</w:t>
       </w:r>
-      <w:bookmarkEnd w:id="81"/>
-    </w:p>
-    <w:p>
-      <w:pPr>
-        <w:numPr>
-          <w:ilvl w:val="0"/>
-          <w:numId w:val="1037"/>
+      <w:bookmarkEnd w:id="82"/>
+    </w:p>
+    <w:p>
+      <w:pPr>
+        <w:numPr>
+          <w:ilvl w:val="0"/>
+          <w:numId w:val="1038"/>
         </w:numPr>
         <w:pStyle w:val="Compact"/>
       </w:pPr>
@@ -4167,7 +4279,7 @@
       <w:pPr>
         <w:numPr>
           <w:ilvl w:val="0"/>
-          <w:numId w:val="1037"/>
+          <w:numId w:val="1038"/>
         </w:numPr>
         <w:pStyle w:val="Compact"/>
       </w:pPr>
@@ -4182,7 +4294,7 @@
       <w:pPr>
         <w:numPr>
           <w:ilvl w:val="0"/>
-          <w:numId w:val="1037"/>
+          <w:numId w:val="1038"/>
         </w:numPr>
         <w:pStyle w:val="Compact"/>
       </w:pPr>
@@ -4194,7 +4306,7 @@
       <w:pPr>
         <w:numPr>
           <w:ilvl w:val="0"/>
-          <w:numId w:val="1037"/>
+          <w:numId w:val="1038"/>
         </w:numPr>
         <w:pStyle w:val="Compact"/>
       </w:pPr>
@@ -4206,7 +4318,7 @@
       <w:pPr>
         <w:numPr>
           <w:ilvl w:val="0"/>
-          <w:numId w:val="1037"/>
+          <w:numId w:val="1038"/>
         </w:numPr>
         <w:pStyle w:val="Compact"/>
       </w:pPr>
@@ -4218,11 +4330,11 @@
       <w:pPr>
         <w:pStyle w:val="Heading2"/>
       </w:pPr>
-      <w:bookmarkStart w:id="82" w:name="cultural-competencies"/>
+      <w:bookmarkStart w:id="83" w:name="cultural-competencies"/>
       <w:r>
         <w:t xml:space="preserve">Cultural Competencies</w:t>
       </w:r>
-      <w:bookmarkEnd w:id="82"/>
+      <w:bookmarkEnd w:id="83"/>
     </w:p>
     <w:p>
       <w:pPr>
@@ -4236,17 +4348,17 @@
       <w:pPr>
         <w:pStyle w:val="Heading2"/>
       </w:pPr>
-      <w:bookmarkStart w:id="83" w:name="personal-interests"/>
+      <w:bookmarkStart w:id="84" w:name="personal-interests"/>
       <w:r>
         <w:t xml:space="preserve">Personal Interests</w:t>
       </w:r>
-      <w:bookmarkEnd w:id="83"/>
-    </w:p>
-    <w:p>
-      <w:pPr>
-        <w:numPr>
-          <w:ilvl w:val="0"/>
-          <w:numId w:val="1038"/>
+      <w:bookmarkEnd w:id="84"/>
+    </w:p>
+    <w:p>
+      <w:pPr>
+        <w:numPr>
+          <w:ilvl w:val="0"/>
+          <w:numId w:val="1039"/>
         </w:numPr>
         <w:pStyle w:val="Compact"/>
       </w:pPr>
@@ -4777,7 +4889,34 @@
     </w:lvlOverride>
   </w:num>
   <w:num w:numId="1022">
-    <w:abstractNumId w:val="991"/>
+    <w:abstractNumId w:val="99411"/>
+    <w:lvlOverride w:ilvl="0">
+      <w:startOverride w:val="1"/>
+    </w:lvlOverride>
+    <w:lvlOverride w:ilvl="1">
+      <w:startOverride w:val="1"/>
+    </w:lvlOverride>
+    <w:lvlOverride w:ilvl="2">
+      <w:startOverride w:val="1"/>
+    </w:lvlOverride>
+    <w:lvlOverride w:ilvl="3">
+      <w:startOverride w:val="1"/>
+    </w:lvlOverride>
+    <w:lvlOverride w:ilvl="4">
+      <w:startOverride w:val="1"/>
+    </w:lvlOverride>
+    <w:lvlOverride w:ilvl="5">
+      <w:startOverride w:val="1"/>
+    </w:lvlOverride>
+    <w:lvlOverride w:ilvl="6">
+      <w:startOverride w:val="1"/>
+    </w:lvlOverride>
+    <w:lvlOverride w:ilvl="7">
+      <w:startOverride w:val="1"/>
+    </w:lvlOverride>
+    <w:lvlOverride w:ilvl="8">
+      <w:startOverride w:val="1"/>
+    </w:lvlOverride>
   </w:num>
   <w:num w:numId="1023">
     <w:abstractNumId w:val="991"/>
@@ -4825,6 +4964,9 @@
     <w:abstractNumId w:val="991"/>
   </w:num>
   <w:num w:numId="1038">
+    <w:abstractNumId w:val="991"/>
+  </w:num>
+  <w:num w:numId="1039">
     <w:abstractNumId w:val="991"/>
   </w:num>
 </w:numbering>
